--- a/Engineering-Mathematics/Modul-Word/Modul-12-Fungsi-Tangga-Satuan-Heaviside.docx
+++ b/Engineering-Mathematics/Modul-Word/Modul-12-Fungsi-Tangga-Satuan-Heaviside.docx
@@ -9598,9 +9598,11 @@
     <w:sectPr>
       <w:headerReference w:type="default" r:id="rId15"/>
       <w:footerReference w:type="default" r:id="rId16"/>
+      <w:footerReference w:type="first" r:id="rId29"/>
       <w:pgSz w:w="11906" w:h="16838" w:code="9"/>
       <w:pgMar w:top="1701" w:right="1418" w:bottom="1418" w:left="1701" w:header="709" w:footer="709" w:gutter="0"/>
       <w:cols w:space="708"/>
+      <w:titlePg/>
       <w:docGrid w:linePitch="360"/>
     </w:sectPr>
   </w:body>
@@ -10155,6 +10157,16 @@
         </mc:Fallback>
       </mc:AlternateContent>
     </w:r>
+  </w:p>
+</w:ftr>
+</file>
+
+<file path=word/footer2.xml><?xml version="1.0" encoding="utf-8"?>
+<w:ftr xmlns:m="http://schemas.openxmlformats.org/officeDocument/2006/math" xmlns:mc="http://schemas.openxmlformats.org/markup-compatibility/2006" xmlns:mo="http://schemas.microsoft.com/office/mac/office/2008/main" xmlns:mv="urn:schemas-microsoft-com:mac:vml" xmlns:o="urn:schemas-microsoft-com:office:office" xmlns:r="http://schemas.openxmlformats.org/officeDocument/2006/relationships" xmlns:v="urn:schemas-microsoft-com:vml" xmlns:w10="urn:schemas-microsoft-com:office:word" xmlns:w14="http://schemas.microsoft.com/office/word/2010/wordml" xmlns:w="http://schemas.openxmlformats.org/wordprocessingml/2006/main" xmlns:wne="http://schemas.microsoft.com/office/word/2006/wordml" xmlns:wp14="http://schemas.microsoft.com/office/word/2010/wordprocessingDrawing" xmlns:wp="http://schemas.openxmlformats.org/drawingml/2006/wordprocessingDrawing" xmlns:wpc="http://schemas.microsoft.com/office/word/2010/wordprocessingCanvas" xmlns:wpg="http://schemas.microsoft.com/office/word/2010/wordprocessingGroup" xmlns:wpi="http://schemas.microsoft.com/office/word/2010/wordprocessingInk" xmlns:wps="http://schemas.microsoft.com/office/word/2010/wordprocessingShape" mc:Ignorable="w14 wp14">
+  <w:p>
+    <w:pPr>
+      <w:pStyle w:val="Footer"/>
+    </w:pPr>
   </w:p>
 </w:ftr>
 </file>

--- a/Engineering-Mathematics/Modul-Word/Modul-12-Fungsi-Tangga-Satuan-Heaviside.docx
+++ b/Engineering-Mathematics/Modul-Word/Modul-12-Fungsi-Tangga-Satuan-Heaviside.docx
@@ -6407,7 +6407,7 @@
           <w:color w:val="444444"/>
           <w:sz w:val="20"/>
         </w:rPr>
-        <w:t>Gambar 8. Cuplikan Cell 2: sp.laplace_transform() untuk transformasi Laplace Heaviside tertunda H(t-3) dan hasil Second Shift Theorem (t-2)^2*H(t-2).</w:t>
+        <w:t xml:space="preserve">Gambar 8. Potongan Cell 2: sp.laplace_transform() untuk transformasi Laplace Heaviside tertunda H(t-3) dan hasil Second Shift Theorem (t-2)^2*H(t-2).</w:t>
       </w:r>
     </w:p>
     <w:p>

--- a/Engineering-Mathematics/Modul-Word/Modul-12-Fungsi-Tangga-Satuan-Heaviside.docx
+++ b/Engineering-Mathematics/Modul-Word/Modul-12-Fungsi-Tangga-Satuan-Heaviside.docx
@@ -724,7 +724,26 @@
                                 <w:szCs w:val="20"/>
                                 <w:lang w:val="fi-FI"/>
                               </w:rPr>
-                              <w:t>Pertemuan ini membahas fungsi tangga satuan Heaviside H(t-a) sebagai building block matematis untuk seluruh sinyal diskontinu di engineering, mencakup konstruksi sinyal kompleks (pulse, step ber-tingkat, square wave, gigi gergaji), transformasi Laplace L{H(t-a)}=e^(-as)/s beserta Second Shift Theorem, periodicity theorem untuk sinyal periodik, workflow solve Persamaan Diferensial dengan input switching, serta aplikasi nyata pada PWM motor control, digital communication, switching power supply, step load test struktur, dan HVAC bang-bang control</w:t>
+                              <w:t xml:space="preserve">Pertemuan ini membahas fungsi tangga satuan Heaviside H(t-a) sebagai building block matematis untuk seluruh sinyal diskontinu di engineering, mencakup konstruksi sinyal kompleks (pulse, step ber-tingkat, square wave, gigi gergaji), transformasi Laplace L{H(t-a)}=e</w:t>
+                            </w:r>
+                            <w:r>
+                              <w:rPr>
+                                <w:rFonts w:ascii="Arial" w:hAnsi="Arial" w:cs="Arial"/>
+                                <w:sz w:val="20"/>
+                                <w:szCs w:val="20"/>
+                                <w:lang w:val="fi-FI"/>
+                                <w:vertAlign w:val="superscript"/>
+                              </w:rPr>
+                              <w:t xml:space="preserve">-as</w:t>
+                            </w:r>
+                            <w:r>
+                              <w:rPr>
+                                <w:rFonts w:ascii="Arial" w:hAnsi="Arial" w:cs="Arial"/>
+                                <w:sz w:val="20"/>
+                                <w:szCs w:val="20"/>
+                                <w:lang w:val="fi-FI"/>
+                              </w:rPr>
+                              <w:t xml:space="preserve">/s beserta Second Shift Theorem, periodicity theorem untuk sinyal periodik, workflow solve Persamaan Diferensial dengan input switching, serta aplikasi nyata pada PWM motor control, digital communication, switching power supply, step load test struktur, dan HVAC bang-bang control</w:t>
                             </w:r>
                           </w:p>
                         </w:txbxContent>
@@ -770,7 +789,26 @@
                           <w:szCs w:val="20"/>
                           <w:lang w:val="fi-FI"/>
                         </w:rPr>
-                        <w:t>Pertemuan ini membahas fungsi tangga satuan Heaviside H(t-a) sebagai building block matematis untuk seluruh sinyal diskontinu di engineering, mencakup konstruksi sinyal kompleks (pulse, step ber-tingkat, square wave, gigi gergaji), transformasi Laplace L{H(t-a)}=e^(-as)/s beserta Second Shift Theorem, periodicity theorem untuk sinyal periodik, workflow solve Persamaan Diferensial dengan input switching, serta aplikasi nyata pada PWM motor control, digital communication, switching power supply, step load test struktur, dan HVAC bang-bang control</w:t>
+                        <w:t xml:space="preserve">Pertemuan ini membahas fungsi tangga satuan Heaviside H(t-a) sebagai building block matematis untuk seluruh sinyal diskontinu di engineering, mencakup konstruksi sinyal kompleks (pulse, step ber-tingkat, square wave, gigi gergaji), transformasi Laplace L{H(t-a)}=e</w:t>
+                      </w:r>
+                      <w:r>
+                        <w:rPr>
+                          <w:rFonts w:ascii="Arial" w:hAnsi="Arial" w:cs="Arial"/>
+                          <w:sz w:val="20"/>
+                          <w:szCs w:val="20"/>
+                          <w:lang w:val="fi-FI"/>
+                          <w:vertAlign w:val="superscript"/>
+                        </w:rPr>
+                        <w:t xml:space="preserve">-as</w:t>
+                      </w:r>
+                      <w:r>
+                        <w:rPr>
+                          <w:rFonts w:ascii="Arial" w:hAnsi="Arial" w:cs="Arial"/>
+                          <w:sz w:val="20"/>
+                          <w:szCs w:val="20"/>
+                          <w:lang w:val="fi-FI"/>
+                        </w:rPr>
+                        <w:t xml:space="preserve">/s beserta Second Shift Theorem, periodicity theorem untuk sinyal periodik, workflow solve Persamaan Diferensial dengan input switching, serta aplikasi nyata pada PWM motor control, digital communication, switching power supply, step load test struktur, dan HVAC bang-bang control</w:t>
                       </w:r>
                     </w:p>
                   </w:txbxContent>
@@ -1379,7 +1417,7 @@
                                 <w:szCs w:val="20"/>
                                 <w:lang w:val="en-US"/>
                               </w:rPr>
-                              <w:t>myclass.mercubuana.ac.id</w:t>
+                              <w:t xml:space="preserve">myclass.mercubuana.ac·id</w:t>
                             </w:r>
                           </w:p>
                         </w:txbxContent>
@@ -1426,7 +1464,7 @@
                           <w:szCs w:val="20"/>
                           <w:lang w:val="en-US"/>
                         </w:rPr>
-                        <w:t>myclass.mercubuana.ac.id</w:t>
+                        <w:t xml:space="preserve">myclass.mercubuana.ac·id</w:t>
                       </w:r>
                     </w:p>
                   </w:txbxContent>
@@ -2512,7 +2550,7 @@
                                 <w:sz w:val="20"/>
                                 <w:szCs w:val="20"/>
                               </w:rPr>
-                              <w:t>www.mercubuana.ac.id</w:t>
+                              <w:t xml:space="preserve">www.mercubuana.ac·id</w:t>
                             </w:r>
                           </w:p>
                         </w:txbxContent>
@@ -2558,7 +2596,7 @@
                           <w:sz w:val="20"/>
                           <w:szCs w:val="20"/>
                         </w:rPr>
-                        <w:t>www.mercubuana.ac.id</w:t>
+                        <w:t xml:space="preserve">www.mercubuana.ac·id</w:t>
                       </w:r>
                     </w:p>
                   </w:txbxContent>
@@ -2670,16 +2708,16 @@
           <w:i w:val="0"/>
           <w:sz w:val="22"/>
         </w:rPr>
-        <w:t xml:space="preserve">Sekilas Sejarah Oliver Heaviside dan Kaitannya dengan Dirac Delta: </w:t>
-      </w:r>
-      <w:r>
-        <w:rPr>
-          <w:rFonts w:ascii="Arial" w:hAnsi="Arial" w:cs="Arial"/>
-          <w:b w:val="0"/>
-          <w:i w:val="0"/>
-          <w:sz w:val="22"/>
-        </w:rPr>
-        <w:t>Nama Heaviside diambil dari Oliver Heaviside, seorang insinyur listrik otodidak asal Inggris pada akhir abad ke-19 yang mengembangkan kalkulus operasional untuk menganalisis sirkuit telegraf lintas Samudra Atlantik, jauh sebelum Transformasi Laplace dirumuskan secara matematis ketat oleh generasi setelahnya. Heaviside memperkenalkan notasi step function untuk memodelkan saklar yang dinyalakan pada waktu tertentu, sebuah kebutuhan praktis di dunia rekayasa telekomunikasi yang tidak terpecahkan oleh kalkulus klasik. Menariknya, turunan distribusi dari fungsi Heaviside adalah fungsi impuls Dirac delta(t), yaitu dH(t)/dt = delta(t), sebuah hubungan yang menjembatani teori fungsi tangga dengan teori distribusi modern yang dirumuskan lebih rigor oleh Laurent Schwartz pada pertengahan abad ke-20. Hubungan timbal balik ini menegaskan bahwa Heaviside dan Dirac delta adalah dua sisi mata uang yang sama, satu memodelkan aktivasi bertahan (sustained), satu lagi memodelkan lonjakan sesaat (instantaneous).</w:t>
+        <w:t xml:space="preserve">Sekilas Sejarah Oliver Heaviside dan Kaitannya dengan Dirac Δ: </w:t>
+      </w:r>
+      <w:r>
+        <w:rPr>
+          <w:rFonts w:ascii="Arial" w:hAnsi="Arial" w:cs="Arial"/>
+          <w:b w:val="0"/>
+          <w:i w:val="0"/>
+          <w:sz w:val="22"/>
+        </w:rPr>
+        <w:t xml:space="preserve">Nama Heaviside diambil dari Oliver Heaviside, seorang insinyur listrik otodidak asal Inggris pada akhir abad ke-19 yang mengembangkan kalkulus operasional untuk menganalisis sirkuit telegraf lintas Samudra Atlantik, jauh sebelum Transformasi Laplace dirumuskan secara matematis ketat oleh generasi setelahnya. Heaviside memperkenalkan notasi step function untuk memodelkan saklar yang dinyalakan pada waktu tertentu, sebuah kebutuhan praktis di dunia rekayasa telekomunikasi yang tidak terpecahkan oleh kalkulus klasik. Menariknya, turunan distribusi dari fungsi Heaviside adalah fungsi impuls Dirac δ(t), yaitu dH(t)/dt = δ(t), sebuah hubungan yang menjembatani teori fungsi tangga dengan teori distribusi modern yang dirumuskan lebih rigor oleh Laurent Schwartz pada pertengahan abad ke-20. Hubungan timbal balik ini menegaskan bahwa Heaviside dan Dirac δ adalah dua sisi mata uang yang sama, satu memodelkan aktivasi bertahan (sustained), satu lagi memodelkan lonjakan sesaat (instantaneous).</w:t>
       </w:r>
     </w:p>
     <w:p>
@@ -2906,6 +2944,15 @@
         </w:rPr>
         <w:t>Fungsi tangga satuan (unit step function) Heaviside didefinisikan sebagai fungsi piecewise paling sederhana yang mungkin ada, bernilai nol sebelum titik a dan bernilai satu sesudahnya, dengan lompatan (jump) tepat sebesar satu satuan yang terjadi persis di t = a.</w:t>
       </w:r>
+      <w:r>
+        <w:rPr>
+          <w:rFonts w:ascii="Arial" w:hAnsi="Arial" w:cs="Arial"/>
+          <w:b w:val="0"/>
+          <w:i w:val="0"/>
+          <w:sz w:val="22"/>
+        </w:rPr>
+        <w:t xml:space="preserve"> Hubungan ini dirangkum dalam Persamaan (1).</w:t>
+      </w:r>
     </w:p>
     <w:p>
       <w:pPr>
@@ -2920,7 +2967,17 @@
           <w:color w:val="305496"/>
           <w:sz w:val="22"/>
         </w:rPr>
-        <w:t>H(t-a) = 0 untuk t &lt; a,  H(t-a) = 1 untuk t &gt;= a</w:t>
+        <w:t xml:space="preserve">H(t-a) = 0 untuk t &lt; a,  H(t-a) = 1 untuk t ≥ a</w:t>
+      </w:r>
+      <w:r>
+        <w:rPr>
+          <w:rFonts w:ascii="Arial" w:hAnsi="Arial" w:cs="Arial"/>
+          <w:b/>
+          <w:i/>
+          <w:color w:val="305496"/>
+          <w:sz w:val="22"/>
+        </w:rPr>
+        <w:t xml:space="preserve">   (1)</w:t>
       </w:r>
     </w:p>
     <w:p>
@@ -3224,7 +3281,7 @@
                 <w:i w:val="0"/>
                 <w:sz w:val="19"/>
               </w:rPr>
-              <w:t>f(t) = sum ci * H(t-ai)</w:t>
+              <w:t xml:space="preserve">f(t) = sum ci·H(t-ai)</w:t>
             </w:r>
           </w:p>
         </w:tc>
@@ -3307,7 +3364,7 @@
                 <w:i w:val="0"/>
                 <w:sz w:val="19"/>
               </w:rPr>
-              <w:t>f(t) = (t-a)*[H(t-a)-H(t-b)]</w:t>
+              <w:t xml:space="preserve">f(t) = (t-a)·[H(t-a)-H(t-b)]</w:t>
             </w:r>
           </w:p>
         </w:tc>
@@ -3390,7 +3447,7 @@
                 <w:i w:val="0"/>
                 <w:sz w:val="19"/>
               </w:rPr>
-              <w:t>f(t) = sum [(t-nT)*H(t-nT) - (t-nT)*H(t-nT-T)]</w:t>
+              <w:t xml:space="preserve">f(t) = sum [(t-nT)·H(t-nT) - (t-nT)·H(t-nT-T)]</w:t>
             </w:r>
           </w:p>
         </w:tc>
@@ -3471,7 +3528,26 @@
                 <w:i w:val="0"/>
                 <w:sz w:val="19"/>
               </w:rPr>
-              <w:t>f(t) = sum (-1)^n * H(t-nT)</w:t>
+              <w:t xml:space="preserve">f(t) = sum (-1)</w:t>
+            </w:r>
+            <w:r>
+              <w:rPr>
+                <w:rFonts w:ascii="Arial" w:hAnsi="Arial" w:cs="Arial"/>
+                <w:b w:val="0"/>
+                <w:i w:val="0"/>
+                <w:sz w:val="19"/>
+                <w:vertAlign w:val="superscript"/>
+              </w:rPr>
+              <w:t xml:space="preserve">n</w:t>
+            </w:r>
+            <w:r>
+              <w:rPr>
+                <w:rFonts w:ascii="Arial" w:hAnsi="Arial" w:cs="Arial"/>
+                <w:b w:val="0"/>
+                <w:i w:val="0"/>
+                <w:sz w:val="19"/>
+              </w:rPr>
+              <w:t xml:space="preserve">·H(t-nT)</w:t>
             </w:r>
           </w:p>
         </w:tc>
@@ -3625,7 +3701,72 @@
           <w:i w:val="0"/>
           <w:sz w:val="22"/>
         </w:rPr>
-        <w:t>Keterampilan paling penting pada bagian ini adalah mengonversi deskripsi fungsi piecewise (yang biasanya diberikan sebagai daftar interval dan nilai) menjadi satu ekspresi tunggal dalam notasi Heaviside, sebab bentuk tunggal inilah yang dapat langsung ditransformasi Laplace lewat linieritas. Aturan kuncinya sederhana, yaitu setiap kali fungsi melompat (jump) di titik t=ai sebesar delta_i (nilai sesudah dikurangi nilai sebelum), tambahkan term delta_i kali H(t-ai) ke ekspresi.</w:t>
+        <w:t xml:space="preserve">Keterampilan paling penting pada bagian ini adalah mengonversi deskripsi fungsi piecewise (yang biasanya diberikan sebagai daftar interval dan nilai) menjadi satu ekspresi tunggal dalam notasi Heaviside, sebab bentuk tunggal inilah yang dapat langsung ditransformasi Laplace lewat linieritas. Aturan kuncinya sederhana, yaitu setiap kali fungsi melompat (jump) di titik t=ai sebesar </w:t>
+      </w:r>
+      <w:r>
+        <w:rPr>
+          <w:rFonts w:ascii="Arial" w:hAnsi="Arial" w:cs="Arial"/>
+          <w:b w:val="0"/>
+          <w:i w:val="0"/>
+          <w:sz w:val="22"/>
+        </w:rPr>
+        <w:t xml:space="preserve">δ</w:t>
+      </w:r>
+      <w:r>
+        <w:rPr>
+          <w:rFonts w:ascii="Arial" w:hAnsi="Arial" w:cs="Arial"/>
+          <w:b w:val="0"/>
+          <w:i w:val="0"/>
+          <w:sz w:val="22"/>
+          <w:vertAlign w:val="subscript"/>
+        </w:rPr>
+        <w:t xml:space="preserve">i</w:t>
+      </w:r>
+      <w:r>
+        <w:rPr>
+          <w:rFonts w:ascii="Arial" w:hAnsi="Arial" w:cs="Arial"/>
+          <w:b w:val="0"/>
+          <w:i w:val="0"/>
+          <w:sz w:val="22"/>
+        </w:rPr>
+        <w:t xml:space="preserve"> (nilai sesudah dikurangi nilai sebelum), tambahkan term </w:t>
+      </w:r>
+      <w:r>
+        <w:rPr>
+          <w:rFonts w:ascii="Arial" w:hAnsi="Arial" w:cs="Arial"/>
+          <w:b w:val="0"/>
+          <w:i w:val="0"/>
+          <w:sz w:val="22"/>
+        </w:rPr>
+        <w:t xml:space="preserve">δ</w:t>
+      </w:r>
+      <w:r>
+        <w:rPr>
+          <w:rFonts w:ascii="Arial" w:hAnsi="Arial" w:cs="Arial"/>
+          <w:b w:val="0"/>
+          <w:i w:val="0"/>
+          <w:sz w:val="22"/>
+          <w:vertAlign w:val="subscript"/>
+        </w:rPr>
+        <w:t xml:space="preserve">i</w:t>
+      </w:r>
+      <w:r>
+        <w:rPr>
+          <w:rFonts w:ascii="Arial" w:hAnsi="Arial" w:cs="Arial"/>
+          <w:b w:val="0"/>
+          <w:i w:val="0"/>
+          <w:sz w:val="22"/>
+        </w:rPr>
+        <w:t xml:space="preserve"> kali H(t-ai) ke ekspresi.</w:t>
+      </w:r>
+      <w:r>
+        <w:rPr>
+          <w:rFonts w:ascii="Arial" w:hAnsi="Arial" w:cs="Arial"/>
+          <w:b w:val="0"/>
+          <w:i w:val="0"/>
+          <w:sz w:val="22"/>
+        </w:rPr>
+        <w:t xml:space="preserve"> Bentuk ringkasnya dituliskan pada Persamaan (2).</w:t>
       </w:r>
     </w:p>
     <w:p>
@@ -3641,7 +3782,234 @@
           <w:color w:val="305496"/>
           <w:sz w:val="22"/>
         </w:rPr>
-        <w:t>f(t) = f0 + (f1-f0)*H(t-a1) + (f2-f1)*H(t-a2) + ...   [tiap term = besar lompatan pada titik ai]</w:t>
+        <w:t xml:space="preserve">f(t) = </w:t>
+      </w:r>
+      <w:r>
+        <w:rPr>
+          <w:rFonts w:ascii="Arial" w:hAnsi="Arial" w:cs="Arial"/>
+          <w:b/>
+          <w:i/>
+          <w:color w:val="305496"/>
+          <w:sz w:val="22"/>
+        </w:rPr>
+        <w:t xml:space="preserve">f</w:t>
+      </w:r>
+      <w:r>
+        <w:rPr>
+          <w:rFonts w:ascii="Arial" w:hAnsi="Arial" w:cs="Arial"/>
+          <w:b/>
+          <w:i/>
+          <w:color w:val="305496"/>
+          <w:sz w:val="22"/>
+          <w:vertAlign w:val="subscript"/>
+        </w:rPr>
+        <w:t xml:space="preserve">0</w:t>
+      </w:r>
+      <w:r>
+        <w:rPr>
+          <w:rFonts w:ascii="Arial" w:hAnsi="Arial" w:cs="Arial"/>
+          <w:b/>
+          <w:i/>
+          <w:color w:val="305496"/>
+          <w:sz w:val="22"/>
+        </w:rPr>
+        <w:t xml:space="preserve"> + (</w:t>
+      </w:r>
+      <w:r>
+        <w:rPr>
+          <w:rFonts w:ascii="Arial" w:hAnsi="Arial" w:cs="Arial"/>
+          <w:b/>
+          <w:i/>
+          <w:color w:val="305496"/>
+          <w:sz w:val="22"/>
+        </w:rPr>
+        <w:t xml:space="preserve">f</w:t>
+      </w:r>
+      <w:r>
+        <w:rPr>
+          <w:rFonts w:ascii="Arial" w:hAnsi="Arial" w:cs="Arial"/>
+          <w:b/>
+          <w:i/>
+          <w:color w:val="305496"/>
+          <w:sz w:val="22"/>
+          <w:vertAlign w:val="subscript"/>
+        </w:rPr>
+        <w:t xml:space="preserve">1</w:t>
+      </w:r>
+      <w:r>
+        <w:rPr>
+          <w:rFonts w:ascii="Arial" w:hAnsi="Arial" w:cs="Arial"/>
+          <w:b/>
+          <w:i/>
+          <w:color w:val="305496"/>
+          <w:sz w:val="22"/>
+        </w:rPr>
+        <w:t xml:space="preserve">-</w:t>
+      </w:r>
+      <w:r>
+        <w:rPr>
+          <w:rFonts w:ascii="Arial" w:hAnsi="Arial" w:cs="Arial"/>
+          <w:b/>
+          <w:i/>
+          <w:color w:val="305496"/>
+          <w:sz w:val="22"/>
+        </w:rPr>
+        <w:t xml:space="preserve">f</w:t>
+      </w:r>
+      <w:r>
+        <w:rPr>
+          <w:rFonts w:ascii="Arial" w:hAnsi="Arial" w:cs="Arial"/>
+          <w:b/>
+          <w:i/>
+          <w:color w:val="305496"/>
+          <w:sz w:val="22"/>
+          <w:vertAlign w:val="subscript"/>
+        </w:rPr>
+        <w:t xml:space="preserve">0</w:t>
+      </w:r>
+      <w:r>
+        <w:rPr>
+          <w:rFonts w:ascii="Arial" w:hAnsi="Arial" w:cs="Arial"/>
+          <w:b/>
+          <w:i/>
+          <w:color w:val="305496"/>
+          <w:sz w:val="22"/>
+        </w:rPr>
+        <w:t xml:space="preserve">)·H(t-</w:t>
+      </w:r>
+      <w:r>
+        <w:rPr>
+          <w:rFonts w:ascii="Arial" w:hAnsi="Arial" w:cs="Arial"/>
+          <w:b/>
+          <w:i/>
+          <w:color w:val="305496"/>
+          <w:sz w:val="22"/>
+        </w:rPr>
+        <w:t xml:space="preserve">a</w:t>
+      </w:r>
+      <w:r>
+        <w:rPr>
+          <w:rFonts w:ascii="Arial" w:hAnsi="Arial" w:cs="Arial"/>
+          <w:b/>
+          <w:i/>
+          <w:color w:val="305496"/>
+          <w:sz w:val="22"/>
+          <w:vertAlign w:val="subscript"/>
+        </w:rPr>
+        <w:t xml:space="preserve">1</w:t>
+      </w:r>
+      <w:r>
+        <w:rPr>
+          <w:rFonts w:ascii="Arial" w:hAnsi="Arial" w:cs="Arial"/>
+          <w:b/>
+          <w:i/>
+          <w:color w:val="305496"/>
+          <w:sz w:val="22"/>
+        </w:rPr>
+        <w:t xml:space="preserve">) + (</w:t>
+      </w:r>
+      <w:r>
+        <w:rPr>
+          <w:rFonts w:ascii="Arial" w:hAnsi="Arial" w:cs="Arial"/>
+          <w:b/>
+          <w:i/>
+          <w:color w:val="305496"/>
+          <w:sz w:val="22"/>
+        </w:rPr>
+        <w:t xml:space="preserve">f</w:t>
+      </w:r>
+      <w:r>
+        <w:rPr>
+          <w:rFonts w:ascii="Arial" w:hAnsi="Arial" w:cs="Arial"/>
+          <w:b/>
+          <w:i/>
+          <w:color w:val="305496"/>
+          <w:sz w:val="22"/>
+          <w:vertAlign w:val="subscript"/>
+        </w:rPr>
+        <w:t xml:space="preserve">2</w:t>
+      </w:r>
+      <w:r>
+        <w:rPr>
+          <w:rFonts w:ascii="Arial" w:hAnsi="Arial" w:cs="Arial"/>
+          <w:b/>
+          <w:i/>
+          <w:color w:val="305496"/>
+          <w:sz w:val="22"/>
+        </w:rPr>
+        <w:t xml:space="preserve">-</w:t>
+      </w:r>
+      <w:r>
+        <w:rPr>
+          <w:rFonts w:ascii="Arial" w:hAnsi="Arial" w:cs="Arial"/>
+          <w:b/>
+          <w:i/>
+          <w:color w:val="305496"/>
+          <w:sz w:val="22"/>
+        </w:rPr>
+        <w:t xml:space="preserve">f</w:t>
+      </w:r>
+      <w:r>
+        <w:rPr>
+          <w:rFonts w:ascii="Arial" w:hAnsi="Arial" w:cs="Arial"/>
+          <w:b/>
+          <w:i/>
+          <w:color w:val="305496"/>
+          <w:sz w:val="22"/>
+          <w:vertAlign w:val="subscript"/>
+        </w:rPr>
+        <w:t xml:space="preserve">1</w:t>
+      </w:r>
+      <w:r>
+        <w:rPr>
+          <w:rFonts w:ascii="Arial" w:hAnsi="Arial" w:cs="Arial"/>
+          <w:b/>
+          <w:i/>
+          <w:color w:val="305496"/>
+          <w:sz w:val="22"/>
+        </w:rPr>
+        <w:t xml:space="preserve">)·H(t-</w:t>
+      </w:r>
+      <w:r>
+        <w:rPr>
+          <w:rFonts w:ascii="Arial" w:hAnsi="Arial" w:cs="Arial"/>
+          <w:b/>
+          <w:i/>
+          <w:color w:val="305496"/>
+          <w:sz w:val="22"/>
+        </w:rPr>
+        <w:t xml:space="preserve">a</w:t>
+      </w:r>
+      <w:r>
+        <w:rPr>
+          <w:rFonts w:ascii="Arial" w:hAnsi="Arial" w:cs="Arial"/>
+          <w:b/>
+          <w:i/>
+          <w:color w:val="305496"/>
+          <w:sz w:val="22"/>
+          <w:vertAlign w:val="subscript"/>
+        </w:rPr>
+        <w:t xml:space="preserve">2</w:t>
+      </w:r>
+      <w:r>
+        <w:rPr>
+          <w:rFonts w:ascii="Arial" w:hAnsi="Arial" w:cs="Arial"/>
+          <w:b/>
+          <w:i/>
+          <w:color w:val="305496"/>
+          <w:sz w:val="22"/>
+        </w:rPr>
+        <w:t xml:space="preserve">) + ...   [tiap term = besar lompatan pada titik ai]</w:t>
+      </w:r>
+      <w:r>
+        <w:rPr>
+          <w:rFonts w:ascii="Arial" w:hAnsi="Arial" w:cs="Arial"/>
+          <w:b/>
+          <w:i/>
+          <w:color w:val="305496"/>
+          <w:sz w:val="22"/>
+        </w:rPr>
+        <w:t xml:space="preserve">   (2)</w:t>
       </w:r>
     </w:p>
     <w:p>
@@ -3665,7 +4033,16 @@
           <w:i w:val="0"/>
           <w:sz w:val="22"/>
         </w:rPr>
-        <w:t>Konversikan fungsi pulse yang bernilai 0 untuk t&lt;2 atau t&gt;=5, dan bernilai 4 untuk 2&lt;=t&lt;5, ke notasi Heaviside. Identifikasi titik switching, yaitu t=2 (lompat dari 0 ke 4, delta=+4) dan t=5 (lompat dari 4 ke 0, delta=-4). Terapkan aturan jump: f(t) = 0 + 4*H(t-2) - 4*H(t-5) = 4*[H(t-2)-H(t-5)], persis bentuk pulse rectangular pada Gambar 2 dengan c=4, a=2, b=5.</w:t>
+        <w:t xml:space="preserve">Konversikan fungsi pulse yang bernilai 0 untuk t&lt;2 atau t≥5, dan bernilai 4 untuk 2≤t&lt;5, ke notasi Heaviside. Identifikasi titik switching, yaitu t=2 (lompat dari 0 ke 4, δ=+4) dan t=5 (lompat dari 4 ke 0, δ=-4). Terapkan aturan jump: f(t) = 0 + 4·H(t-2) - 4·H(t-5) = 4·[H(t-2)-H(t-5)], persis bentuk pulse rectangular pada Gambar 2 dengan c=4, a=2, b=5.</w:t>
+      </w:r>
+      <w:r>
+        <w:rPr>
+          <w:rFonts w:ascii="Arial" w:hAnsi="Arial" w:cs="Arial"/>
+          <w:b w:val="0"/>
+          <w:i w:val="0"/>
+          <w:sz w:val="22"/>
+        </w:rPr>
+        <w:t xml:space="preserve"> Persamaan (3) memadatkan aturan tersebut.</w:t>
       </w:r>
     </w:p>
     <w:p>
@@ -3681,7 +4058,17 @@
           <w:color w:val="305496"/>
           <w:sz w:val="22"/>
         </w:rPr>
-        <w:t>f(t) = 4*[H(t-2) - H(t-5)]</w:t>
+        <w:t xml:space="preserve">f(t) = 4·[H(t-2) - H(t-5)]</w:t>
+      </w:r>
+      <w:r>
+        <w:rPr>
+          <w:rFonts w:ascii="Arial" w:hAnsi="Arial" w:cs="Arial"/>
+          <w:b/>
+          <w:i/>
+          <w:color w:val="305496"/>
+          <w:sz w:val="22"/>
+        </w:rPr>
+        <w:t xml:space="preserve">   (3)</w:t>
       </w:r>
     </w:p>
     <w:p>
@@ -3705,7 +4092,16 @@
           <w:i w:val="0"/>
           <w:sz w:val="22"/>
         </w:rPr>
-        <w:t>Konversikan fungsi staircase 0/1/0 (bernilai 0 untuk t&lt;0, 1 untuk 0&lt;t&lt;1, 0 untuk t&gt;1) ke notasi Heaviside, lalu konversikan pula fungsi ramp yang mulai naik linier sejak t=1 dengan kemiringan 1, berhenti naik dan turun ke nol tepat di t=2. Untuk kasus pertama, titik switching t=0 (lompat 0 ke 1, delta=+1) dan t=1 (lompat 1 ke 0, delta=-1), sehingga f(t) = H(t) - H(t-1). Untuk kasus kedua, ramp dimulai dengan menyalakan (t-1)*H(t-1) di t=1, lalu di t=2 ramp yang sudah mencapai nilai 1 harus dihentikan pertumbuhannya sekaligus dijatuhkan ke nol, dicapai dengan mengurangkan salinan ramp yang sama -(t-1)*H(t-2) (menghentikan pertumbuhan linier) dan -H(t-2) (menjatuhkan sisa nilai konstan menjadi nol).</w:t>
+        <w:t xml:space="preserve">Konversikan fungsi staircase 0/1/0 (bernilai 0 untuk t&lt;0, 1 untuk 0&lt;t&lt;1, 0 untuk t&gt;1) ke notasi Heaviside, lalu konversikan pula fungsi ramp yang mulai naik linier sejak t=1 dengan kemiringan 1, berhenti naik dan turun ke nol tepat di t=2. Untuk kasus pertama, titik switching t=0 (lompat 0 ke 1, δ=+1) dan t=1 (lompat 1 ke 0, δ=-1), sehingga f(t) = H(t) - H(t-1). Untuk kasus kedua, ramp dimulai dengan menyalakan (t-1)·H(t-1) di t=1, lalu di t=2 ramp yang sudah mencapai nilai 1 harus dihentikan pertumbuhannya sekaligus dijatuhkan ke nol, dicapai dengan mengurangkan salinan ramp yang sama -(t-1)·H(t-2) (menghentikan pertumbuhan linier) dan -H(t-2) (menjatuhkan sisa nilai konstan menjadi nol).</w:t>
+      </w:r>
+      <w:r>
+        <w:rPr>
+          <w:rFonts w:ascii="Arial" w:hAnsi="Arial" w:cs="Arial"/>
+          <w:b w:val="0"/>
+          <w:i w:val="0"/>
+          <w:sz w:val="22"/>
+        </w:rPr>
+        <w:t xml:space="preserve"> Rangkuman kuantitatifnya tertulis pada Persamaan (4).</w:t>
       </w:r>
     </w:p>
     <w:p>
@@ -3721,7 +4117,17 @@
           <w:color w:val="305496"/>
           <w:sz w:val="22"/>
         </w:rPr>
-        <w:t>Staircase: f(t) = H(t) - H(t-1)     Ramp berhenti: f(t) = (t-1)*H(t-1) - (t-1)*H(t-2) - H(t-2)</w:t>
+        <w:t xml:space="preserve">Staircase: f(t) = H(t) - H(t-1)     Ramp berhenti: f(t) = (t-1)·H(t-1) - (t-1)·H(t-2) - H(t-2)</w:t>
+      </w:r>
+      <w:r>
+        <w:rPr>
+          <w:rFonts w:ascii="Arial" w:hAnsi="Arial" w:cs="Arial"/>
+          <w:b/>
+          <w:i/>
+          <w:color w:val="305496"/>
+          <w:sz w:val="22"/>
+        </w:rPr>
+        <w:t xml:space="preserve">   (4)</w:t>
       </w:r>
     </w:p>
     <w:p>
@@ -3794,6 +4200,15 @@
         </w:rPr>
         <w:t>Kekuatan sesungguhnya dari fungsi Heaviside di rekayasa bukan sekadar kemampuan konstruksi sinyal, melainkan karena transformasi Laplace-nya sangat rapi, jauh berbeda dengan fungsi diskontinu pada umumnya yang sulit ditransformasi secara analitik. Transformasi ini diperoleh langsung dari definisi integral, dengan batas bawah integrasi bergeser dari 0 menjadi a karena integran bernilai nol untuk t&lt;a.</w:t>
       </w:r>
+      <w:r>
+        <w:rPr>
+          <w:rFonts w:ascii="Arial" w:hAnsi="Arial" w:cs="Arial"/>
+          <w:b w:val="0"/>
+          <w:i w:val="0"/>
+          <w:sz w:val="22"/>
+        </w:rPr>
+        <w:t xml:space="preserve"> Hubungan ini dirangkum dalam Persamaan (5).</w:t>
+      </w:r>
     </w:p>
     <w:p>
       <w:pPr>
@@ -3808,7 +4223,59 @@
           <w:color w:val="305496"/>
           <w:sz w:val="22"/>
         </w:rPr>
-        <w:t>L{H(t-a)} = integral dari a sampai tak hingga  e^(-st) * 1 dt = e^(-as)/s   (a &gt;= 0)</w:t>
+        <w:t xml:space="preserve">L{H(t-a)} = integral dari a sampai tak hingga  e</w:t>
+      </w:r>
+      <w:r>
+        <w:rPr>
+          <w:rFonts w:ascii="Arial" w:hAnsi="Arial" w:cs="Arial"/>
+          <w:b/>
+          <w:i/>
+          <w:color w:val="305496"/>
+          <w:sz w:val="22"/>
+          <w:vertAlign w:val="superscript"/>
+        </w:rPr>
+        <w:t xml:space="preserve">-st</w:t>
+      </w:r>
+      <w:r>
+        <w:rPr>
+          <w:rFonts w:ascii="Arial" w:hAnsi="Arial" w:cs="Arial"/>
+          <w:b/>
+          <w:i/>
+          <w:color w:val="305496"/>
+          <w:sz w:val="22"/>
+        </w:rPr>
+        <w:t xml:space="preserve">·1 dt = e</w:t>
+      </w:r>
+      <w:r>
+        <w:rPr>
+          <w:rFonts w:ascii="Arial" w:hAnsi="Arial" w:cs="Arial"/>
+          <w:b/>
+          <w:i/>
+          <w:color w:val="305496"/>
+          <w:sz w:val="22"/>
+          <w:vertAlign w:val="superscript"/>
+        </w:rPr>
+        <w:t xml:space="preserve">-as</w:t>
+      </w:r>
+      <w:r>
+        <w:rPr>
+          <w:rFonts w:ascii="Arial" w:hAnsi="Arial" w:cs="Arial"/>
+          <w:b/>
+          <w:i/>
+          <w:color w:val="305496"/>
+          <w:sz w:val="22"/>
+        </w:rPr>
+        <w:t xml:space="preserve">/s   (a ≥ 0)</w:t>
+      </w:r>
+      <w:r>
+        <w:rPr>
+          <w:rFonts w:ascii="Arial" w:hAnsi="Arial" w:cs="Arial"/>
+          <w:b/>
+          <w:i/>
+          <w:color w:val="305496"/>
+          <w:sz w:val="22"/>
+        </w:rPr>
+        <w:t xml:space="preserve">   (5)</w:t>
       </w:r>
     </w:p>
     <w:p>
@@ -3832,7 +4299,35 @@
           <w:i w:val="0"/>
           <w:sz w:val="22"/>
         </w:rPr>
-        <w:t>Faktor e^(-as) pada hasil transformasi disebut delay operator di domain s, sebab faktor inilah yang secara umum muncul setiap kali sebuah sinyal digeser sejauh a satuan waktu, terlepas dari bentuk sinyal aslinya. Generalisasi hubungan ini dirumuskan lewat Second Shift Theorem (dikenal pula sebagai t-shifting theorem), teorema paling penting pada pertemuan ini karena menjadi jembatan antara pergeseran waktu di domain t dengan perkalian eksponensial di domain s.</w:t>
+        <w:t xml:space="preserve">Faktor e</w:t>
+      </w:r>
+      <w:r>
+        <w:rPr>
+          <w:rFonts w:ascii="Arial" w:hAnsi="Arial" w:cs="Arial"/>
+          <w:b w:val="0"/>
+          <w:i w:val="0"/>
+          <w:sz w:val="22"/>
+          <w:vertAlign w:val="superscript"/>
+        </w:rPr>
+        <w:t xml:space="preserve">-as</w:t>
+      </w:r>
+      <w:r>
+        <w:rPr>
+          <w:rFonts w:ascii="Arial" w:hAnsi="Arial" w:cs="Arial"/>
+          <w:b w:val="0"/>
+          <w:i w:val="0"/>
+          <w:sz w:val="22"/>
+        </w:rPr>
+        <w:t xml:space="preserve"> pada hasil transformasi disebut delay operator di domain s, sebab faktor inilah yang secara umum muncul setiap kali sebuah sinyal digeser sejauh a satuan waktu, terlepas dari bentuk sinyal aslinya. Generalisasi hubungan ini dirumuskan lewat Second Shift Theorem (dikenal pula sebagai t-shifting theorem), teorema paling penting pada pertemuan ini karena menjadi jembatan antara pergeseran waktu di domain t dengan perkalian eksponensial di domain s.</w:t>
+      </w:r>
+      <w:r>
+        <w:rPr>
+          <w:rFonts w:ascii="Arial" w:hAnsi="Arial" w:cs="Arial"/>
+          <w:b w:val="0"/>
+          <w:i w:val="0"/>
+          <w:sz w:val="22"/>
+        </w:rPr>
+        <w:t xml:space="preserve"> Bentuk ringkasnya dituliskan pada Persamaan (6).</w:t>
       </w:r>
     </w:p>
     <w:p>
@@ -3848,7 +4343,38 @@
           <w:color w:val="305496"/>
           <w:sz w:val="22"/>
         </w:rPr>
-        <w:t>Second Shift Theorem:  L{f(t-a) * H(t-a)} = e^(-as) * F(s),   dengan F(s) = L{f(t)}</w:t>
+        <w:t xml:space="preserve">Second Shift Theorem:  L{f(t-a)·H(t-a)} = e</w:t>
+      </w:r>
+      <w:r>
+        <w:rPr>
+          <w:rFonts w:ascii="Arial" w:hAnsi="Arial" w:cs="Arial"/>
+          <w:b/>
+          <w:i/>
+          <w:color w:val="305496"/>
+          <w:sz w:val="22"/>
+          <w:vertAlign w:val="superscript"/>
+        </w:rPr>
+        <w:t xml:space="preserve">-as</w:t>
+      </w:r>
+      <w:r>
+        <w:rPr>
+          <w:rFonts w:ascii="Arial" w:hAnsi="Arial" w:cs="Arial"/>
+          <w:b/>
+          <w:i/>
+          <w:color w:val="305496"/>
+          <w:sz w:val="22"/>
+        </w:rPr>
+        <w:t xml:space="preserve">·F(s),   dengan F(s) = L{f(t)}</w:t>
+      </w:r>
+      <w:r>
+        <w:rPr>
+          <w:rFonts w:ascii="Arial" w:hAnsi="Arial" w:cs="Arial"/>
+          <w:b/>
+          <w:i/>
+          <w:color w:val="305496"/>
+          <w:sz w:val="22"/>
+        </w:rPr>
+        <w:t xml:space="preserve">   (6)</w:t>
       </w:r>
     </w:p>
     <w:p>
@@ -3863,7 +4389,7 @@
           <w:i w:val="0"/>
           <w:sz w:val="22"/>
         </w:rPr>
-        <w:t xml:space="preserve">Perangkap Umum, f(t-a)*H(t-a) versus f(t)*H(t-a): </w:t>
+        <w:t xml:space="preserve">Perangkap Umum, f(t-a)·H(t-a) versus f(t)·H(t-a): </w:t>
       </w:r>
       <w:r>
         <w:rPr>
@@ -3929,7 +4455,7 @@
           <w:color w:val="444444"/>
           <w:sz w:val="20"/>
         </w:rPr>
-        <w:t>Gambar 4. Perbandingan Second Shift sejati f(t-a)*H(t-a) (panel kiri, bentuk fungsi ikut digeser) dengan bentuk yang keliru f(t)*H(t-a) (panel kanan, bentuk fungsi tidak digeser, hanya dipotong pada t=a).</w:t>
+        <w:t xml:space="preserve">Gambar 4. Perbandingan Second Shift sejati f(t-a)·H(t-a) (panel kiri, bentuk fungsi ikut digeser) dengan bentuk yang keliru f(t)·H(t-a) (panel kanan, bentuk fungsi tidak digeser, hanya dipotong pada t=a).</w:t>
       </w:r>
     </w:p>
     <w:p>
@@ -3953,7 +4479,26 @@
           <w:i w:val="0"/>
           <w:sz w:val="22"/>
         </w:rPr>
-        <w:t>Gambar 4 memperjelas bahwa pada panel kiri, kurva oranye f(t-a)*H(t-a) adalah salinan persis dari kurva biru putus-putus f(t) yang digeser ke kanan sejauh a, baru kemudian dinolkan sebelum t=a. Sebaliknya pada panel kanan, kurva f(t)*H(t-a) hanya memotong (truncate) kurva asli tanpa menggesernya, sehingga bentuk gelombang yang muncul setelah t=a berbeda sama sekali dari bentuk aslinya jika dihitung mulai dari titik nol yang baru. Hanya bentuk pada panel kiri yang memiliki rumus transformasi sederhana e^(-as)*F(s); bentuk pada panel kanan memerlukan penulisan ulang f(t) terlebih dahulu (lihat trik reformulasi pada Contoh 3 di bawah) sebelum Second Shift Theorem dapat diterapkan.</w:t>
+        <w:t xml:space="preserve">Gambar 4 memperjelas bahwa pada panel kiri, kurva oranye f(t-a)·H(t-a) adalah salinan persis dari kurva biru putus-putus f(t) yang digeser ke kanan sejauh a, baru kemudian dinolkan sebelum t=a. Sebaliknya pada panel kanan, kurva f(t)·H(t-a) hanya memotong (truncate) kurva asli tanpa menggesernya, sehingga bentuk gelombang yang muncul setelah t=a berbeda sama sekali dari bentuk aslinya jika dihitung mulai dari titik nol yang baru. Hanya bentuk pada panel kiri yang memiliki rumus transformasi sederhana e</w:t>
+      </w:r>
+      <w:r>
+        <w:rPr>
+          <w:rFonts w:ascii="Arial" w:hAnsi="Arial" w:cs="Arial"/>
+          <w:b w:val="0"/>
+          <w:i w:val="0"/>
+          <w:sz w:val="22"/>
+          <w:vertAlign w:val="superscript"/>
+        </w:rPr>
+        <w:t xml:space="preserve">-as</w:t>
+      </w:r>
+      <w:r>
+        <w:rPr>
+          <w:rFonts w:ascii="Arial" w:hAnsi="Arial" w:cs="Arial"/>
+          <w:b w:val="0"/>
+          <w:i w:val="0"/>
+          <w:sz w:val="22"/>
+        </w:rPr>
+        <w:t xml:space="preserve">·F(s); bentuk pada panel kanan memerlukan penulisan ulang f(t) terlebih dahulu (lihat trik reformulasi pada Contoh 3 di bawah) sebelum Second Shift Theorem dapat diterapkan.</w:t>
       </w:r>
     </w:p>
     <w:p>
@@ -3984,7 +4529,35 @@
           <w:i w:val="0"/>
           <w:sz w:val="22"/>
         </w:rPr>
-        <w:t>Menggabungkan rumus dasar L{H(t-a)}=e^(-as)/s dengan linieritas, transformasi pulse rectangular c*[H(t-a)-H(t-b)] diperoleh langsung tanpa perlu integrasi ulang.</w:t>
+        <w:t xml:space="preserve">Menggabungkan rumus dasar L{H(t-a)}=e</w:t>
+      </w:r>
+      <w:r>
+        <w:rPr>
+          <w:rFonts w:ascii="Arial" w:hAnsi="Arial" w:cs="Arial"/>
+          <w:b w:val="0"/>
+          <w:i w:val="0"/>
+          <w:sz w:val="22"/>
+          <w:vertAlign w:val="superscript"/>
+        </w:rPr>
+        <w:t xml:space="preserve">-as</w:t>
+      </w:r>
+      <w:r>
+        <w:rPr>
+          <w:rFonts w:ascii="Arial" w:hAnsi="Arial" w:cs="Arial"/>
+          <w:b w:val="0"/>
+          <w:i w:val="0"/>
+          <w:sz w:val="22"/>
+        </w:rPr>
+        <w:t xml:space="preserve">/s dengan linieritas, transformasi pulse rectangular c·[H(t-a)-H(t-b)] diperoleh langsung tanpa perlu integrasi ulang.</w:t>
+      </w:r>
+      <w:r>
+        <w:rPr>
+          <w:rFonts w:ascii="Arial" w:hAnsi="Arial" w:cs="Arial"/>
+          <w:b w:val="0"/>
+          <w:i w:val="0"/>
+          <w:sz w:val="22"/>
+        </w:rPr>
+        <w:t xml:space="preserve"> Persamaan (7) memadatkan aturan tersebut.</w:t>
       </w:r>
     </w:p>
     <w:p>
@@ -4000,7 +4573,59 @@
           <w:color w:val="305496"/>
           <w:sz w:val="22"/>
         </w:rPr>
-        <w:t>L{c*[H(t-a) - H(t-b)]} = (c/s) * (e^(-as) - e^(-bs))</w:t>
+        <w:t xml:space="preserve">L{c·[H(t-a) - H(t-b)]} = (c/s)·(e</w:t>
+      </w:r>
+      <w:r>
+        <w:rPr>
+          <w:rFonts w:ascii="Arial" w:hAnsi="Arial" w:cs="Arial"/>
+          <w:b/>
+          <w:i/>
+          <w:color w:val="305496"/>
+          <w:sz w:val="22"/>
+          <w:vertAlign w:val="superscript"/>
+        </w:rPr>
+        <w:t xml:space="preserve">-as</w:t>
+      </w:r>
+      <w:r>
+        <w:rPr>
+          <w:rFonts w:ascii="Arial" w:hAnsi="Arial" w:cs="Arial"/>
+          <w:b/>
+          <w:i/>
+          <w:color w:val="305496"/>
+          <w:sz w:val="22"/>
+        </w:rPr>
+        <w:t xml:space="preserve"> - e</w:t>
+      </w:r>
+      <w:r>
+        <w:rPr>
+          <w:rFonts w:ascii="Arial" w:hAnsi="Arial" w:cs="Arial"/>
+          <w:b/>
+          <w:i/>
+          <w:color w:val="305496"/>
+          <w:sz w:val="22"/>
+          <w:vertAlign w:val="superscript"/>
+        </w:rPr>
+        <w:t xml:space="preserve">-bs</w:t>
+      </w:r>
+      <w:r>
+        <w:rPr>
+          <w:rFonts w:ascii="Arial" w:hAnsi="Arial" w:cs="Arial"/>
+          <w:b/>
+          <w:i/>
+          <w:color w:val="305496"/>
+          <w:sz w:val="22"/>
+        </w:rPr>
+        <w:t xml:space="preserve">)</w:t>
+      </w:r>
+      <w:r>
+        <w:rPr>
+          <w:rFonts w:ascii="Arial" w:hAnsi="Arial" w:cs="Arial"/>
+          <w:b/>
+          <w:i/>
+          <w:color w:val="305496"/>
+          <w:sz w:val="22"/>
+        </w:rPr>
+        <w:t xml:space="preserve">   (7)</w:t>
       </w:r>
     </w:p>
     <w:p>
@@ -4024,7 +4649,92 @@
           <w:i w:val="0"/>
           <w:sz w:val="22"/>
         </w:rPr>
-        <w:t>Hitung transformasi Laplace pulse magnitudo 5 yang aktif pada 2&lt;=t&lt;7. Tulis p(t) = 5*[H(t-2)-H(t-7)], lebar pulse = 5 detik. Substitusi langsung ke rumus: P(s) = 5*[e^(-2s)/s - e^(-7s)/s] = (5/s)*(e^(-2s)-e^(-7s)).</w:t>
+        <w:t xml:space="preserve">Hitung transformasi Laplace pulse magnitudo 5 yang aktif pada 2≤t&lt;7. Tulis p(t) = 5·[H(t-2)-H(t-7)], lebar pulse = 5 detik. Substitusi langsung ke rumus: P(s) = 5·[e</w:t>
+      </w:r>
+      <w:r>
+        <w:rPr>
+          <w:rFonts w:ascii="Arial" w:hAnsi="Arial" w:cs="Arial"/>
+          <w:b w:val="0"/>
+          <w:i w:val="0"/>
+          <w:sz w:val="22"/>
+          <w:vertAlign w:val="superscript"/>
+        </w:rPr>
+        <w:t xml:space="preserve">-2s</w:t>
+      </w:r>
+      <w:r>
+        <w:rPr>
+          <w:rFonts w:ascii="Arial" w:hAnsi="Arial" w:cs="Arial"/>
+          <w:b w:val="0"/>
+          <w:i w:val="0"/>
+          <w:sz w:val="22"/>
+        </w:rPr>
+        <w:t xml:space="preserve">/s - e</w:t>
+      </w:r>
+      <w:r>
+        <w:rPr>
+          <w:rFonts w:ascii="Arial" w:hAnsi="Arial" w:cs="Arial"/>
+          <w:b w:val="0"/>
+          <w:i w:val="0"/>
+          <w:sz w:val="22"/>
+          <w:vertAlign w:val="superscript"/>
+        </w:rPr>
+        <w:t xml:space="preserve">-7s</w:t>
+      </w:r>
+      <w:r>
+        <w:rPr>
+          <w:rFonts w:ascii="Arial" w:hAnsi="Arial" w:cs="Arial"/>
+          <w:b w:val="0"/>
+          <w:i w:val="0"/>
+          <w:sz w:val="22"/>
+        </w:rPr>
+        <w:t xml:space="preserve">/s] = (5/s)·(e</w:t>
+      </w:r>
+      <w:r>
+        <w:rPr>
+          <w:rFonts w:ascii="Arial" w:hAnsi="Arial" w:cs="Arial"/>
+          <w:b w:val="0"/>
+          <w:i w:val="0"/>
+          <w:sz w:val="22"/>
+          <w:vertAlign w:val="superscript"/>
+        </w:rPr>
+        <w:t xml:space="preserve">-2s</w:t>
+      </w:r>
+      <w:r>
+        <w:rPr>
+          <w:rFonts w:ascii="Arial" w:hAnsi="Arial" w:cs="Arial"/>
+          <w:b w:val="0"/>
+          <w:i w:val="0"/>
+          <w:sz w:val="22"/>
+        </w:rPr>
+        <w:t xml:space="preserve">-e</w:t>
+      </w:r>
+      <w:r>
+        <w:rPr>
+          <w:rFonts w:ascii="Arial" w:hAnsi="Arial" w:cs="Arial"/>
+          <w:b w:val="0"/>
+          <w:i w:val="0"/>
+          <w:sz w:val="22"/>
+          <w:vertAlign w:val="superscript"/>
+        </w:rPr>
+        <w:t xml:space="preserve">-7s</w:t>
+      </w:r>
+      <w:r>
+        <w:rPr>
+          <w:rFonts w:ascii="Arial" w:hAnsi="Arial" w:cs="Arial"/>
+          <w:b w:val="0"/>
+          <w:i w:val="0"/>
+          <w:sz w:val="22"/>
+        </w:rPr>
+        <w:t xml:space="preserve">).</w:t>
+      </w:r>
+      <w:r>
+        <w:rPr>
+          <w:rFonts w:ascii="Arial" w:hAnsi="Arial" w:cs="Arial"/>
+          <w:b w:val="0"/>
+          <w:i w:val="0"/>
+          <w:sz w:val="22"/>
+        </w:rPr>
+        <w:t xml:space="preserve"> Rangkuman kuantitatifnya tertulis pada Persamaan (8).</w:t>
       </w:r>
     </w:p>
     <w:p>
@@ -4040,7 +4750,59 @@
           <w:color w:val="305496"/>
           <w:sz w:val="22"/>
         </w:rPr>
-        <w:t>P(s) = (5/s) * (e^(-2s) - e^(-7s))</w:t>
+        <w:t xml:space="preserve">P(s) = (5/s)·(e</w:t>
+      </w:r>
+      <w:r>
+        <w:rPr>
+          <w:rFonts w:ascii="Arial" w:hAnsi="Arial" w:cs="Arial"/>
+          <w:b/>
+          <w:i/>
+          <w:color w:val="305496"/>
+          <w:sz w:val="22"/>
+          <w:vertAlign w:val="superscript"/>
+        </w:rPr>
+        <w:t xml:space="preserve">-2s</w:t>
+      </w:r>
+      <w:r>
+        <w:rPr>
+          <w:rFonts w:ascii="Arial" w:hAnsi="Arial" w:cs="Arial"/>
+          <w:b/>
+          <w:i/>
+          <w:color w:val="305496"/>
+          <w:sz w:val="22"/>
+        </w:rPr>
+        <w:t xml:space="preserve"> - e</w:t>
+      </w:r>
+      <w:r>
+        <w:rPr>
+          <w:rFonts w:ascii="Arial" w:hAnsi="Arial" w:cs="Arial"/>
+          <w:b/>
+          <w:i/>
+          <w:color w:val="305496"/>
+          <w:sz w:val="22"/>
+          <w:vertAlign w:val="superscript"/>
+        </w:rPr>
+        <w:t xml:space="preserve">-7s</w:t>
+      </w:r>
+      <w:r>
+        <w:rPr>
+          <w:rFonts w:ascii="Arial" w:hAnsi="Arial" w:cs="Arial"/>
+          <w:b/>
+          <w:i/>
+          <w:color w:val="305496"/>
+          <w:sz w:val="22"/>
+        </w:rPr>
+        <w:t xml:space="preserve">)</w:t>
+      </w:r>
+      <w:r>
+        <w:rPr>
+          <w:rFonts w:ascii="Arial" w:hAnsi="Arial" w:cs="Arial"/>
+          <w:b/>
+          <w:i/>
+          <w:color w:val="305496"/>
+          <w:sz w:val="22"/>
+        </w:rPr>
+        <w:t xml:space="preserve">   (8)</w:t>
       </w:r>
     </w:p>
     <w:p>
@@ -4064,7 +4826,102 @@
           <w:i w:val="0"/>
           <w:sz w:val="22"/>
         </w:rPr>
-        <w:t>Untuk sequence pulse (pulse train tidak periodik dengan banyak pulse independen), linieritas berlaku term demi term. Sinyal kontrol motor dengan tiga pulse berbeda, yaitu pulse pertama 12 volt pada t antara 0 dan 0,1, pulse kedua 8 volt pada t antara 0,5 dan 0,7, dan pulse ketiga -5 volt (arah terbalik/reverse) pada t antara 1,0 dan 1,2, ditulis sebagai u(t) = 12*[H(t)-H(t-0,1)] + 8*[H(t-0,5)-H(t-0,7)] - 5*[H(t-1,0)-H(t-1,2)]. Transformasinya U(s) = (12/s)*(1-e^(-0,1s)) + (8/s)*(e^(-0,5s)-e^(-0,7s)) - (5/s)*(e^(-s)-e^(-1,2s)), yaitu jumlah tiga rumus pulse dasar tanpa perlu manipulasi tambahan.</w:t>
+        <w:t xml:space="preserve">Untuk sequence pulse (pulse train tidak periodik dengan banyak pulse independen), linieritas berlaku term demi term. Sinyal kontrol motor dengan tiga pulse berbeda, yaitu pulse pertama 12 volt pada t antara 0 dan 0,1, pulse kedua 8 volt pada t antara 0,5 dan 0,7, dan pulse ketiga -5 volt (arah terbalik/reverse) pada t antara 1,0 dan 1,2, ditulis sebagai u(t) = 12·[H(t)-H(t-0,1)] + 8·[H(t-0,5)-H(t-0,7)] - 5·[H(t-1,0)-H(t-1,2)]. Transformasinya U(s) = (12/s)·(1-e</w:t>
+      </w:r>
+      <w:r>
+        <w:rPr>
+          <w:rFonts w:ascii="Arial" w:hAnsi="Arial" w:cs="Arial"/>
+          <w:b w:val="0"/>
+          <w:i w:val="0"/>
+          <w:sz w:val="22"/>
+          <w:vertAlign w:val="superscript"/>
+        </w:rPr>
+        <w:t xml:space="preserve">-0,1s</w:t>
+      </w:r>
+      <w:r>
+        <w:rPr>
+          <w:rFonts w:ascii="Arial" w:hAnsi="Arial" w:cs="Arial"/>
+          <w:b w:val="0"/>
+          <w:i w:val="0"/>
+          <w:sz w:val="22"/>
+        </w:rPr>
+        <w:t xml:space="preserve">) + (8/s)·(e</w:t>
+      </w:r>
+      <w:r>
+        <w:rPr>
+          <w:rFonts w:ascii="Arial" w:hAnsi="Arial" w:cs="Arial"/>
+          <w:b w:val="0"/>
+          <w:i w:val="0"/>
+          <w:sz w:val="22"/>
+          <w:vertAlign w:val="superscript"/>
+        </w:rPr>
+        <w:t xml:space="preserve">-0,5s</w:t>
+      </w:r>
+      <w:r>
+        <w:rPr>
+          <w:rFonts w:ascii="Arial" w:hAnsi="Arial" w:cs="Arial"/>
+          <w:b w:val="0"/>
+          <w:i w:val="0"/>
+          <w:sz w:val="22"/>
+        </w:rPr>
+        <w:t xml:space="preserve">-e</w:t>
+      </w:r>
+      <w:r>
+        <w:rPr>
+          <w:rFonts w:ascii="Arial" w:hAnsi="Arial" w:cs="Arial"/>
+          <w:b w:val="0"/>
+          <w:i w:val="0"/>
+          <w:sz w:val="22"/>
+          <w:vertAlign w:val="superscript"/>
+        </w:rPr>
+        <w:t xml:space="preserve">-0,7s</w:t>
+      </w:r>
+      <w:r>
+        <w:rPr>
+          <w:rFonts w:ascii="Arial" w:hAnsi="Arial" w:cs="Arial"/>
+          <w:b w:val="0"/>
+          <w:i w:val="0"/>
+          <w:sz w:val="22"/>
+        </w:rPr>
+        <w:t xml:space="preserve">) - (5/s)·(e</w:t>
+      </w:r>
+      <w:r>
+        <w:rPr>
+          <w:rFonts w:ascii="Arial" w:hAnsi="Arial" w:cs="Arial"/>
+          <w:b w:val="0"/>
+          <w:i w:val="0"/>
+          <w:sz w:val="22"/>
+          <w:vertAlign w:val="superscript"/>
+        </w:rPr>
+        <w:t xml:space="preserve">-s</w:t>
+      </w:r>
+      <w:r>
+        <w:rPr>
+          <w:rFonts w:ascii="Arial" w:hAnsi="Arial" w:cs="Arial"/>
+          <w:b w:val="0"/>
+          <w:i w:val="0"/>
+          <w:sz w:val="22"/>
+        </w:rPr>
+        <w:t xml:space="preserve">-e</w:t>
+      </w:r>
+      <w:r>
+        <w:rPr>
+          <w:rFonts w:ascii="Arial" w:hAnsi="Arial" w:cs="Arial"/>
+          <w:b w:val="0"/>
+          <w:i w:val="0"/>
+          <w:sz w:val="22"/>
+          <w:vertAlign w:val="superscript"/>
+        </w:rPr>
+        <w:t xml:space="preserve">-1,2s</w:t>
+      </w:r>
+      <w:r>
+        <w:rPr>
+          <w:rFonts w:ascii="Arial" w:hAnsi="Arial" w:cs="Arial"/>
+          <w:b w:val="0"/>
+          <w:i w:val="0"/>
+          <w:sz w:val="22"/>
+        </w:rPr>
+        <w:t xml:space="preserve">), yaitu jumlah tiga rumus pulse dasar tanpa perlu manipulasi tambahan.</w:t>
       </w:r>
     </w:p>
     <w:p>
@@ -4088,7 +4945,111 @@
           <w:i w:val="0"/>
           <w:sz w:val="22"/>
         </w:rPr>
-        <w:t>Untuk pulse berbentuk fungsi (bukan rectangular), yaitu f(t)*[H(t-a)-H(t-b)], diperlukan trik reformulasi sebelum Second Shift Theorem dapat diterapkan pada term H(t-b), sebab bentuk asli f(t) tidak otomatis tergeser. Kasus half-sine pulse (memodelkan gaya impak palu uji getaran), f(t) = sin(pi*t/T)*[H(t)-H(t-T)] untuk T=1: sinyal ini aktif pada [0,1]. Untuk term kedua, tulis ulang sin(pi*t) = sin(pi*(t-1)+pi) = -sin(pi*(t-1)) memakai identitas sudut, sehingga f(t) = sin(pi*t)*H(t) - sin(pi*t)*H(t-1) = sin(pi*t)*H(t) + sin(pi*(t-1))*H(t-1), bentuk terakhir inilah yang sudah sesuai syarat Second Shift Theorem pada kedua term. Dengan L{sin(pi*t)}=pi/(s^2+pi^2), hasil akhir F(s) = [pi/(s^2+pi^2)] * (1+e^(-s)).</w:t>
+        <w:t xml:space="preserve">Untuk pulse berbentuk fungsi (bukan rectangular), yaitu f(t)·[H(t-a)-H(t-b)], diperlukan trik reformulasi sebelum Second Shift Theorem dapat diterapkan pada term H(t-b), sebab bentuk asli f(t) tidak otomatis tergeser. Kasus half-sine pulse (memodelkan gaya impak palu uji getaran), f(t) = sin(π·t/T)·[H(t)-H(t-T)] untuk T=1: sinyal ini aktif pada [0,1]. Untuk term kedua, tulis ulang sin(π·t) = sin(π·(t-1)+π) = -sin(π·(t-1)) memakai identitas sudut, sehingga f(t) = sin(π·t)·H(t) - sin(π·t)·H(t-1) = sin(π·t)·H(t) + sin(π·(t-1))·H(t-1), bentuk terakhir inilah yang sudah sesuai syarat Second Shift Theorem pada kedua term. Dengan L{sin(π·t)}=π/(s</w:t>
+      </w:r>
+      <w:r>
+        <w:rPr>
+          <w:rFonts w:ascii="Arial" w:hAnsi="Arial" w:cs="Arial"/>
+          <w:b w:val="0"/>
+          <w:i w:val="0"/>
+          <w:sz w:val="22"/>
+          <w:vertAlign w:val="superscript"/>
+        </w:rPr>
+        <w:t xml:space="preserve">2</w:t>
+      </w:r>
+      <w:r>
+        <w:rPr>
+          <w:rFonts w:ascii="Arial" w:hAnsi="Arial" w:cs="Arial"/>
+          <w:b w:val="0"/>
+          <w:i w:val="0"/>
+          <w:sz w:val="22"/>
+        </w:rPr>
+        <w:t xml:space="preserve">+π</w:t>
+      </w:r>
+      <w:r>
+        <w:rPr>
+          <w:rFonts w:ascii="Arial" w:hAnsi="Arial" w:cs="Arial"/>
+          <w:b w:val="0"/>
+          <w:i w:val="0"/>
+          <w:sz w:val="22"/>
+          <w:vertAlign w:val="superscript"/>
+        </w:rPr>
+        <w:t xml:space="preserve">2</w:t>
+      </w:r>
+      <w:r>
+        <w:rPr>
+          <w:rFonts w:ascii="Arial" w:hAnsi="Arial" w:cs="Arial"/>
+          <w:b w:val="0"/>
+          <w:i w:val="0"/>
+          <w:sz w:val="22"/>
+        </w:rPr>
+        <w:t xml:space="preserve">), hasil akhir F(s) = [π/(s</w:t>
+      </w:r>
+      <w:r>
+        <w:rPr>
+          <w:rFonts w:ascii="Arial" w:hAnsi="Arial" w:cs="Arial"/>
+          <w:b w:val="0"/>
+          <w:i w:val="0"/>
+          <w:sz w:val="22"/>
+          <w:vertAlign w:val="superscript"/>
+        </w:rPr>
+        <w:t xml:space="preserve">2</w:t>
+      </w:r>
+      <w:r>
+        <w:rPr>
+          <w:rFonts w:ascii="Arial" w:hAnsi="Arial" w:cs="Arial"/>
+          <w:b w:val="0"/>
+          <w:i w:val="0"/>
+          <w:sz w:val="22"/>
+        </w:rPr>
+        <w:t xml:space="preserve">+π</w:t>
+      </w:r>
+      <w:r>
+        <w:rPr>
+          <w:rFonts w:ascii="Arial" w:hAnsi="Arial" w:cs="Arial"/>
+          <w:b w:val="0"/>
+          <w:i w:val="0"/>
+          <w:sz w:val="22"/>
+          <w:vertAlign w:val="superscript"/>
+        </w:rPr>
+        <w:t xml:space="preserve">2</w:t>
+      </w:r>
+      <w:r>
+        <w:rPr>
+          <w:rFonts w:ascii="Arial" w:hAnsi="Arial" w:cs="Arial"/>
+          <w:b w:val="0"/>
+          <w:i w:val="0"/>
+          <w:sz w:val="22"/>
+        </w:rPr>
+        <w:t xml:space="preserve">)]·(1+e</w:t>
+      </w:r>
+      <w:r>
+        <w:rPr>
+          <w:rFonts w:ascii="Arial" w:hAnsi="Arial" w:cs="Arial"/>
+          <w:b w:val="0"/>
+          <w:i w:val="0"/>
+          <w:sz w:val="22"/>
+          <w:vertAlign w:val="superscript"/>
+        </w:rPr>
+        <w:t xml:space="preserve">-s</w:t>
+      </w:r>
+      <w:r>
+        <w:rPr>
+          <w:rFonts w:ascii="Arial" w:hAnsi="Arial" w:cs="Arial"/>
+          <w:b w:val="0"/>
+          <w:i w:val="0"/>
+          <w:sz w:val="22"/>
+        </w:rPr>
+        <w:t xml:space="preserve">).</w:t>
+      </w:r>
+      <w:r>
+        <w:rPr>
+          <w:rFonts w:ascii="Arial" w:hAnsi="Arial" w:cs="Arial"/>
+          <w:b w:val="0"/>
+          <w:i w:val="0"/>
+          <w:sz w:val="22"/>
+        </w:rPr>
+        <w:t xml:space="preserve"> Hubungan ini dirangkum dalam Persamaan (9).</w:t>
       </w:r>
     </w:p>
     <w:p>
@@ -4104,7 +5065,80 @@
           <w:color w:val="305496"/>
           <w:sz w:val="22"/>
         </w:rPr>
-        <w:t>F(s) = [pi/(s^2+pi^2)] * (1 + e^(-s))    [reformulasi wajib sebelum Second Shift bila fungsi bukan rectangular]</w:t>
+        <w:t xml:space="preserve">F(s) = [π/(s</w:t>
+      </w:r>
+      <w:r>
+        <w:rPr>
+          <w:rFonts w:ascii="Arial" w:hAnsi="Arial" w:cs="Arial"/>
+          <w:b/>
+          <w:i/>
+          <w:color w:val="305496"/>
+          <w:sz w:val="22"/>
+          <w:vertAlign w:val="superscript"/>
+        </w:rPr>
+        <w:t xml:space="preserve">2</w:t>
+      </w:r>
+      <w:r>
+        <w:rPr>
+          <w:rFonts w:ascii="Arial" w:hAnsi="Arial" w:cs="Arial"/>
+          <w:b/>
+          <w:i/>
+          <w:color w:val="305496"/>
+          <w:sz w:val="22"/>
+        </w:rPr>
+        <w:t xml:space="preserve">+π</w:t>
+      </w:r>
+      <w:r>
+        <w:rPr>
+          <w:rFonts w:ascii="Arial" w:hAnsi="Arial" w:cs="Arial"/>
+          <w:b/>
+          <w:i/>
+          <w:color w:val="305496"/>
+          <w:sz w:val="22"/>
+          <w:vertAlign w:val="superscript"/>
+        </w:rPr>
+        <w:t xml:space="preserve">2</w:t>
+      </w:r>
+      <w:r>
+        <w:rPr>
+          <w:rFonts w:ascii="Arial" w:hAnsi="Arial" w:cs="Arial"/>
+          <w:b/>
+          <w:i/>
+          <w:color w:val="305496"/>
+          <w:sz w:val="22"/>
+        </w:rPr>
+        <w:t xml:space="preserve">)]·(1 + e</w:t>
+      </w:r>
+      <w:r>
+        <w:rPr>
+          <w:rFonts w:ascii="Arial" w:hAnsi="Arial" w:cs="Arial"/>
+          <w:b/>
+          <w:i/>
+          <w:color w:val="305496"/>
+          <w:sz w:val="22"/>
+          <w:vertAlign w:val="superscript"/>
+        </w:rPr>
+        <w:t xml:space="preserve">-s</w:t>
+      </w:r>
+      <w:r>
+        <w:rPr>
+          <w:rFonts w:ascii="Arial" w:hAnsi="Arial" w:cs="Arial"/>
+          <w:b/>
+          <w:i/>
+          <w:color w:val="305496"/>
+          <w:sz w:val="22"/>
+        </w:rPr>
+        <w:t xml:space="preserve">)    [reformulasi wajib sebelum Second Shift bila fungsi bukan rectangular]</w:t>
+      </w:r>
+      <w:r>
+        <w:rPr>
+          <w:rFonts w:ascii="Arial" w:hAnsi="Arial" w:cs="Arial"/>
+          <w:b/>
+          <w:i/>
+          <w:color w:val="305496"/>
+          <w:sz w:val="22"/>
+        </w:rPr>
+        <w:t xml:space="preserve">   (9)</w:t>
       </w:r>
     </w:p>
     <w:p>
@@ -4128,7 +5162,83 @@
           <w:i w:val="0"/>
           <w:sz w:val="22"/>
         </w:rPr>
-        <w:t>Kelima pasangan transformasi pada Tabel 2 sesungguhnya semuanya adalah kasus khusus dari bentuk umum Second Shift Theorem pada baris terakhir tabel, e^(-as)*F(s), hanya berbeda pada F(s) asal yang diambil dari tabel dasar Pertemuan 11 (konstanta, polinomial t^n, sinusoid, atau eksponensial). Strategi praktis membaca tabel: begitu suatu F(s) hasil transformasi mengandung faktor e^(-as), segera identifikasi dua hal, yaitu nilai a (waktu switching/delay) dari eksponen, dan bentuk F(s) tanpa faktor eksponensial tersebut (dicocokkan ke tabel dasar Laplace) untuk menentukan bentuk fungsi f(t) yang digeser. Kebiasaan memisahkan kedua informasi ini sejak awal sangat membantu saat mengerjakan soal invers Laplace yang melibatkan banyak term e^(-a_i*s) sekaligus, sebab tiap term dapat diproses secara independen berkat linieritas sebelum akhirnya dijumlahkan kembali menjadi solusi piecewise di domain waktu.</w:t>
+        <w:t xml:space="preserve">Kelima pasangan transformasi pada Tabel 2 sesungguhnya semuanya adalah kasus khusus dari bentuk umum Second Shift Theorem pada baris terakhir tabel, e</w:t>
+      </w:r>
+      <w:r>
+        <w:rPr>
+          <w:rFonts w:ascii="Arial" w:hAnsi="Arial" w:cs="Arial"/>
+          <w:b w:val="0"/>
+          <w:i w:val="0"/>
+          <w:sz w:val="22"/>
+          <w:vertAlign w:val="superscript"/>
+        </w:rPr>
+        <w:t xml:space="preserve">-as</w:t>
+      </w:r>
+      <w:r>
+        <w:rPr>
+          <w:rFonts w:ascii="Arial" w:hAnsi="Arial" w:cs="Arial"/>
+          <w:b w:val="0"/>
+          <w:i w:val="0"/>
+          <w:sz w:val="22"/>
+        </w:rPr>
+        <w:t xml:space="preserve">·F(s), hanya berbeda pada F(s) asal yang diambil dari tabel dasar Pertemuan 11 (konstanta, polinomial t</w:t>
+      </w:r>
+      <w:r>
+        <w:rPr>
+          <w:rFonts w:ascii="Arial" w:hAnsi="Arial" w:cs="Arial"/>
+          <w:b w:val="0"/>
+          <w:i w:val="0"/>
+          <w:sz w:val="22"/>
+          <w:vertAlign w:val="superscript"/>
+        </w:rPr>
+        <w:t xml:space="preserve">n</w:t>
+      </w:r>
+      <w:r>
+        <w:rPr>
+          <w:rFonts w:ascii="Arial" w:hAnsi="Arial" w:cs="Arial"/>
+          <w:b w:val="0"/>
+          <w:i w:val="0"/>
+          <w:sz w:val="22"/>
+        </w:rPr>
+        <w:t xml:space="preserve">, sinusoid, atau eksponensial). Strategi praktis membaca tabel: begitu suatu F(s) hasil transformasi mengandung faktor e</w:t>
+      </w:r>
+      <w:r>
+        <w:rPr>
+          <w:rFonts w:ascii="Arial" w:hAnsi="Arial" w:cs="Arial"/>
+          <w:b w:val="0"/>
+          <w:i w:val="0"/>
+          <w:sz w:val="22"/>
+          <w:vertAlign w:val="superscript"/>
+        </w:rPr>
+        <w:t xml:space="preserve">-as</w:t>
+      </w:r>
+      <w:r>
+        <w:rPr>
+          <w:rFonts w:ascii="Arial" w:hAnsi="Arial" w:cs="Arial"/>
+          <w:b w:val="0"/>
+          <w:i w:val="0"/>
+          <w:sz w:val="22"/>
+        </w:rPr>
+        <w:t xml:space="preserve">, segera identifikasi dua hal, yaitu nilai a (waktu switching/delay) dari eksponen, dan bentuk F(s) tanpa faktor eksponensial tersebut (dicocokkan ke tabel dasar Laplace) untuk menentukan bentuk fungsi f(t) yang digeser. Kebiasaan memisahkan kedua informasi ini sejak awal sangat membantu saat mengerjakan soal invers Laplace yang melibatkan banyak term e</w:t>
+      </w:r>
+      <w:r>
+        <w:rPr>
+          <w:rFonts w:ascii="Arial" w:hAnsi="Arial" w:cs="Arial"/>
+          <w:b w:val="0"/>
+          <w:i w:val="0"/>
+          <w:sz w:val="22"/>
+          <w:vertAlign w:val="superscript"/>
+        </w:rPr>
+        <w:t xml:space="preserve">-aᵢ·s</w:t>
+      </w:r>
+      <w:r>
+        <w:rPr>
+          <w:rFonts w:ascii="Arial" w:hAnsi="Arial" w:cs="Arial"/>
+          <w:b w:val="0"/>
+          <w:i w:val="0"/>
+          <w:sz w:val="22"/>
+        </w:rPr>
+        <w:t xml:space="preserve"> sekaligus, sebab tiap term dapat diproses secara independen berkat linieritas sebelum akhirnya dijumlahkan kembali menjadi solusi piecewise di domain waktu.</w:t>
       </w:r>
     </w:p>
     <w:p>
@@ -4311,7 +5421,26 @@
                 <w:i w:val="0"/>
                 <w:sz w:val="19"/>
               </w:rPr>
-              <w:t>e^(-as)/s</w:t>
+              <w:t xml:space="preserve">e</w:t>
+            </w:r>
+            <w:r>
+              <w:rPr>
+                <w:rFonts w:ascii="Arial" w:hAnsi="Arial" w:cs="Arial"/>
+                <w:b w:val="0"/>
+                <w:i w:val="0"/>
+                <w:sz w:val="19"/>
+                <w:vertAlign w:val="superscript"/>
+              </w:rPr>
+              <w:t xml:space="preserve">-as</w:t>
+            </w:r>
+            <w:r>
+              <w:rPr>
+                <w:rFonts w:ascii="Arial" w:hAnsi="Arial" w:cs="Arial"/>
+                <w:b w:val="0"/>
+                <w:i w:val="0"/>
+                <w:sz w:val="19"/>
+              </w:rPr>
+              <w:t xml:space="preserve">/s</w:t>
             </w:r>
           </w:p>
         </w:tc>
@@ -4368,7 +5497,26 @@
                 <w:i w:val="0"/>
                 <w:sz w:val="19"/>
               </w:rPr>
-              <w:t>(t-a)^n * H(t-a)</w:t>
+              <w:t xml:space="preserve">(t-a)</w:t>
+            </w:r>
+            <w:r>
+              <w:rPr>
+                <w:rFonts w:ascii="Arial" w:hAnsi="Arial" w:cs="Arial"/>
+                <w:b w:val="0"/>
+                <w:i w:val="0"/>
+                <w:sz w:val="19"/>
+                <w:vertAlign w:val="superscript"/>
+              </w:rPr>
+              <w:t xml:space="preserve">n</w:t>
+            </w:r>
+            <w:r>
+              <w:rPr>
+                <w:rFonts w:ascii="Arial" w:hAnsi="Arial" w:cs="Arial"/>
+                <w:b w:val="0"/>
+                <w:i w:val="0"/>
+                <w:sz w:val="19"/>
+              </w:rPr>
+              <w:t xml:space="preserve">·H(t-a)</w:t>
             </w:r>
           </w:p>
         </w:tc>
@@ -4394,7 +5542,36 @@
                 <w:i w:val="0"/>
                 <w:sz w:val="19"/>
               </w:rPr>
-              <w:t>n! / s^(n+1) * e^(-as)</w:t>
+              <w:t xml:space="preserve">n! / s</w:t>
+            </w:r>
+            <w:r>
+              <w:rPr>
+                <w:rFonts w:ascii="Arial" w:hAnsi="Arial" w:cs="Arial"/>
+                <w:b w:val="0"/>
+                <w:i w:val="0"/>
+                <w:sz w:val="19"/>
+                <w:vertAlign w:val="superscript"/>
+              </w:rPr>
+              <w:t xml:space="preserve">n+1</w:t>
+            </w:r>
+            <w:r>
+              <w:rPr>
+                <w:rFonts w:ascii="Arial" w:hAnsi="Arial" w:cs="Arial"/>
+                <w:b w:val="0"/>
+                <w:i w:val="0"/>
+                <w:sz w:val="19"/>
+              </w:rPr>
+              <w:t xml:space="preserve">·e</w:t>
+            </w:r>
+            <w:r>
+              <w:rPr>
+                <w:rFonts w:ascii="Arial" w:hAnsi="Arial" w:cs="Arial"/>
+                <w:b w:val="0"/>
+                <w:i w:val="0"/>
+                <w:sz w:val="19"/>
+                <w:vertAlign w:val="superscript"/>
+              </w:rPr>
+              <w:t xml:space="preserve">-as</w:t>
             </w:r>
           </w:p>
         </w:tc>
@@ -4420,7 +5597,17 @@
                 <w:i w:val="0"/>
                 <w:sz w:val="19"/>
               </w:rPr>
-              <w:t>Ramp/polinomial tertunda, second shift dari t^n</w:t>
+              <w:t xml:space="preserve">Ramp/polinomial tertunda, second shift dari t</w:t>
+            </w:r>
+            <w:r>
+              <w:rPr>
+                <w:rFonts w:ascii="Arial" w:hAnsi="Arial" w:cs="Arial"/>
+                <w:b w:val="0"/>
+                <w:i w:val="0"/>
+                <w:sz w:val="19"/>
+                <w:vertAlign w:val="superscript"/>
+              </w:rPr>
+              <w:t xml:space="preserve">n</w:t>
             </w:r>
           </w:p>
         </w:tc>
@@ -4451,7 +5638,7 @@
                 <w:i w:val="0"/>
                 <w:sz w:val="19"/>
               </w:rPr>
-              <w:t>sin(w(t-a)) * H(t-a)</w:t>
+              <w:t xml:space="preserve">sin(w(t-a))·H(t-a)</w:t>
             </w:r>
           </w:p>
         </w:tc>
@@ -4477,7 +5664,55 @@
                 <w:i w:val="0"/>
                 <w:sz w:val="19"/>
               </w:rPr>
-              <w:t>w/(s^2+w^2) * e^(-as)</w:t>
+              <w:t xml:space="preserve">w/(s</w:t>
+            </w:r>
+            <w:r>
+              <w:rPr>
+                <w:rFonts w:ascii="Arial" w:hAnsi="Arial" w:cs="Arial"/>
+                <w:b w:val="0"/>
+                <w:i w:val="0"/>
+                <w:sz w:val="19"/>
+                <w:vertAlign w:val="superscript"/>
+              </w:rPr>
+              <w:t xml:space="preserve">2</w:t>
+            </w:r>
+            <w:r>
+              <w:rPr>
+                <w:rFonts w:ascii="Arial" w:hAnsi="Arial" w:cs="Arial"/>
+                <w:b w:val="0"/>
+                <w:i w:val="0"/>
+                <w:sz w:val="19"/>
+              </w:rPr>
+              <w:t xml:space="preserve">+w</w:t>
+            </w:r>
+            <w:r>
+              <w:rPr>
+                <w:rFonts w:ascii="Arial" w:hAnsi="Arial" w:cs="Arial"/>
+                <w:b w:val="0"/>
+                <w:i w:val="0"/>
+                <w:sz w:val="19"/>
+                <w:vertAlign w:val="superscript"/>
+              </w:rPr>
+              <w:t xml:space="preserve">2</w:t>
+            </w:r>
+            <w:r>
+              <w:rPr>
+                <w:rFonts w:ascii="Arial" w:hAnsi="Arial" w:cs="Arial"/>
+                <w:b w:val="0"/>
+                <w:i w:val="0"/>
+                <w:sz w:val="19"/>
+              </w:rPr>
+              <w:t xml:space="preserve">)·e</w:t>
+            </w:r>
+            <w:r>
+              <w:rPr>
+                <w:rFonts w:ascii="Arial" w:hAnsi="Arial" w:cs="Arial"/>
+                <w:b w:val="0"/>
+                <w:i w:val="0"/>
+                <w:sz w:val="19"/>
+                <w:vertAlign w:val="superscript"/>
+              </w:rPr>
+              <w:t xml:space="preserve">-as</w:t>
             </w:r>
           </w:p>
         </w:tc>
@@ -4534,7 +5769,26 @@
                 <w:i w:val="0"/>
                 <w:sz w:val="19"/>
               </w:rPr>
-              <w:t>e^(k(t-a)) * H(t-a)</w:t>
+              <w:t xml:space="preserve">e</w:t>
+            </w:r>
+            <w:r>
+              <w:rPr>
+                <w:rFonts w:ascii="Arial" w:hAnsi="Arial" w:cs="Arial"/>
+                <w:b w:val="0"/>
+                <w:i w:val="0"/>
+                <w:sz w:val="19"/>
+                <w:vertAlign w:val="superscript"/>
+              </w:rPr>
+              <w:t xml:space="preserve">k(t-a)</w:t>
+            </w:r>
+            <w:r>
+              <w:rPr>
+                <w:rFonts w:ascii="Arial" w:hAnsi="Arial" w:cs="Arial"/>
+                <w:b w:val="0"/>
+                <w:i w:val="0"/>
+                <w:sz w:val="19"/>
+              </w:rPr>
+              <w:t xml:space="preserve">·H(t-a)</w:t>
             </w:r>
           </w:p>
         </w:tc>
@@ -4560,7 +5814,17 @@
                 <w:i w:val="0"/>
                 <w:sz w:val="19"/>
               </w:rPr>
-              <w:t>1/(s-k) * e^(-as)</w:t>
+              <w:t xml:space="preserve">1/(s-k)·e</w:t>
+            </w:r>
+            <w:r>
+              <w:rPr>
+                <w:rFonts w:ascii="Arial" w:hAnsi="Arial" w:cs="Arial"/>
+                <w:b w:val="0"/>
+                <w:i w:val="0"/>
+                <w:sz w:val="19"/>
+                <w:vertAlign w:val="superscript"/>
+              </w:rPr>
+              <w:t xml:space="preserve">-as</w:t>
             </w:r>
           </w:p>
         </w:tc>
@@ -4586,7 +5850,17 @@
                 <w:i w:val="0"/>
                 <w:sz w:val="19"/>
               </w:rPr>
-              <w:t>Eksponensial tertunda, second shift dari e^(kt)</w:t>
+              <w:t xml:space="preserve">Eksponensial tertunda, second shift dari e</w:t>
+            </w:r>
+            <w:r>
+              <w:rPr>
+                <w:rFonts w:ascii="Arial" w:hAnsi="Arial" w:cs="Arial"/>
+                <w:b w:val="0"/>
+                <w:i w:val="0"/>
+                <w:sz w:val="19"/>
+                <w:vertAlign w:val="superscript"/>
+              </w:rPr>
+              <w:t xml:space="preserve">kt</w:t>
             </w:r>
           </w:p>
         </w:tc>
@@ -4616,7 +5890,7 @@
                 <w:i w:val="0"/>
                 <w:sz w:val="19"/>
               </w:rPr>
-              <w:t>f(t-a) * H(t-a)   (umum)</w:t>
+              <w:t xml:space="preserve">f(t-a)·H(t-a)   (umum)</w:t>
             </w:r>
           </w:p>
         </w:tc>
@@ -4641,7 +5915,26 @@
                 <w:i w:val="0"/>
                 <w:sz w:val="19"/>
               </w:rPr>
-              <w:t>e^(-as) * F(s)</w:t>
+              <w:t xml:space="preserve">e</w:t>
+            </w:r>
+            <w:r>
+              <w:rPr>
+                <w:rFonts w:ascii="Arial" w:hAnsi="Arial" w:cs="Arial"/>
+                <w:b w:val="0"/>
+                <w:i w:val="0"/>
+                <w:sz w:val="19"/>
+                <w:vertAlign w:val="superscript"/>
+              </w:rPr>
+              <w:t xml:space="preserve">-as</w:t>
+            </w:r>
+            <w:r>
+              <w:rPr>
+                <w:rFonts w:ascii="Arial" w:hAnsi="Arial" w:cs="Arial"/>
+                <w:b w:val="0"/>
+                <w:i w:val="0"/>
+                <w:sz w:val="19"/>
+              </w:rPr>
+              <w:t xml:space="preserve">·F(s)</w:t>
             </w:r>
           </w:p>
         </w:tc>
@@ -4737,7 +6030,59 @@
           <w:color w:val="305496"/>
           <w:sz w:val="22"/>
         </w:rPr>
-        <w:t>Bila f(t) = f(t+T) untuk semua t (periodik dengan periode T), maka F(s) = F0(s) / (1 - e^(-Ts))</w:t>
+        <w:t xml:space="preserve">Bila f(t) = f(t+T) untuk semua t (periodik dengan periode T), maka F(s) = </w:t>
+      </w:r>
+      <w:r>
+        <w:rPr>
+          <w:rFonts w:ascii="Arial" w:hAnsi="Arial" w:cs="Arial"/>
+          <w:b/>
+          <w:i/>
+          <w:color w:val="305496"/>
+          <w:sz w:val="22"/>
+        </w:rPr>
+        <w:t xml:space="preserve">F</w:t>
+      </w:r>
+      <w:r>
+        <w:rPr>
+          <w:rFonts w:ascii="Arial" w:hAnsi="Arial" w:cs="Arial"/>
+          <w:b/>
+          <w:i/>
+          <w:color w:val="305496"/>
+          <w:sz w:val="22"/>
+          <w:vertAlign w:val="subscript"/>
+        </w:rPr>
+        <w:t xml:space="preserve">0</w:t>
+      </w:r>
+      <w:r>
+        <w:rPr>
+          <w:rFonts w:ascii="Arial" w:hAnsi="Arial" w:cs="Arial"/>
+          <w:b/>
+          <w:i/>
+          <w:color w:val="305496"/>
+          <w:sz w:val="22"/>
+        </w:rPr>
+        <w:t xml:space="preserve">(s) / (1 - e</w:t>
+      </w:r>
+      <w:r>
+        <w:rPr>
+          <w:rFonts w:ascii="Arial" w:hAnsi="Arial" w:cs="Arial"/>
+          <w:b/>
+          <w:i/>
+          <w:color w:val="305496"/>
+          <w:sz w:val="22"/>
+          <w:vertAlign w:val="superscript"/>
+        </w:rPr>
+        <w:t xml:space="preserve">-Ts</w:t>
+      </w:r>
+      <w:r>
+        <w:rPr>
+          <w:rFonts w:ascii="Arial" w:hAnsi="Arial" w:cs="Arial"/>
+          <w:b/>
+          <w:i/>
+          <w:color w:val="305496"/>
+          <w:sz w:val="22"/>
+        </w:rPr>
+        <w:t xml:space="preserve">)</w:t>
       </w:r>
     </w:p>
     <w:p>
@@ -4752,16 +6097,111 @@
           <w:i w:val="0"/>
           <w:sz w:val="22"/>
         </w:rPr>
-        <w:t xml:space="preserve">Makna Faktor 1/(1-e^(-Ts)): </w:t>
-      </w:r>
-      <w:r>
-        <w:rPr>
-          <w:rFonts w:ascii="Arial" w:hAnsi="Arial" w:cs="Arial"/>
-          <w:b w:val="0"/>
-          <w:i w:val="0"/>
-          <w:sz w:val="22"/>
-        </w:rPr>
-        <w:t>dengan F0(s) = integral dari 0 sampai T dari e^(-st)*f(t) dt, yaitu transformasi Laplace pada satu periode saja, bukan integral tak hingga. Faktor pengali 1/(1-e^(-Ts)) sesungguhnya adalah bentuk tertutup dari deret geometri tak hingga 1 + e^(-Ts) + e^(-2Ts) + ..., masing-masing suku merepresentasikan kontribusi dari satu pengulangan periode berikutnya, sehingga faktor ini secara matematis "merangkum" repetisi tak hingga periode ke dalam satu ekspresi tertutup yang mudah dimanipulasi secara aljabar.</w:t>
+        <w:t xml:space="preserve">Makna Faktor 1/(1-e</w:t>
+      </w:r>
+      <w:r>
+        <w:rPr>
+          <w:rFonts w:ascii="Arial" w:hAnsi="Arial" w:cs="Arial"/>
+          <w:b/>
+          <w:i w:val="0"/>
+          <w:sz w:val="22"/>
+          <w:vertAlign w:val="superscript"/>
+        </w:rPr>
+        <w:t xml:space="preserve">-Ts</w:t>
+      </w:r>
+      <w:r>
+        <w:rPr>
+          <w:rFonts w:ascii="Arial" w:hAnsi="Arial" w:cs="Arial"/>
+          <w:b/>
+          <w:i w:val="0"/>
+          <w:sz w:val="22"/>
+        </w:rPr>
+        <w:t xml:space="preserve">): </w:t>
+      </w:r>
+      <w:r>
+        <w:rPr>
+          <w:rFonts w:ascii="Arial" w:hAnsi="Arial" w:cs="Arial"/>
+          <w:b w:val="0"/>
+          <w:i w:val="0"/>
+          <w:sz w:val="22"/>
+        </w:rPr>
+        <w:t xml:space="preserve">dengan F0(s) = integral dari 0 sampai T dari e</w:t>
+      </w:r>
+      <w:r>
+        <w:rPr>
+          <w:rFonts w:ascii="Arial" w:hAnsi="Arial" w:cs="Arial"/>
+          <w:b w:val="0"/>
+          <w:i w:val="0"/>
+          <w:sz w:val="22"/>
+          <w:vertAlign w:val="superscript"/>
+        </w:rPr>
+        <w:t xml:space="preserve">-st</w:t>
+      </w:r>
+      <w:r>
+        <w:rPr>
+          <w:rFonts w:ascii="Arial" w:hAnsi="Arial" w:cs="Arial"/>
+          <w:b w:val="0"/>
+          <w:i w:val="0"/>
+          <w:sz w:val="22"/>
+        </w:rPr>
+        <w:t xml:space="preserve">·f(t) dt, yaitu transformasi Laplace pada satu periode saja, bukan integral tak hingga. Faktor pengali 1/(1-e</w:t>
+      </w:r>
+      <w:r>
+        <w:rPr>
+          <w:rFonts w:ascii="Arial" w:hAnsi="Arial" w:cs="Arial"/>
+          <w:b w:val="0"/>
+          <w:i w:val="0"/>
+          <w:sz w:val="22"/>
+          <w:vertAlign w:val="superscript"/>
+        </w:rPr>
+        <w:t xml:space="preserve">-Ts</w:t>
+      </w:r>
+      <w:r>
+        <w:rPr>
+          <w:rFonts w:ascii="Arial" w:hAnsi="Arial" w:cs="Arial"/>
+          <w:b w:val="0"/>
+          <w:i w:val="0"/>
+          <w:sz w:val="22"/>
+        </w:rPr>
+        <w:t xml:space="preserve">) sesungguhnya adalah bentuk tertutup dari deret geometri tak hingga 1 + e</w:t>
+      </w:r>
+      <w:r>
+        <w:rPr>
+          <w:rFonts w:ascii="Arial" w:hAnsi="Arial" w:cs="Arial"/>
+          <w:b w:val="0"/>
+          <w:i w:val="0"/>
+          <w:sz w:val="22"/>
+          <w:vertAlign w:val="superscript"/>
+        </w:rPr>
+        <w:t xml:space="preserve">-Ts</w:t>
+      </w:r>
+      <w:r>
+        <w:rPr>
+          <w:rFonts w:ascii="Arial" w:hAnsi="Arial" w:cs="Arial"/>
+          <w:b w:val="0"/>
+          <w:i w:val="0"/>
+          <w:sz w:val="22"/>
+        </w:rPr>
+        <w:t xml:space="preserve"> + e</w:t>
+      </w:r>
+      <w:r>
+        <w:rPr>
+          <w:rFonts w:ascii="Arial" w:hAnsi="Arial" w:cs="Arial"/>
+          <w:b w:val="0"/>
+          <w:i w:val="0"/>
+          <w:sz w:val="22"/>
+          <w:vertAlign w:val="superscript"/>
+        </w:rPr>
+        <w:t xml:space="preserve">-2Ts</w:t>
+      </w:r>
+      <w:r>
+        <w:rPr>
+          <w:rFonts w:ascii="Arial" w:hAnsi="Arial" w:cs="Arial"/>
+          <w:b w:val="0"/>
+          <w:i w:val="0"/>
+          <w:sz w:val="22"/>
+        </w:rPr>
+        <w:t xml:space="preserve"> + ..., masing-masing suku merepresentasikan kontribusi dari satu pengulangan periode berikutnya, sehingga faktor ini secara matematis "merangkum" repetisi tak hingga periode ke dalam satu ekspresi tertutup yang mudah dimanipulasi secara aljabar.</w:t>
       </w:r>
     </w:p>
     <w:p>
@@ -4785,7 +6225,83 @@
           <w:i w:val="0"/>
           <w:sz w:val="22"/>
         </w:rPr>
-        <w:t>Derivasi faktor geometri ini juga dapat dipahami langsung dari definisi integral Laplace tanpa perlu menghafalnya sebagai rumus terpisah. Tulis integral tak hingga L{f(t)} sebagai jumlah integral pada tiap periode, yaitu integral 0 sampai T, ditambah integral T sampai 2T, ditambah integral 2T sampai 3T, dan seterusnya. Pada integral periode kedua, substitusi tau=t-T mengubah batas menjadi 0 sampai T kembali, dengan f(tau+T)=f(tau) karena periodisitas, sehingga integral tersebut sama dengan e^(-Ts) dikali F0(s). Pola yang sama berulang untuk periode ketiga (faktor e^(-2Ts)) dan seterusnya, menghasilkan deret geometri F0(s)*[1+e^(-Ts)+e^(-2Ts)+...] yang persis merupakan penjumlahan sifat linieritas Laplace atas seluruh pengulangan periode. Pemahaman derivasi ini penting sebab pola pemikiran serupa, yaitu memecah integral tak hingga menjadi jumlah kontribusi berulang, muncul kembali saat menganalisis respons sistem terhadap pulse train PWM pada bagian Aplikasi Industri.</w:t>
+        <w:t xml:space="preserve">Derivasi faktor geometri ini juga dapat dipahami langsung dari definisi integral Laplace tanpa perlu menghafalnya sebagai rumus terpisah. Tulis integral tak hingga L{f(t)} sebagai jumlah integral pada tiap periode, yaitu integral 0 sampai T, ditambah integral T sampai 2T, ditambah integral 2T sampai 3T, dan seterusnya. Pada integral periode kedua, substitusi τ=t-T mengubah batas menjadi 0 sampai T kembali, dengan f(τ+T)=f(τ) karena periodisitas, sehingga integral tersebut sama dengan e</w:t>
+      </w:r>
+      <w:r>
+        <w:rPr>
+          <w:rFonts w:ascii="Arial" w:hAnsi="Arial" w:cs="Arial"/>
+          <w:b w:val="0"/>
+          <w:i w:val="0"/>
+          <w:sz w:val="22"/>
+          <w:vertAlign w:val="superscript"/>
+        </w:rPr>
+        <w:t xml:space="preserve">-Ts</w:t>
+      </w:r>
+      <w:r>
+        <w:rPr>
+          <w:rFonts w:ascii="Arial" w:hAnsi="Arial" w:cs="Arial"/>
+          <w:b w:val="0"/>
+          <w:i w:val="0"/>
+          <w:sz w:val="22"/>
+        </w:rPr>
+        <w:t xml:space="preserve"> dikali F0(s). Pola yang sama berulang untuk periode ketiga (faktor e</w:t>
+      </w:r>
+      <w:r>
+        <w:rPr>
+          <w:rFonts w:ascii="Arial" w:hAnsi="Arial" w:cs="Arial"/>
+          <w:b w:val="0"/>
+          <w:i w:val="0"/>
+          <w:sz w:val="22"/>
+          <w:vertAlign w:val="superscript"/>
+        </w:rPr>
+        <w:t xml:space="preserve">-2Ts</w:t>
+      </w:r>
+      <w:r>
+        <w:rPr>
+          <w:rFonts w:ascii="Arial" w:hAnsi="Arial" w:cs="Arial"/>
+          <w:b w:val="0"/>
+          <w:i w:val="0"/>
+          <w:sz w:val="22"/>
+        </w:rPr>
+        <w:t xml:space="preserve">) dan seterusnya, menghasilkan deret geometri F0(s)·[1+e</w:t>
+      </w:r>
+      <w:r>
+        <w:rPr>
+          <w:rFonts w:ascii="Arial" w:hAnsi="Arial" w:cs="Arial"/>
+          <w:b w:val="0"/>
+          <w:i w:val="0"/>
+          <w:sz w:val="22"/>
+          <w:vertAlign w:val="superscript"/>
+        </w:rPr>
+        <w:t xml:space="preserve">-Ts</w:t>
+      </w:r>
+      <w:r>
+        <w:rPr>
+          <w:rFonts w:ascii="Arial" w:hAnsi="Arial" w:cs="Arial"/>
+          <w:b w:val="0"/>
+          <w:i w:val="0"/>
+          <w:sz w:val="22"/>
+        </w:rPr>
+        <w:t xml:space="preserve">+e</w:t>
+      </w:r>
+      <w:r>
+        <w:rPr>
+          <w:rFonts w:ascii="Arial" w:hAnsi="Arial" w:cs="Arial"/>
+          <w:b w:val="0"/>
+          <w:i w:val="0"/>
+          <w:sz w:val="22"/>
+          <w:vertAlign w:val="superscript"/>
+        </w:rPr>
+        <w:t xml:space="preserve">-2Ts</w:t>
+      </w:r>
+      <w:r>
+        <w:rPr>
+          <w:rFonts w:ascii="Arial" w:hAnsi="Arial" w:cs="Arial"/>
+          <w:b w:val="0"/>
+          <w:i w:val="0"/>
+          <w:sz w:val="22"/>
+        </w:rPr>
+        <w:t xml:space="preserve">+...] yang persis merupakan penjumlahan sifat linieritas Laplace atas seluruh pengulangan periode. Pemahaman derivasi ini penting sebab pola pemikiran serupa, yaitu memecah integral tak hingga menjadi jumlah kontribusi berulang, muncul kembali saat menganalisis respons sistem terhadap pulse train PWM pada bagian Aplikasi Industri.</w:t>
       </w:r>
     </w:p>
     <w:p>
@@ -4842,7 +6358,59 @@
           <w:color w:val="444444"/>
           <w:sz w:val="20"/>
         </w:rPr>
-        <w:t>Gambar 5. Square wave periodik amplitudo A=1, periode T=2, duty 50% (panel kiri, satu periode yang diintegralkan untuk F0(s) diarsir), dan ringkasan Periodicity Theorem F(s)=F0(s)/(1-e^(-Ts)) (panel kanan).</w:t>
+        <w:t xml:space="preserve">Gambar 5. Square wave periodik amplitudo A=1, periode T=2, duty 50% (panel kiri, satu periode yang diintegralkan untuk F0(s) diarsir), dan ringkasan Periodicity Theorem F(s)=</w:t>
+      </w:r>
+      <w:r>
+        <w:rPr>
+          <w:rFonts w:ascii="Arial" w:hAnsi="Arial" w:cs="Arial"/>
+          <w:b w:val="0"/>
+          <w:i/>
+          <w:color w:val="444444"/>
+          <w:sz w:val="20"/>
+        </w:rPr>
+        <w:t xml:space="preserve">F</w:t>
+      </w:r>
+      <w:r>
+        <w:rPr>
+          <w:rFonts w:ascii="Arial" w:hAnsi="Arial" w:cs="Arial"/>
+          <w:b w:val="0"/>
+          <w:i/>
+          <w:color w:val="444444"/>
+          <w:sz w:val="20"/>
+          <w:vertAlign w:val="subscript"/>
+        </w:rPr>
+        <w:t xml:space="preserve">0</w:t>
+      </w:r>
+      <w:r>
+        <w:rPr>
+          <w:rFonts w:ascii="Arial" w:hAnsi="Arial" w:cs="Arial"/>
+          <w:b w:val="0"/>
+          <w:i/>
+          <w:color w:val="444444"/>
+          <w:sz w:val="20"/>
+        </w:rPr>
+        <w:t xml:space="preserve">(s)/(1-e</w:t>
+      </w:r>
+      <w:r>
+        <w:rPr>
+          <w:rFonts w:ascii="Arial" w:hAnsi="Arial" w:cs="Arial"/>
+          <w:b w:val="0"/>
+          <w:i/>
+          <w:color w:val="444444"/>
+          <w:sz w:val="20"/>
+          <w:vertAlign w:val="superscript"/>
+        </w:rPr>
+        <w:t xml:space="preserve">-Ts</w:t>
+      </w:r>
+      <w:r>
+        <w:rPr>
+          <w:rFonts w:ascii="Arial" w:hAnsi="Arial" w:cs="Arial"/>
+          <w:b w:val="0"/>
+          <w:i/>
+          <w:color w:val="444444"/>
+          <w:sz w:val="20"/>
+        </w:rPr>
+        <w:t xml:space="preserve">) (panel kanan).</w:t>
       </w:r>
     </w:p>
     <w:p>
@@ -4866,7 +6434,26 @@
           <w:i w:val="0"/>
           <w:sz w:val="22"/>
         </w:rPr>
-        <w:t>Gambar 5 panel kiri menunjukkan bahwa hanya daerah teraksir (satu periode pertama, 0&lt;=t&lt;T) yang perlu diintegralkan untuk memperoleh F0(s); seluruh pengulangan periode berikutnya otomatis tercakup lewat faktor 1/(1-e^(-Ts)) pada panel kanan. Pendekatan ini menghemat kerja aljabar secara drastis dibanding menjumlahkan transformasi tiap periode satu per satu, terutama untuk sinyal yang beroperasi ribuan bahkan jutaan siklus (misalnya PWM 50 kHz yang berulang 50.000 kali tiap detik).</w:t>
+        <w:t xml:space="preserve">Gambar 5 panel kiri menunjukkan bahwa hanya daerah teraksir (satu periode pertama, 0≤t&lt;T) yang perlu diintegralkan untuk memperoleh F0(s); seluruh pengulangan periode berikutnya otomatis tercakup lewat faktor 1/(1-e</w:t>
+      </w:r>
+      <w:r>
+        <w:rPr>
+          <w:rFonts w:ascii="Arial" w:hAnsi="Arial" w:cs="Arial"/>
+          <w:b w:val="0"/>
+          <w:i w:val="0"/>
+          <w:sz w:val="22"/>
+          <w:vertAlign w:val="superscript"/>
+        </w:rPr>
+        <w:t xml:space="preserve">-Ts</w:t>
+      </w:r>
+      <w:r>
+        <w:rPr>
+          <w:rFonts w:ascii="Arial" w:hAnsi="Arial" w:cs="Arial"/>
+          <w:b w:val="0"/>
+          <w:i w:val="0"/>
+          <w:sz w:val="22"/>
+        </w:rPr>
+        <w:t xml:space="preserve">) pada panel kanan. Pendekatan ini menghemat kerja aljabar secara drastis dibanding menjumlahkan transformasi tiap periode satu per satu, terutama untuk sinyal yang beroperasi ribuan bahkan jutaan siklus (misalnya PWM 50 kHz yang berulang 50.000 kali tiap detik).</w:t>
       </w:r>
     </w:p>
     <w:p>
@@ -4890,7 +6477,187 @@
           <w:i w:val="0"/>
           <w:sz w:val="22"/>
         </w:rPr>
-        <w:t>Hitung transformasi Laplace square wave amplitudo 1, periode T=2, duty 50% (aktif setengah periode pertama). Satu periode: f(t)=1 untuk 0&lt;=t&lt;1, f(t)=0 untuk 1&lt;=t&lt;2. Langkah 1, hitung F0(s): integral 0 sampai 1 dari e^(-st) dt = (1-e^(-s))/s. Langkah 2, terapkan periodicity: F(s) = (1-e^(-s)) / [s*(1-e^(-2s))]. Langkah 3, faktorkan denominator memakai identitas selisih kuadrat: 1-e^(-2s) = (1-e^(-s))*(1+e^(-s)). Langkah 4, sederhanakan dengan mencoret faktor (1-e^(-s)) yang sama di pembilang dan penyebut: F(s) = 1/[s*(1+e^(-s))], bentuk kompak yang siap dipakai sebagai input pada solve PD.</w:t>
+        <w:t xml:space="preserve">Hitung transformasi Laplace square wave amplitudo 1, periode T=2, duty 50% (aktif setengah periode pertama). Satu periode: f(t)=1 untuk 0≤t&lt;1, f(t)=0 untuk 1≤t&lt;2. Langkah 1, hitung F0(s): integral 0 sampai 1 dari e</w:t>
+      </w:r>
+      <w:r>
+        <w:rPr>
+          <w:rFonts w:ascii="Arial" w:hAnsi="Arial" w:cs="Arial"/>
+          <w:b w:val="0"/>
+          <w:i w:val="0"/>
+          <w:sz w:val="22"/>
+          <w:vertAlign w:val="superscript"/>
+        </w:rPr>
+        <w:t xml:space="preserve">-st</w:t>
+      </w:r>
+      <w:r>
+        <w:rPr>
+          <w:rFonts w:ascii="Arial" w:hAnsi="Arial" w:cs="Arial"/>
+          <w:b w:val="0"/>
+          <w:i w:val="0"/>
+          <w:sz w:val="22"/>
+        </w:rPr>
+        <w:t xml:space="preserve"> dt = (1-e</w:t>
+      </w:r>
+      <w:r>
+        <w:rPr>
+          <w:rFonts w:ascii="Arial" w:hAnsi="Arial" w:cs="Arial"/>
+          <w:b w:val="0"/>
+          <w:i w:val="0"/>
+          <w:sz w:val="22"/>
+          <w:vertAlign w:val="superscript"/>
+        </w:rPr>
+        <w:t xml:space="preserve">-s</w:t>
+      </w:r>
+      <w:r>
+        <w:rPr>
+          <w:rFonts w:ascii="Arial" w:hAnsi="Arial" w:cs="Arial"/>
+          <w:b w:val="0"/>
+          <w:i w:val="0"/>
+          <w:sz w:val="22"/>
+        </w:rPr>
+        <w:t xml:space="preserve">)/s. Langkah 2, terapkan periodicity: F(s) = (1-e</w:t>
+      </w:r>
+      <w:r>
+        <w:rPr>
+          <w:rFonts w:ascii="Arial" w:hAnsi="Arial" w:cs="Arial"/>
+          <w:b w:val="0"/>
+          <w:i w:val="0"/>
+          <w:sz w:val="22"/>
+          <w:vertAlign w:val="superscript"/>
+        </w:rPr>
+        <w:t xml:space="preserve">-s</w:t>
+      </w:r>
+      <w:r>
+        <w:rPr>
+          <w:rFonts w:ascii="Arial" w:hAnsi="Arial" w:cs="Arial"/>
+          <w:b w:val="0"/>
+          <w:i w:val="0"/>
+          <w:sz w:val="22"/>
+        </w:rPr>
+        <w:t xml:space="preserve">) / [s·(1-e</w:t>
+      </w:r>
+      <w:r>
+        <w:rPr>
+          <w:rFonts w:ascii="Arial" w:hAnsi="Arial" w:cs="Arial"/>
+          <w:b w:val="0"/>
+          <w:i w:val="0"/>
+          <w:sz w:val="22"/>
+          <w:vertAlign w:val="superscript"/>
+        </w:rPr>
+        <w:t xml:space="preserve">-2s</w:t>
+      </w:r>
+      <w:r>
+        <w:rPr>
+          <w:rFonts w:ascii="Arial" w:hAnsi="Arial" w:cs="Arial"/>
+          <w:b w:val="0"/>
+          <w:i w:val="0"/>
+          <w:sz w:val="22"/>
+        </w:rPr>
+        <w:t xml:space="preserve">)]. Langkah 3, faktorkan denominator memakai identitas selisih kuadrat: 1-e</w:t>
+      </w:r>
+      <w:r>
+        <w:rPr>
+          <w:rFonts w:ascii="Arial" w:hAnsi="Arial" w:cs="Arial"/>
+          <w:b w:val="0"/>
+          <w:i w:val="0"/>
+          <w:sz w:val="22"/>
+          <w:vertAlign w:val="superscript"/>
+        </w:rPr>
+        <w:t xml:space="preserve">-2s</w:t>
+      </w:r>
+      <w:r>
+        <w:rPr>
+          <w:rFonts w:ascii="Arial" w:hAnsi="Arial" w:cs="Arial"/>
+          <w:b w:val="0"/>
+          <w:i w:val="0"/>
+          <w:sz w:val="22"/>
+        </w:rPr>
+        <w:t xml:space="preserve"> = (1-e</w:t>
+      </w:r>
+      <w:r>
+        <w:rPr>
+          <w:rFonts w:ascii="Arial" w:hAnsi="Arial" w:cs="Arial"/>
+          <w:b w:val="0"/>
+          <w:i w:val="0"/>
+          <w:sz w:val="22"/>
+          <w:vertAlign w:val="superscript"/>
+        </w:rPr>
+        <w:t xml:space="preserve">-s</w:t>
+      </w:r>
+      <w:r>
+        <w:rPr>
+          <w:rFonts w:ascii="Arial" w:hAnsi="Arial" w:cs="Arial"/>
+          <w:b w:val="0"/>
+          <w:i w:val="0"/>
+          <w:sz w:val="22"/>
+        </w:rPr>
+        <w:t xml:space="preserve">)·(1+e</w:t>
+      </w:r>
+      <w:r>
+        <w:rPr>
+          <w:rFonts w:ascii="Arial" w:hAnsi="Arial" w:cs="Arial"/>
+          <w:b w:val="0"/>
+          <w:i w:val="0"/>
+          <w:sz w:val="22"/>
+          <w:vertAlign w:val="superscript"/>
+        </w:rPr>
+        <w:t xml:space="preserve">-s</w:t>
+      </w:r>
+      <w:r>
+        <w:rPr>
+          <w:rFonts w:ascii="Arial" w:hAnsi="Arial" w:cs="Arial"/>
+          <w:b w:val="0"/>
+          <w:i w:val="0"/>
+          <w:sz w:val="22"/>
+        </w:rPr>
+        <w:t xml:space="preserve">). Langkah 4, sederhanakan dengan mencoret faktor (1-e</w:t>
+      </w:r>
+      <w:r>
+        <w:rPr>
+          <w:rFonts w:ascii="Arial" w:hAnsi="Arial" w:cs="Arial"/>
+          <w:b w:val="0"/>
+          <w:i w:val="0"/>
+          <w:sz w:val="22"/>
+          <w:vertAlign w:val="superscript"/>
+        </w:rPr>
+        <w:t xml:space="preserve">-s</w:t>
+      </w:r>
+      <w:r>
+        <w:rPr>
+          <w:rFonts w:ascii="Arial" w:hAnsi="Arial" w:cs="Arial"/>
+          <w:b w:val="0"/>
+          <w:i w:val="0"/>
+          <w:sz w:val="22"/>
+        </w:rPr>
+        <w:t xml:space="preserve">) yang sama di pembilang dan penyebut: F(s) = 1/[s·(1+e</w:t>
+      </w:r>
+      <w:r>
+        <w:rPr>
+          <w:rFonts w:ascii="Arial" w:hAnsi="Arial" w:cs="Arial"/>
+          <w:b w:val="0"/>
+          <w:i w:val="0"/>
+          <w:sz w:val="22"/>
+          <w:vertAlign w:val="superscript"/>
+        </w:rPr>
+        <w:t xml:space="preserve">-s</w:t>
+      </w:r>
+      <w:r>
+        <w:rPr>
+          <w:rFonts w:ascii="Arial" w:hAnsi="Arial" w:cs="Arial"/>
+          <w:b w:val="0"/>
+          <w:i w:val="0"/>
+          <w:sz w:val="22"/>
+        </w:rPr>
+        <w:t xml:space="preserve">)], bentuk kompak yang siap dipakai sebagai input pada solve PD.</w:t>
+      </w:r>
+      <w:r>
+        <w:rPr>
+          <w:rFonts w:ascii="Arial" w:hAnsi="Arial" w:cs="Arial"/>
+          <w:b w:val="0"/>
+          <w:i w:val="0"/>
+          <w:sz w:val="22"/>
+        </w:rPr>
+        <w:t xml:space="preserve"> Bentuk ringkasnya dituliskan pada Persamaan (10).</w:t>
       </w:r>
     </w:p>
     <w:p>
@@ -4906,7 +6673,59 @@
           <w:color w:val="305496"/>
           <w:sz w:val="22"/>
         </w:rPr>
-        <w:t>F(s) = 1 / [s * (1 + e^(-s))]     [bentuk akhir setelah faktorisasi selisih kuadrat 1-e^(-2s)]</w:t>
+        <w:t xml:space="preserve">F(s) = 1 / [s·(1 + e</w:t>
+      </w:r>
+      <w:r>
+        <w:rPr>
+          <w:rFonts w:ascii="Arial" w:hAnsi="Arial" w:cs="Arial"/>
+          <w:b/>
+          <w:i/>
+          <w:color w:val="305496"/>
+          <w:sz w:val="22"/>
+          <w:vertAlign w:val="superscript"/>
+        </w:rPr>
+        <w:t xml:space="preserve">-s</w:t>
+      </w:r>
+      <w:r>
+        <w:rPr>
+          <w:rFonts w:ascii="Arial" w:hAnsi="Arial" w:cs="Arial"/>
+          <w:b/>
+          <w:i/>
+          <w:color w:val="305496"/>
+          <w:sz w:val="22"/>
+        </w:rPr>
+        <w:t xml:space="preserve">)]     [bentuk akhir setelah faktorisasi selisih kuadrat 1-e</w:t>
+      </w:r>
+      <w:r>
+        <w:rPr>
+          <w:rFonts w:ascii="Arial" w:hAnsi="Arial" w:cs="Arial"/>
+          <w:b/>
+          <w:i/>
+          <w:color w:val="305496"/>
+          <w:sz w:val="22"/>
+          <w:vertAlign w:val="superscript"/>
+        </w:rPr>
+        <w:t xml:space="preserve">-2s</w:t>
+      </w:r>
+      <w:r>
+        <w:rPr>
+          <w:rFonts w:ascii="Arial" w:hAnsi="Arial" w:cs="Arial"/>
+          <w:b/>
+          <w:i/>
+          <w:color w:val="305496"/>
+          <w:sz w:val="22"/>
+        </w:rPr>
+        <w:t xml:space="preserve">]</w:t>
+      </w:r>
+      <w:r>
+        <w:rPr>
+          <w:rFonts w:ascii="Arial" w:hAnsi="Arial" w:cs="Arial"/>
+          <w:b/>
+          <w:i/>
+          <w:color w:val="305496"/>
+          <w:sz w:val="22"/>
+        </w:rPr>
+        <w:t xml:space="preserve">   (10)</w:t>
       </w:r>
     </w:p>
     <w:p>
@@ -4930,7 +6749,92 @@
           <w:i w:val="0"/>
           <w:sz w:val="22"/>
         </w:rPr>
-        <w:t>Generalisasi untuk duty cycle d sembarang (0&lt;d&lt;1), yaitu sinyal aktif selama d*T dan mati selama sisanya, F0(s) = (A/s)*(1-e^(-dTs)) dengan A amplitudo, sehingga F(s) = (A/s) * (1-e^(-dTs)) / (1-e^(-Ts)). Nilai rata-rata (average value) sinyal periodik ini adalah A*d, sebuah besaran krusial pada aplikasi PWM karena rata-rata inilah yang "dirasakan" oleh beban (motor, LED, filter RC) setelah efek switching cepat diredam oleh induktansi atau kapasitansi rangkaian. Tabel 3 merangkum tiga sifat tambahan fungsi periodik yang relevan bagi rekayasa.</w:t>
+        <w:t xml:space="preserve">Generalisasi untuk duty cycle d sembarang (0&lt;d&lt;1), yaitu sinyal aktif selama d·T dan mati selama sisanya, </w:t>
+      </w:r>
+      <w:r>
+        <w:rPr>
+          <w:rFonts w:ascii="Arial" w:hAnsi="Arial" w:cs="Arial"/>
+          <w:b w:val="0"/>
+          <w:i w:val="0"/>
+          <w:sz w:val="22"/>
+        </w:rPr>
+        <w:t xml:space="preserve">F</w:t>
+      </w:r>
+      <w:r>
+        <w:rPr>
+          <w:rFonts w:ascii="Arial" w:hAnsi="Arial" w:cs="Arial"/>
+          <w:b w:val="0"/>
+          <w:i w:val="0"/>
+          <w:sz w:val="22"/>
+          <w:vertAlign w:val="subscript"/>
+        </w:rPr>
+        <w:t xml:space="preserve">0</w:t>
+      </w:r>
+      <w:r>
+        <w:rPr>
+          <w:rFonts w:ascii="Arial" w:hAnsi="Arial" w:cs="Arial"/>
+          <w:b w:val="0"/>
+          <w:i w:val="0"/>
+          <w:sz w:val="22"/>
+        </w:rPr>
+        <w:t xml:space="preserve">(s) = (A/s)·(1-e</w:t>
+      </w:r>
+      <w:r>
+        <w:rPr>
+          <w:rFonts w:ascii="Arial" w:hAnsi="Arial" w:cs="Arial"/>
+          <w:b w:val="0"/>
+          <w:i w:val="0"/>
+          <w:sz w:val="22"/>
+          <w:vertAlign w:val="superscript"/>
+        </w:rPr>
+        <w:t xml:space="preserve">-dTs</w:t>
+      </w:r>
+      <w:r>
+        <w:rPr>
+          <w:rFonts w:ascii="Arial" w:hAnsi="Arial" w:cs="Arial"/>
+          <w:b w:val="0"/>
+          <w:i w:val="0"/>
+          <w:sz w:val="22"/>
+        </w:rPr>
+        <w:t xml:space="preserve">) dengan A amplitudo, sehingga F(s) = (A/s)·(1-e</w:t>
+      </w:r>
+      <w:r>
+        <w:rPr>
+          <w:rFonts w:ascii="Arial" w:hAnsi="Arial" w:cs="Arial"/>
+          <w:b w:val="0"/>
+          <w:i w:val="0"/>
+          <w:sz w:val="22"/>
+          <w:vertAlign w:val="superscript"/>
+        </w:rPr>
+        <w:t xml:space="preserve">-dTs</w:t>
+      </w:r>
+      <w:r>
+        <w:rPr>
+          <w:rFonts w:ascii="Arial" w:hAnsi="Arial" w:cs="Arial"/>
+          <w:b w:val="0"/>
+          <w:i w:val="0"/>
+          <w:sz w:val="22"/>
+        </w:rPr>
+        <w:t xml:space="preserve">) / (1-e</w:t>
+      </w:r>
+      <w:r>
+        <w:rPr>
+          <w:rFonts w:ascii="Arial" w:hAnsi="Arial" w:cs="Arial"/>
+          <w:b w:val="0"/>
+          <w:i w:val="0"/>
+          <w:sz w:val="22"/>
+          <w:vertAlign w:val="superscript"/>
+        </w:rPr>
+        <w:t xml:space="preserve">-Ts</w:t>
+      </w:r>
+      <w:r>
+        <w:rPr>
+          <w:rFonts w:ascii="Arial" w:hAnsi="Arial" w:cs="Arial"/>
+          <w:b w:val="0"/>
+          <w:i w:val="0"/>
+          <w:sz w:val="22"/>
+        </w:rPr>
+        <w:t xml:space="preserve">). Nilai rata-rata (average value) sinyal periodik ini adalah A·d, sebuah besaran krusial pada aplikasi PWM karena rata-rata inilah yang "dirasakan" oleh beban (motor, LED, filter RC) setelah efek switching cepat diredam oleh induktansi atau kapasitansi rangkaian. Tabel 3 merangkum tiga sifat tambahan fungsi periodik yang relevan bagi rekayasa.</w:t>
       </w:r>
     </w:p>
     <w:p>
@@ -5098,7 +7002,7 @@
                 <w:i w:val="0"/>
                 <w:sz w:val="19"/>
               </w:rPr>
-              <w:t>avg = A*d  (untuk square wave duty d)</w:t>
+              <w:t xml:space="preserve">avg = A·d  (untuk square wave duty d)</w:t>
             </w:r>
           </w:p>
         </w:tc>
@@ -5181,7 +7085,35 @@
                 <w:i w:val="0"/>
                 <w:sz w:val="19"/>
               </w:rPr>
-              <w:t>f(t)=a0+sum(an*cos(nwt)+bn*sin(nwt))</w:t>
+              <w:t xml:space="preserve">f(t)=</w:t>
+            </w:r>
+            <w:r>
+              <w:rPr>
+                <w:rFonts w:ascii="Arial" w:hAnsi="Arial" w:cs="Arial"/>
+                <w:b w:val="0"/>
+                <w:i w:val="0"/>
+                <w:sz w:val="19"/>
+              </w:rPr>
+              <w:t xml:space="preserve">a</w:t>
+            </w:r>
+            <w:r>
+              <w:rPr>
+                <w:rFonts w:ascii="Arial" w:hAnsi="Arial" w:cs="Arial"/>
+                <w:b w:val="0"/>
+                <w:i w:val="0"/>
+                <w:sz w:val="19"/>
+                <w:vertAlign w:val="subscript"/>
+              </w:rPr>
+              <w:t xml:space="preserve">0</w:t>
+            </w:r>
+            <w:r>
+              <w:rPr>
+                <w:rFonts w:ascii="Arial" w:hAnsi="Arial" w:cs="Arial"/>
+                <w:b w:val="0"/>
+                <w:i w:val="0"/>
+                <w:sz w:val="19"/>
+              </w:rPr>
+              <w:t xml:space="preserve">+sum(an·cos(nwt)+bn·sin(nwt))</w:t>
             </w:r>
           </w:p>
         </w:tc>
@@ -5319,7 +7251,7 @@
           <w:i w:val="0"/>
           <w:sz w:val="22"/>
         </w:rPr>
-        <w:t>Catatan penting terkait Tabel 3, baris kedua (Fourier series): square wave secara khusus hanya mengandung harmonik ganjil (1*omega, 3*omega, 5*omega, dan seterusnya) tanpa komponen genap, sebuah sifat yang menjelaskan mengapa suara square wave terdengar "kasar" dibanding sinus murni pada aplikasi audio, dan mengapa switching power supply memerlukan filter EMI yang cermat untuk meredam harmonik tinggi tersebut agar tidak mengganggu perangkat elektronik di sekitarnya.</w:t>
+        <w:t xml:space="preserve">Catatan penting terkait Tabel 3, baris kedua (Fourier series): square wave secara khusus hanya mengandung harmonik ganjil (1·ω, 3·ω, 5·ω, dan seterusnya) tanpa komponen genap, sebuah sifat yang menjelaskan mengapa suara square wave terdengar "kasar" dibanding sinus murni pada aplikasi audio, dan mengapa switching power supply memerlukan filter EMI yang cermat untuk meredam harmonik tinggi tersebut agar tidak mengganggu perangkat elektronik di sekitarnya.</w:t>
       </w:r>
     </w:p>
     <w:p>
@@ -5366,7 +7298,26 @@
           <w:i w:val="0"/>
           <w:sz w:val="22"/>
         </w:rPr>
-        <w:t>Seluruh pembahasan sebelumnya, konstruksi sinyal, transformasi, Second Shift Theorem, dan periodicity theorem, bermuara pada satu kemampuan praktis, yaitu menyelesaikan PD dengan sisi kanan yang mengandung fungsi switching. Workflow-nya adalah perluasan langsung dari workflow Laplace standar Pertemuan 11, dengan satu langkah tambahan krusial, memisahkan term dengan faktor e^(-as) dari term tanpa faktor tersebut sebelum melakukan invers Laplace. Gambar 6 merangkum workflow empat langkah ini secara visual.</w:t>
+        <w:t xml:space="preserve">Seluruh pembahasan sebelumnya, konstruksi sinyal, transformasi, Second Shift Theorem, dan periodicity theorem, bermuara pada satu kemampuan praktis, yaitu menyelesaikan PD dengan sisi kanan yang mengandung fungsi switching. Workflow-nya adalah perluasan langsung dari workflow Laplace standar Pertemuan 11, dengan satu langkah tambahan krusial, memisahkan term dengan faktor e</w:t>
+      </w:r>
+      <w:r>
+        <w:rPr>
+          <w:rFonts w:ascii="Arial" w:hAnsi="Arial" w:cs="Arial"/>
+          <w:b w:val="0"/>
+          <w:i w:val="0"/>
+          <w:sz w:val="22"/>
+          <w:vertAlign w:val="superscript"/>
+        </w:rPr>
+        <w:t xml:space="preserve">-as</w:t>
+      </w:r>
+      <w:r>
+        <w:rPr>
+          <w:rFonts w:ascii="Arial" w:hAnsi="Arial" w:cs="Arial"/>
+          <w:b w:val="0"/>
+          <w:i w:val="0"/>
+          <w:sz w:val="22"/>
+        </w:rPr>
+        <w:t xml:space="preserve"> dari term tanpa faktor tersebut sebelum melakukan invers Laplace. Gambar 6 merangkum workflow empat langkah ini secara visual.</w:t>
       </w:r>
     </w:p>
     <w:p>
@@ -5423,7 +7374,28 @@
           <w:color w:val="444444"/>
           <w:sz w:val="20"/>
         </w:rPr>
-        <w:t>Gambar 6. Workflow solve PD dengan input switching: transformasi PD dan term Heaviside menjadi e^(-as)/s, solve aljabar P(s)*Y(s)=R(s), lalu invers tiap term (termasuk term ber-delay via Second Shift) untuk memperoleh y(t) piecewise.</w:t>
+        <w:t xml:space="preserve">Gambar 6. Workflow solve PD dengan input switching: transformasi PD dan term Heaviside menjadi e</w:t>
+      </w:r>
+      <w:r>
+        <w:rPr>
+          <w:rFonts w:ascii="Arial" w:hAnsi="Arial" w:cs="Arial"/>
+          <w:b w:val="0"/>
+          <w:i/>
+          <w:color w:val="444444"/>
+          <w:sz w:val="20"/>
+          <w:vertAlign w:val="superscript"/>
+        </w:rPr>
+        <w:t xml:space="preserve">-as</w:t>
+      </w:r>
+      <w:r>
+        <w:rPr>
+          <w:rFonts w:ascii="Arial" w:hAnsi="Arial" w:cs="Arial"/>
+          <w:b w:val="0"/>
+          <w:i/>
+          <w:color w:val="444444"/>
+          <w:sz w:val="20"/>
+        </w:rPr>
+        <w:t xml:space="preserve">/s, solve aljabar P(s)·Y(s)=R(s), lalu invers tiap term (termasuk term ber-delay via Second Shift) untuk memperoleh y(t) piecewise.</w:t>
       </w:r>
     </w:p>
     <w:p>
@@ -5447,7 +7419,138 @@
           <w:i w:val="0"/>
           <w:sz w:val="22"/>
         </w:rPr>
-        <w:t>Gambar 6 menekankan bahwa hasil akhir y(t) SELALU berbentuk piecewise yang mengandung faktor Heaviside, sebab setiap term dengan e^(-a_i*s) pada Y(s) diinvers kembali menjadi g_i(t-a_i)*H(t-a_i) lewat Second Shift Theorem, aktif hanya setelah waktu switching a_i yang bersangkutan. Term tanpa faktor eksponensial diinvers dengan cara biasa (tabel/pecahan parsial) seperti pada Pertemuan 11, mewakili response yang sudah aktif sejak t=0 atau berasal dari syarat awal.</w:t>
+        <w:t xml:space="preserve">Gambar 6 menekankan bahwa hasil akhir y(t) SELALU berbentuk piecewise yang mengandung faktor Heaviside, sebab setiap term dengan e</w:t>
+      </w:r>
+      <w:r>
+        <w:rPr>
+          <w:rFonts w:ascii="Arial" w:hAnsi="Arial" w:cs="Arial"/>
+          <w:b w:val="0"/>
+          <w:i w:val="0"/>
+          <w:sz w:val="22"/>
+          <w:vertAlign w:val="superscript"/>
+        </w:rPr>
+        <w:t xml:space="preserve">-aᵢ·s</w:t>
+      </w:r>
+      <w:r>
+        <w:rPr>
+          <w:rFonts w:ascii="Arial" w:hAnsi="Arial" w:cs="Arial"/>
+          <w:b w:val="0"/>
+          <w:i w:val="0"/>
+          <w:sz w:val="22"/>
+        </w:rPr>
+        <w:t xml:space="preserve"> pada Y(s) diinvers kembali menjadi </w:t>
+      </w:r>
+      <w:r>
+        <w:rPr>
+          <w:rFonts w:ascii="Arial" w:hAnsi="Arial" w:cs="Arial"/>
+          <w:b w:val="0"/>
+          <w:i w:val="0"/>
+          <w:sz w:val="22"/>
+        </w:rPr>
+        <w:t xml:space="preserve">g</w:t>
+      </w:r>
+      <w:r>
+        <w:rPr>
+          <w:rFonts w:ascii="Arial" w:hAnsi="Arial" w:cs="Arial"/>
+          <w:b w:val="0"/>
+          <w:i w:val="0"/>
+          <w:sz w:val="22"/>
+          <w:vertAlign w:val="subscript"/>
+        </w:rPr>
+        <w:t xml:space="preserve">i</w:t>
+      </w:r>
+      <w:r>
+        <w:rPr>
+          <w:rFonts w:ascii="Arial" w:hAnsi="Arial" w:cs="Arial"/>
+          <w:b w:val="0"/>
+          <w:i w:val="0"/>
+          <w:sz w:val="22"/>
+        </w:rPr>
+        <w:t xml:space="preserve">(t-</w:t>
+      </w:r>
+      <w:r>
+        <w:rPr>
+          <w:rFonts w:ascii="Arial" w:hAnsi="Arial" w:cs="Arial"/>
+          <w:b w:val="0"/>
+          <w:i w:val="0"/>
+          <w:sz w:val="22"/>
+        </w:rPr>
+        <w:t xml:space="preserve">a</w:t>
+      </w:r>
+      <w:r>
+        <w:rPr>
+          <w:rFonts w:ascii="Arial" w:hAnsi="Arial" w:cs="Arial"/>
+          <w:b w:val="0"/>
+          <w:i w:val="0"/>
+          <w:sz w:val="22"/>
+          <w:vertAlign w:val="subscript"/>
+        </w:rPr>
+        <w:t xml:space="preserve">i</w:t>
+      </w:r>
+      <w:r>
+        <w:rPr>
+          <w:rFonts w:ascii="Arial" w:hAnsi="Arial" w:cs="Arial"/>
+          <w:b w:val="0"/>
+          <w:i w:val="0"/>
+          <w:sz w:val="22"/>
+        </w:rPr>
+        <w:t xml:space="preserve">)·H(t-</w:t>
+      </w:r>
+      <w:r>
+        <w:rPr>
+          <w:rFonts w:ascii="Arial" w:hAnsi="Arial" w:cs="Arial"/>
+          <w:b w:val="0"/>
+          <w:i w:val="0"/>
+          <w:sz w:val="22"/>
+        </w:rPr>
+        <w:t xml:space="preserve">a</w:t>
+      </w:r>
+      <w:r>
+        <w:rPr>
+          <w:rFonts w:ascii="Arial" w:hAnsi="Arial" w:cs="Arial"/>
+          <w:b w:val="0"/>
+          <w:i w:val="0"/>
+          <w:sz w:val="22"/>
+          <w:vertAlign w:val="subscript"/>
+        </w:rPr>
+        <w:t xml:space="preserve">i</w:t>
+      </w:r>
+      <w:r>
+        <w:rPr>
+          <w:rFonts w:ascii="Arial" w:hAnsi="Arial" w:cs="Arial"/>
+          <w:b w:val="0"/>
+          <w:i w:val="0"/>
+          <w:sz w:val="22"/>
+        </w:rPr>
+        <w:t xml:space="preserve">) lewat Second Shift Theorem, aktif hanya setelah waktu switching </w:t>
+      </w:r>
+      <w:r>
+        <w:rPr>
+          <w:rFonts w:ascii="Arial" w:hAnsi="Arial" w:cs="Arial"/>
+          <w:b w:val="0"/>
+          <w:i w:val="0"/>
+          <w:sz w:val="22"/>
+        </w:rPr>
+        <w:t xml:space="preserve">a</w:t>
+      </w:r>
+      <w:r>
+        <w:rPr>
+          <w:rFonts w:ascii="Arial" w:hAnsi="Arial" w:cs="Arial"/>
+          <w:b w:val="0"/>
+          <w:i w:val="0"/>
+          <w:sz w:val="22"/>
+          <w:vertAlign w:val="subscript"/>
+        </w:rPr>
+        <w:t xml:space="preserve">i</w:t>
+      </w:r>
+      <w:r>
+        <w:rPr>
+          <w:rFonts w:ascii="Arial" w:hAnsi="Arial" w:cs="Arial"/>
+          <w:b w:val="0"/>
+          <w:i w:val="0"/>
+          <w:sz w:val="22"/>
+        </w:rPr>
+        <w:t xml:space="preserve"> yang bersangkutan. Term tanpa faktor eksponensial diinvers dengan cara biasa (tabel/pecahan parsial) seperti pada Pertemuan 11, mewakili response yang sudah aktif sejak t=0 atau berasal dari syarat awal.</w:t>
       </w:r>
     </w:p>
     <w:p>
@@ -5471,7 +7574,130 @@
           <w:i w:val="0"/>
           <w:sz w:val="22"/>
         </w:rPr>
-        <w:t>Selesaikan y prime + 2*y = 3*H(t-1) dengan y(0)=0, yaitu PD orde satu dengan step yang baru dinyalakan pada t=1 (bukan sejak awal). Langkah 1, transformasi: sY + 2Y = 3*e^(-s)/s, sehingga (s+2)*Y = 3*e^(-s)/s. Langkah 2, solve: Y(s) = 3*e^(-s) / [s*(s+2)]. Langkah 3, pecahan parsial untuk bagian tanpa delay: 3/[s*(s+2)] = (3/2)/s - (3/2)/(s+2), sehingga Y(s) = e^(-s) * [(3/2)/s - (3/2)/(s+2)]. Langkah 4, invers via Second Shift dengan a=1: term (3/2)/s menjadi konstanta 3/2, term (3/2)/(s+2) menjadi (3/2)*e^(-2t), sehingga hasil akhir y(t) = (3/2)*[1-e^(-2(t-1))]*H(t-1).</w:t>
+        <w:t xml:space="preserve">Selesaikan y prime + 2·y = 3·H(t-1) dengan y(0)=0, yaitu PD orde satu dengan step yang baru dinyalakan pada t=1 (bukan sejak awal). Langkah 1, transformasi: sY + 2Y = 3·e</w:t>
+      </w:r>
+      <w:r>
+        <w:rPr>
+          <w:rFonts w:ascii="Arial" w:hAnsi="Arial" w:cs="Arial"/>
+          <w:b w:val="0"/>
+          <w:i w:val="0"/>
+          <w:sz w:val="22"/>
+          <w:vertAlign w:val="superscript"/>
+        </w:rPr>
+        <w:t xml:space="preserve">-s</w:t>
+      </w:r>
+      <w:r>
+        <w:rPr>
+          <w:rFonts w:ascii="Arial" w:hAnsi="Arial" w:cs="Arial"/>
+          <w:b w:val="0"/>
+          <w:i w:val="0"/>
+          <w:sz w:val="22"/>
+        </w:rPr>
+        <w:t xml:space="preserve">/s, sehingga (s+2)·Y = 3·e</w:t>
+      </w:r>
+      <w:r>
+        <w:rPr>
+          <w:rFonts w:ascii="Arial" w:hAnsi="Arial" w:cs="Arial"/>
+          <w:b w:val="0"/>
+          <w:i w:val="0"/>
+          <w:sz w:val="22"/>
+          <w:vertAlign w:val="superscript"/>
+        </w:rPr>
+        <w:t xml:space="preserve">-s</w:t>
+      </w:r>
+      <w:r>
+        <w:rPr>
+          <w:rFonts w:ascii="Arial" w:hAnsi="Arial" w:cs="Arial"/>
+          <w:b w:val="0"/>
+          <w:i w:val="0"/>
+          <w:sz w:val="22"/>
+        </w:rPr>
+        <w:t xml:space="preserve">/s. Langkah 2, solve: Y(s) = 3·e</w:t>
+      </w:r>
+      <w:r>
+        <w:rPr>
+          <w:rFonts w:ascii="Arial" w:hAnsi="Arial" w:cs="Arial"/>
+          <w:b w:val="0"/>
+          <w:i w:val="0"/>
+          <w:sz w:val="22"/>
+          <w:vertAlign w:val="superscript"/>
+        </w:rPr>
+        <w:t xml:space="preserve">-s</w:t>
+      </w:r>
+      <w:r>
+        <w:rPr>
+          <w:rFonts w:ascii="Arial" w:hAnsi="Arial" w:cs="Arial"/>
+          <w:b w:val="0"/>
+          <w:i w:val="0"/>
+          <w:sz w:val="22"/>
+        </w:rPr>
+        <w:t xml:space="preserve"> / [s·(s+2)]. Langkah 3, pecahan parsial untuk bagian tanpa delay: 3/[s·(s+2)] = (3/2)/s - (3/2)/(s+2), sehingga Y(s) = e</w:t>
+      </w:r>
+      <w:r>
+        <w:rPr>
+          <w:rFonts w:ascii="Arial" w:hAnsi="Arial" w:cs="Arial"/>
+          <w:b w:val="0"/>
+          <w:i w:val="0"/>
+          <w:sz w:val="22"/>
+          <w:vertAlign w:val="superscript"/>
+        </w:rPr>
+        <w:t xml:space="preserve">-s</w:t>
+      </w:r>
+      <w:r>
+        <w:rPr>
+          <w:rFonts w:ascii="Arial" w:hAnsi="Arial" w:cs="Arial"/>
+          <w:b w:val="0"/>
+          <w:i w:val="0"/>
+          <w:sz w:val="22"/>
+        </w:rPr>
+        <w:t xml:space="preserve">·[(3/2)/s - (3/2)/(s+2)]. Langkah 4, invers via Second Shift dengan a=1: term (3/2)/s menjadi konstanta 3/2, term (3/2)/(s+2) menjadi (3/2)·e</w:t>
+      </w:r>
+      <w:r>
+        <w:rPr>
+          <w:rFonts w:ascii="Arial" w:hAnsi="Arial" w:cs="Arial"/>
+          <w:b w:val="0"/>
+          <w:i w:val="0"/>
+          <w:sz w:val="22"/>
+          <w:vertAlign w:val="superscript"/>
+        </w:rPr>
+        <w:t xml:space="preserve">-2t</w:t>
+      </w:r>
+      <w:r>
+        <w:rPr>
+          <w:rFonts w:ascii="Arial" w:hAnsi="Arial" w:cs="Arial"/>
+          <w:b w:val="0"/>
+          <w:i w:val="0"/>
+          <w:sz w:val="22"/>
+        </w:rPr>
+        <w:t xml:space="preserve">, sehingga hasil akhir y(t) = (3/2)·[1-e</w:t>
+      </w:r>
+      <w:r>
+        <w:rPr>
+          <w:rFonts w:ascii="Arial" w:hAnsi="Arial" w:cs="Arial"/>
+          <w:b w:val="0"/>
+          <w:i w:val="0"/>
+          <w:sz w:val="22"/>
+          <w:vertAlign w:val="superscript"/>
+        </w:rPr>
+        <w:t xml:space="preserve">-2(t-1)</w:t>
+      </w:r>
+      <w:r>
+        <w:rPr>
+          <w:rFonts w:ascii="Arial" w:hAnsi="Arial" w:cs="Arial"/>
+          <w:b w:val="0"/>
+          <w:i w:val="0"/>
+          <w:sz w:val="22"/>
+        </w:rPr>
+        <w:t xml:space="preserve">]·H(t-1).</w:t>
+      </w:r>
+      <w:r>
+        <w:rPr>
+          <w:rFonts w:ascii="Arial" w:hAnsi="Arial" w:cs="Arial"/>
+          <w:b w:val="0"/>
+          <w:i w:val="0"/>
+          <w:sz w:val="22"/>
+        </w:rPr>
+        <w:t xml:space="preserve"> Persamaan (11) memadatkan aturan tersebut.</w:t>
       </w:r>
     </w:p>
     <w:p>
@@ -5487,7 +7713,38 @@
           <w:color w:val="305496"/>
           <w:sz w:val="22"/>
         </w:rPr>
-        <w:t>y(t) = (3/2) * [1 - e^(-2(t-1))] * H(t-1)</w:t>
+        <w:t xml:space="preserve">y(t) = (3/2)·[1 - e</w:t>
+      </w:r>
+      <w:r>
+        <w:rPr>
+          <w:rFonts w:ascii="Arial" w:hAnsi="Arial" w:cs="Arial"/>
+          <w:b/>
+          <w:i/>
+          <w:color w:val="305496"/>
+          <w:sz w:val="22"/>
+          <w:vertAlign w:val="superscript"/>
+        </w:rPr>
+        <w:t xml:space="preserve">-2(t-1)</w:t>
+      </w:r>
+      <w:r>
+        <w:rPr>
+          <w:rFonts w:ascii="Arial" w:hAnsi="Arial" w:cs="Arial"/>
+          <w:b/>
+          <w:i/>
+          <w:color w:val="305496"/>
+          <w:sz w:val="22"/>
+        </w:rPr>
+        <w:t xml:space="preserve">]·H(t-1)</w:t>
+      </w:r>
+      <w:r>
+        <w:rPr>
+          <w:rFonts w:ascii="Arial" w:hAnsi="Arial" w:cs="Arial"/>
+          <w:b/>
+          <w:i/>
+          <w:color w:val="305496"/>
+          <w:sz w:val="22"/>
+        </w:rPr>
+        <w:t xml:space="preserve">   (11)</w:t>
       </w:r>
     </w:p>
     <w:p>
@@ -5535,7 +7792,168 @@
           <w:i w:val="0"/>
           <w:sz w:val="22"/>
         </w:rPr>
-        <w:t>Selesaikan y prime prime + 4*y = 5*[H(t)-H(t-2)] dengan y(0)=0, y prime(0)=0, yaitu PD orde dua (osilator tanpa redaman, omega=2) dengan input pulse rectangular magnitudo 5 aktif hanya pada [0,2). Langkah 1, transformasi: (s^2+4)*Y = 5*(1-e^(-2s))/s. Langkah 2, Y(s) = 5*(1-e^(-2s)) / [s*(s^2+4)]. Langkah 3, pecahan parsial 5/[s*(s^2+4)]: cover-up pada s=0 memberi koefisien 1/s sebesar 5/4, menyamakan koefisien memberi -( 5/4)*s/(s^2+4), sehingga bagian tanpa delay menjadi (5/4)/s - (5/4)*s/(s^2+4). Langkah 4, invers term pertama (tanpa delay, dari faktor "1"): (5/4)*(1-cos(2t)). Invers term kedua (dari faktor -e^(-2s), delay a=2): -(5/4)*(1-cos(2(t-2)))*H(t-2). Hasil akhir dijumlahkan.</w:t>
+        <w:t xml:space="preserve">Selesaikan y prime prime + 4·y = 5·[H(t)-H(t-2)] dengan y(0)=0, y prime(0)=0, yaitu PD orde dua (osilator tanpa redaman, ω=2) dengan input pulse rectangular magnitudo 5 aktif hanya pada [0,2). Langkah 1, transformasi: (s</w:t>
+      </w:r>
+      <w:r>
+        <w:rPr>
+          <w:rFonts w:ascii="Arial" w:hAnsi="Arial" w:cs="Arial"/>
+          <w:b w:val="0"/>
+          <w:i w:val="0"/>
+          <w:sz w:val="22"/>
+          <w:vertAlign w:val="superscript"/>
+        </w:rPr>
+        <w:t xml:space="preserve">2</w:t>
+      </w:r>
+      <w:r>
+        <w:rPr>
+          <w:rFonts w:ascii="Arial" w:hAnsi="Arial" w:cs="Arial"/>
+          <w:b w:val="0"/>
+          <w:i w:val="0"/>
+          <w:sz w:val="22"/>
+        </w:rPr>
+        <w:t xml:space="preserve">+4)·Y = 5·(1-e</w:t>
+      </w:r>
+      <w:r>
+        <w:rPr>
+          <w:rFonts w:ascii="Arial" w:hAnsi="Arial" w:cs="Arial"/>
+          <w:b w:val="0"/>
+          <w:i w:val="0"/>
+          <w:sz w:val="22"/>
+          <w:vertAlign w:val="superscript"/>
+        </w:rPr>
+        <w:t xml:space="preserve">-2s</w:t>
+      </w:r>
+      <w:r>
+        <w:rPr>
+          <w:rFonts w:ascii="Arial" w:hAnsi="Arial" w:cs="Arial"/>
+          <w:b w:val="0"/>
+          <w:i w:val="0"/>
+          <w:sz w:val="22"/>
+        </w:rPr>
+        <w:t xml:space="preserve">)/s. Langkah 2, Y(s) = 5·(1-e</w:t>
+      </w:r>
+      <w:r>
+        <w:rPr>
+          <w:rFonts w:ascii="Arial" w:hAnsi="Arial" w:cs="Arial"/>
+          <w:b w:val="0"/>
+          <w:i w:val="0"/>
+          <w:sz w:val="22"/>
+          <w:vertAlign w:val="superscript"/>
+        </w:rPr>
+        <w:t xml:space="preserve">-2s</w:t>
+      </w:r>
+      <w:r>
+        <w:rPr>
+          <w:rFonts w:ascii="Arial" w:hAnsi="Arial" w:cs="Arial"/>
+          <w:b w:val="0"/>
+          <w:i w:val="0"/>
+          <w:sz w:val="22"/>
+        </w:rPr>
+        <w:t xml:space="preserve">) / [s·(s</w:t>
+      </w:r>
+      <w:r>
+        <w:rPr>
+          <w:rFonts w:ascii="Arial" w:hAnsi="Arial" w:cs="Arial"/>
+          <w:b w:val="0"/>
+          <w:i w:val="0"/>
+          <w:sz w:val="22"/>
+          <w:vertAlign w:val="superscript"/>
+        </w:rPr>
+        <w:t xml:space="preserve">2</w:t>
+      </w:r>
+      <w:r>
+        <w:rPr>
+          <w:rFonts w:ascii="Arial" w:hAnsi="Arial" w:cs="Arial"/>
+          <w:b w:val="0"/>
+          <w:i w:val="0"/>
+          <w:sz w:val="22"/>
+        </w:rPr>
+        <w:t xml:space="preserve">+4)]. Langkah 3, pecahan parsial 5/[s·(s</w:t>
+      </w:r>
+      <w:r>
+        <w:rPr>
+          <w:rFonts w:ascii="Arial" w:hAnsi="Arial" w:cs="Arial"/>
+          <w:b w:val="0"/>
+          <w:i w:val="0"/>
+          <w:sz w:val="22"/>
+          <w:vertAlign w:val="superscript"/>
+        </w:rPr>
+        <w:t xml:space="preserve">2</w:t>
+      </w:r>
+      <w:r>
+        <w:rPr>
+          <w:rFonts w:ascii="Arial" w:hAnsi="Arial" w:cs="Arial"/>
+          <w:b w:val="0"/>
+          <w:i w:val="0"/>
+          <w:sz w:val="22"/>
+        </w:rPr>
+        <w:t xml:space="preserve">+4)]: cover-up pada s=0 memberi koefisien 1/s sebesar 5/4, menyamakan koefisien memberi -( 5/4)·s/(s</w:t>
+      </w:r>
+      <w:r>
+        <w:rPr>
+          <w:rFonts w:ascii="Arial" w:hAnsi="Arial" w:cs="Arial"/>
+          <w:b w:val="0"/>
+          <w:i w:val="0"/>
+          <w:sz w:val="22"/>
+          <w:vertAlign w:val="superscript"/>
+        </w:rPr>
+        <w:t xml:space="preserve">2</w:t>
+      </w:r>
+      <w:r>
+        <w:rPr>
+          <w:rFonts w:ascii="Arial" w:hAnsi="Arial" w:cs="Arial"/>
+          <w:b w:val="0"/>
+          <w:i w:val="0"/>
+          <w:sz w:val="22"/>
+        </w:rPr>
+        <w:t xml:space="preserve">+4), sehingga bagian tanpa delay menjadi (5/4)/s - (5/4)·s/(s</w:t>
+      </w:r>
+      <w:r>
+        <w:rPr>
+          <w:rFonts w:ascii="Arial" w:hAnsi="Arial" w:cs="Arial"/>
+          <w:b w:val="0"/>
+          <w:i w:val="0"/>
+          <w:sz w:val="22"/>
+          <w:vertAlign w:val="superscript"/>
+        </w:rPr>
+        <w:t xml:space="preserve">2</w:t>
+      </w:r>
+      <w:r>
+        <w:rPr>
+          <w:rFonts w:ascii="Arial" w:hAnsi="Arial" w:cs="Arial"/>
+          <w:b w:val="0"/>
+          <w:i w:val="0"/>
+          <w:sz w:val="22"/>
+        </w:rPr>
+        <w:t xml:space="preserve">+4). Langkah 4, invers term pertama (tanpa delay, dari faktor "1"): (5/4)·(1-cos(2t)). Invers term kedua (dari faktor -e</w:t>
+      </w:r>
+      <w:r>
+        <w:rPr>
+          <w:rFonts w:ascii="Arial" w:hAnsi="Arial" w:cs="Arial"/>
+          <w:b w:val="0"/>
+          <w:i w:val="0"/>
+          <w:sz w:val="22"/>
+          <w:vertAlign w:val="superscript"/>
+        </w:rPr>
+        <w:t xml:space="preserve">-2s</w:t>
+      </w:r>
+      <w:r>
+        <w:rPr>
+          <w:rFonts w:ascii="Arial" w:hAnsi="Arial" w:cs="Arial"/>
+          <w:b w:val="0"/>
+          <w:i w:val="0"/>
+          <w:sz w:val="22"/>
+        </w:rPr>
+        <w:t xml:space="preserve">, delay a=2): -(5/4)·(1-cos(2(t-2)))·H(t-2). Hasil akhir dijumlahkan.</w:t>
+      </w:r>
+      <w:r>
+        <w:rPr>
+          <w:rFonts w:ascii="Arial" w:hAnsi="Arial" w:cs="Arial"/>
+          <w:b w:val="0"/>
+          <w:i w:val="0"/>
+          <w:sz w:val="22"/>
+        </w:rPr>
+        <w:t xml:space="preserve"> Rangkuman kuantitatifnya tertulis pada Persamaan (12).</w:t>
       </w:r>
     </w:p>
     <w:p>
@@ -5551,7 +7969,17 @@
           <w:color w:val="305496"/>
           <w:sz w:val="22"/>
         </w:rPr>
-        <w:t>y(t) = (5/4)*(1-cos(2t)) - (5/4)*(1-cos(2(t-2)))*H(t-2)</w:t>
+        <w:t xml:space="preserve">y(t) = (5/4)·(1-cos(2t)) - (5/4)·(1-cos(2(t-2)))·H(t-2)</w:t>
+      </w:r>
+      <w:r>
+        <w:rPr>
+          <w:rFonts w:ascii="Arial" w:hAnsi="Arial" w:cs="Arial"/>
+          <w:b/>
+          <w:i/>
+          <w:color w:val="305496"/>
+          <w:sz w:val="22"/>
+        </w:rPr>
+        <w:t xml:space="preserve">   (12)</w:t>
       </w:r>
     </w:p>
     <w:p>
@@ -5575,7 +8003,7 @@
           <w:i w:val="0"/>
           <w:sz w:val="22"/>
         </w:rPr>
-        <w:t>Interpretasi Contoh 2 sangat instruktif: sebelum t=2, sistem berosilasi murni tanpa redaman mengikuti (5/4)*(1-cos(2t)) karena pole imajiner murni s=plus minus 2j (tidak ada faktor peredam pada PD). Setelah t=2, pulse berhenti namun sistem TIDAK kembali diam, melainkan terus berosilasi dengan amplitudo dan fase yang berbeda dari sebelumnya, sebab energi yang sudah tersimpan pada osilator saat pulse aktif tidak hilang begitu saja ketika input dimatikan, ciri khas sistem konservatif (tanpa disipasi energi) yang relevan misalnya pada analisis getaran struktur yang menerima beban kejut berdurasi terbatas.</w:t>
+        <w:t xml:space="preserve">Interpretasi Contoh 2 sangat instruktif: sebelum t=2, sistem berosilasi murni tanpa redaman mengikuti (5/4)·(1-cos(2t)) karena pole imajiner murni s=plus minus 2j (tidak ada faktor peredam pada PD). Setelah t=2, pulse berhenti namun sistem TIDAK kembali diam, melainkan terus berosilasi dengan amplitudo dan fase yang berbeda dari sebelumnya, sebab energi yang sudah tersimpan pada osilator saat pulse aktif tidak hilang begitu saja ketika input dimatikan, ciri khas sistem konservatif (tanpa disipasi energi) yang relevan misalnya pada analisis getaran struktur yang menerima beban kejut berdurasi terbatas.</w:t>
       </w:r>
     </w:p>
     <w:p>
@@ -5599,7 +8027,26 @@
           <w:i w:val="0"/>
           <w:sz w:val="22"/>
         </w:rPr>
-        <w:t>Lima kesalahan umum saat solve PD dengan input switching: (1) menerapkan invers Laplace langsung pada Y(s) yang masih mengandung e^(-as) tanpa memisahkan term ber-delay terlebih dahulu, mengakibatkan hasil salah total; (2) lupa bahwa hasil pecahan parsial pada bagian ber-delay harus dihitung dengan F(s) yang SAMA seperti bagian tanpa delay (P(s) di penyebut selalu sama, hanya numerator yang berbeda per pulse); (3) keliru tanda pada pulse yang melibatkan pengurangan (H(t-a) dikurangi H(t-b)), menghasilkan sinyal terbalik; (4) lupa menuliskan H(t-a) secara eksplisit pada jawaban akhir y(t), padahal inilah bagian yang menandakan solusi berlaku piecewise; (5) tidak memverifikasi bahwa y(t)=0 (atau sesuai IVP) tepat sebelum waktu switching pertama sebagai sanity check.</w:t>
+        <w:t xml:space="preserve">Lima kesalahan umum saat solve PD dengan input switching: (1) menerapkan invers Laplace langsung pada Y(s) yang masih mengandung e</w:t>
+      </w:r>
+      <w:r>
+        <w:rPr>
+          <w:rFonts w:ascii="Arial" w:hAnsi="Arial" w:cs="Arial"/>
+          <w:b w:val="0"/>
+          <w:i w:val="0"/>
+          <w:sz w:val="22"/>
+          <w:vertAlign w:val="superscript"/>
+        </w:rPr>
+        <w:t xml:space="preserve">-as</w:t>
+      </w:r>
+      <w:r>
+        <w:rPr>
+          <w:rFonts w:ascii="Arial" w:hAnsi="Arial" w:cs="Arial"/>
+          <w:b w:val="0"/>
+          <w:i w:val="0"/>
+          <w:sz w:val="22"/>
+        </w:rPr>
+        <w:t xml:space="preserve"> tanpa memisahkan term ber-delay terlebih dahulu, mengakibatkan hasil salah total; (2) lupa bahwa hasil pecahan parsial pada bagian ber-delay harus dihitung dengan F(s) yang SAMA seperti bagian tanpa delay (P(s) di penyebut selalu sama, hanya numerator yang berbeda per pulse); (3) keliru tanda pada pulse yang melibatkan pengurangan (H(t-a) dikurangi H(t-b)), menghasilkan sinyal terbalik; (4) lupa menuliskan H(t-a) secara eksplisit pada jawaban akhir y(t), padahal inilah bagian yang menandakan solusi berlaku piecewise; (5) tidak memverifikasi bahwa y(t)=0 (atau sesuai IVP) tepat sebelum waktu switching pertama sebagai sanity check.</w:t>
       </w:r>
     </w:p>
     <w:p>
@@ -5802,7 +8249,7 @@
           <w:i w:val="0"/>
           <w:sz w:val="22"/>
         </w:rPr>
-        <w:t>dimmer lampu LED modern tidak menurunkan tegangan secara linier, melainkan menyalakan-mematikan lampu sangat cepat (ribuan kali per detik) dengan duty cycle bervariasi, mata manusia hanya menangkap rata-rata (average value = A*d) sehingga terlihat seperti kecerahan yang berubah mulus, persis prinsip PWM yang dibahas pada Sub-bab Aplikasi Industri.</w:t>
+        <w:t xml:space="preserve">dimmer lampu LED modern tidak menurunkan tegangan secara linier, melainkan menyalakan-mematikan lampu sangat cepat (ribuan kali per detik) dengan duty cycle bervariasi, mata manusia hanya menangkap rata-rata (average value = A·d) sehingga terlihat seperti kecerahan yang berubah mulus, persis prinsip PWM yang dibahas pada Sub-bab Aplikasi Industri.</w:t>
       </w:r>
     </w:p>
     <w:p>
@@ -5915,7 +8362,138 @@
           <w:i w:val="0"/>
           <w:sz w:val="22"/>
         </w:rPr>
-        <w:t>saat tombol power ditekan pada t=0, tegangan ke beban naik mendadak dari 0 ke V0, dimodelkan V(t)=V0*H(t). Untuk beban kapasitif RC*vC prime + vC = V0*H(t), solusi Laplace memberi vC(t) = V0*(1-e^(-t/RC))*H(t), kurva pengisian eksponensial klasik. Engineer memakai model ini untuk sizing kapasitor agar mencapai stabilitas dalam waktu spesifikasi, dan untuk memperkirakan inrush current besar di t=0 (dasar pemilihan fuse atau rangkaian soft-start).</w:t>
+        <w:t xml:space="preserve">saat tombol power ditekan pada t=0, tegangan ke beban naik mendadak dari 0 ke </w:t>
+      </w:r>
+      <w:r>
+        <w:rPr>
+          <w:rFonts w:ascii="Arial" w:hAnsi="Arial" w:cs="Arial"/>
+          <w:b w:val="0"/>
+          <w:i w:val="0"/>
+          <w:sz w:val="22"/>
+        </w:rPr>
+        <w:t xml:space="preserve">V</w:t>
+      </w:r>
+      <w:r>
+        <w:rPr>
+          <w:rFonts w:ascii="Arial" w:hAnsi="Arial" w:cs="Arial"/>
+          <w:b w:val="0"/>
+          <w:i w:val="0"/>
+          <w:sz w:val="22"/>
+          <w:vertAlign w:val="subscript"/>
+        </w:rPr>
+        <w:t xml:space="preserve">0</w:t>
+      </w:r>
+      <w:r>
+        <w:rPr>
+          <w:rFonts w:ascii="Arial" w:hAnsi="Arial" w:cs="Arial"/>
+          <w:b w:val="0"/>
+          <w:i w:val="0"/>
+          <w:sz w:val="22"/>
+        </w:rPr>
+        <w:t xml:space="preserve">, dimodelkan V(t)=</w:t>
+      </w:r>
+      <w:r>
+        <w:rPr>
+          <w:rFonts w:ascii="Arial" w:hAnsi="Arial" w:cs="Arial"/>
+          <w:b w:val="0"/>
+          <w:i w:val="0"/>
+          <w:sz w:val="22"/>
+        </w:rPr>
+        <w:t xml:space="preserve">V</w:t>
+      </w:r>
+      <w:r>
+        <w:rPr>
+          <w:rFonts w:ascii="Arial" w:hAnsi="Arial" w:cs="Arial"/>
+          <w:b w:val="0"/>
+          <w:i w:val="0"/>
+          <w:sz w:val="22"/>
+          <w:vertAlign w:val="subscript"/>
+        </w:rPr>
+        <w:t xml:space="preserve">0</w:t>
+      </w:r>
+      <w:r>
+        <w:rPr>
+          <w:rFonts w:ascii="Arial" w:hAnsi="Arial" w:cs="Arial"/>
+          <w:b w:val="0"/>
+          <w:i w:val="0"/>
+          <w:sz w:val="22"/>
+        </w:rPr>
+        <w:t xml:space="preserve">·H(t). Untuk beban kapasitif RC·vC prime + vC = </w:t>
+      </w:r>
+      <w:r>
+        <w:rPr>
+          <w:rFonts w:ascii="Arial" w:hAnsi="Arial" w:cs="Arial"/>
+          <w:b w:val="0"/>
+          <w:i w:val="0"/>
+          <w:sz w:val="22"/>
+        </w:rPr>
+        <w:t xml:space="preserve">V</w:t>
+      </w:r>
+      <w:r>
+        <w:rPr>
+          <w:rFonts w:ascii="Arial" w:hAnsi="Arial" w:cs="Arial"/>
+          <w:b w:val="0"/>
+          <w:i w:val="0"/>
+          <w:sz w:val="22"/>
+          <w:vertAlign w:val="subscript"/>
+        </w:rPr>
+        <w:t xml:space="preserve">0</w:t>
+      </w:r>
+      <w:r>
+        <w:rPr>
+          <w:rFonts w:ascii="Arial" w:hAnsi="Arial" w:cs="Arial"/>
+          <w:b w:val="0"/>
+          <w:i w:val="0"/>
+          <w:sz w:val="22"/>
+        </w:rPr>
+        <w:t xml:space="preserve">·H(t), solusi Laplace memberi vC(t) = </w:t>
+      </w:r>
+      <w:r>
+        <w:rPr>
+          <w:rFonts w:ascii="Arial" w:hAnsi="Arial" w:cs="Arial"/>
+          <w:b w:val="0"/>
+          <w:i w:val="0"/>
+          <w:sz w:val="22"/>
+        </w:rPr>
+        <w:t xml:space="preserve">V</w:t>
+      </w:r>
+      <w:r>
+        <w:rPr>
+          <w:rFonts w:ascii="Arial" w:hAnsi="Arial" w:cs="Arial"/>
+          <w:b w:val="0"/>
+          <w:i w:val="0"/>
+          <w:sz w:val="22"/>
+          <w:vertAlign w:val="subscript"/>
+        </w:rPr>
+        <w:t xml:space="preserve">0</w:t>
+      </w:r>
+      <w:r>
+        <w:rPr>
+          <w:rFonts w:ascii="Arial" w:hAnsi="Arial" w:cs="Arial"/>
+          <w:b w:val="0"/>
+          <w:i w:val="0"/>
+          <w:sz w:val="22"/>
+        </w:rPr>
+        <w:t xml:space="preserve">·(1-e</w:t>
+      </w:r>
+      <w:r>
+        <w:rPr>
+          <w:rFonts w:ascii="Arial" w:hAnsi="Arial" w:cs="Arial"/>
+          <w:b w:val="0"/>
+          <w:i w:val="0"/>
+          <w:sz w:val="22"/>
+          <w:vertAlign w:val="superscript"/>
+        </w:rPr>
+        <w:t xml:space="preserve">-t/RC</w:t>
+      </w:r>
+      <w:r>
+        <w:rPr>
+          <w:rFonts w:ascii="Arial" w:hAnsi="Arial" w:cs="Arial"/>
+          <w:b w:val="0"/>
+          <w:i w:val="0"/>
+          <w:sz w:val="22"/>
+        </w:rPr>
+        <w:t xml:space="preserve">)·H(t), kurva pengisian eksponensial klasik. Engineer memakai model ini untuk sizing kapasitor agar mencapai stabilitas dalam waktu spesifikasi, dan untuk memperkirakan inrush current besar di t=0 (dasar pemilihan fuse atau rangkaian soft-start).</w:t>
       </w:r>
     </w:p>
     <w:p>
@@ -5948,7 +8526,91 @@
           <w:i w:val="0"/>
           <w:sz w:val="22"/>
         </w:rPr>
-        <w:t>kendali kecepatan motor DC, dimming LED, dan switching power supply memakai sinyal PWM, yaitu pulse train periodik u(t)=V0*sum[H(t-nT)-H(t-nT-d*T)] dengan T periode tetap (tipikal 1 milidetik untuk frekuensi 1 kHz) dan d duty cycle (0 sampai 1). Tegangan rata-rata V_avg=V0*d adalah besaran yang sesungguhnya "dirasakan" motor setelah efek switching cepat diredam induktansi kumparan; mengubah duty d mengubah kecepatan motor secara halus meski sinyal aslinya diskrit (menyala/mati) sepenuhnya.</w:t>
+        <w:t xml:space="preserve">kendali kecepatan motor DC, dimming LED, dan switching power supply memakai sinyal PWM, yaitu pulse train periodik u(t)=</w:t>
+      </w:r>
+      <w:r>
+        <w:rPr>
+          <w:rFonts w:ascii="Arial" w:hAnsi="Arial" w:cs="Arial"/>
+          <w:b w:val="0"/>
+          <w:i w:val="0"/>
+          <w:sz w:val="22"/>
+        </w:rPr>
+        <w:t xml:space="preserve">V</w:t>
+      </w:r>
+      <w:r>
+        <w:rPr>
+          <w:rFonts w:ascii="Arial" w:hAnsi="Arial" w:cs="Arial"/>
+          <w:b w:val="0"/>
+          <w:i w:val="0"/>
+          <w:sz w:val="22"/>
+          <w:vertAlign w:val="subscript"/>
+        </w:rPr>
+        <w:t xml:space="preserve">0</w:t>
+      </w:r>
+      <w:r>
+        <w:rPr>
+          <w:rFonts w:ascii="Arial" w:hAnsi="Arial" w:cs="Arial"/>
+          <w:b w:val="0"/>
+          <w:i w:val="0"/>
+          <w:sz w:val="22"/>
+        </w:rPr>
+        <w:t xml:space="preserve">·sum[H(t-nT)-H(t-nT-d·T)] dengan T periode tetap (tipikal 1 milidetik untuk frekuensi 1 kHz) dan d duty cycle (0 sampai 1). Tegangan rata-rata </w:t>
+      </w:r>
+      <w:r>
+        <w:rPr>
+          <w:rFonts w:ascii="Arial" w:hAnsi="Arial" w:cs="Arial"/>
+          <w:b w:val="0"/>
+          <w:i w:val="0"/>
+          <w:sz w:val="22"/>
+        </w:rPr>
+        <w:t xml:space="preserve">V</w:t>
+      </w:r>
+      <w:r>
+        <w:rPr>
+          <w:rFonts w:ascii="Arial" w:hAnsi="Arial" w:cs="Arial"/>
+          <w:b w:val="0"/>
+          <w:i w:val="0"/>
+          <w:sz w:val="22"/>
+          <w:vertAlign w:val="subscript"/>
+        </w:rPr>
+        <w:t xml:space="preserve">avg</w:t>
+      </w:r>
+      <w:r>
+        <w:rPr>
+          <w:rFonts w:ascii="Arial" w:hAnsi="Arial" w:cs="Arial"/>
+          <w:b w:val="0"/>
+          <w:i w:val="0"/>
+          <w:sz w:val="22"/>
+        </w:rPr>
+        <w:t xml:space="preserve">=</w:t>
+      </w:r>
+      <w:r>
+        <w:rPr>
+          <w:rFonts w:ascii="Arial" w:hAnsi="Arial" w:cs="Arial"/>
+          <w:b w:val="0"/>
+          <w:i w:val="0"/>
+          <w:sz w:val="22"/>
+        </w:rPr>
+        <w:t xml:space="preserve">V</w:t>
+      </w:r>
+      <w:r>
+        <w:rPr>
+          <w:rFonts w:ascii="Arial" w:hAnsi="Arial" w:cs="Arial"/>
+          <w:b w:val="0"/>
+          <w:i w:val="0"/>
+          <w:sz w:val="22"/>
+          <w:vertAlign w:val="subscript"/>
+        </w:rPr>
+        <w:t xml:space="preserve">0</w:t>
+      </w:r>
+      <w:r>
+        <w:rPr>
+          <w:rFonts w:ascii="Arial" w:hAnsi="Arial" w:cs="Arial"/>
+          <w:b w:val="0"/>
+          <w:i w:val="0"/>
+          <w:sz w:val="22"/>
+        </w:rPr>
+        <w:t xml:space="preserve">·d adalah besaran yang sesungguhnya "dirasakan" motor setelah efek switching cepat diredam induktansi kumparan; mengubah duty d mengubah kecepatan motor secara halus meski sinyal aslinya diskrit (menyala/mati) sepenuhnya.</w:t>
       </w:r>
     </w:p>
     <w:p>
@@ -5981,7 +8643,7 @@
           <w:i w:val="0"/>
           <w:sz w:val="22"/>
         </w:rPr>
-        <w:t>protokol serial UART, SPI, I2C, dan CAN bus merepresentasikan tiap bit sebagai pulse rectangular bit_i = V*[H(t-iT)-H(t-(i+1)T)], sehingga sequence bit seperti "10110" adalah kombinasi pulse berbeda yang dijumlahkan. Engineer sinyal memakai Heaviside untuk analisis distorsi lewat kabel/PCB trace (efek RC parasit), signal integrity pada interkoneksi kecepatan tinggi, dan analisis eye diagram untuk margin timing.</w:t>
+        <w:t xml:space="preserve">protokol serial UART, SPI, I2C, dan CAN bus merepresentasikan tiap bit sebagai pulse rectangular bit_i = V·[H(t-iT)-H(t-(i+1)T)], sehingga sequence bit seperti "10110" adalah kombinasi pulse berbeda yang dijumlahkan. Engineer sinyal memakai Heaviside untuk analisis distorsi lewat kabel/PCB trace (efek RC parasit), signal integrity pada interkoneksi kecepatan tinggi, dan analisis eye diagram untuk margin timing.</w:t>
       </w:r>
     </w:p>
     <w:p>
@@ -6014,7 +8676,63 @@
           <w:i w:val="0"/>
           <w:sz w:val="22"/>
         </w:rPr>
-        <w:t>pengujian beban mendadak pada struktur, yaitu load test jembatan, drop test kemasan, beban tiba-tiba pada balok, dimodelkan F(t)=F0*H(t). Untuk sistem mekanik m*x prime prime + c*x prime + k*x = F0*H(t), solusi Laplace memberi step response lengkap dengan settling time, overshoot, dan nilai steady-state, dipakai untuk verifikasi desain LRFD, deteksi resonansi yang muncul saat beban diterapkan, dan commissioning test bangunan atau mesin baru.</w:t>
+        <w:t xml:space="preserve">pengujian beban mendadak pada struktur, yaitu load test jembatan, drop test kemasan, beban tiba-tiba pada balok, dimodelkan F(t)=</w:t>
+      </w:r>
+      <w:r>
+        <w:rPr>
+          <w:rFonts w:ascii="Arial" w:hAnsi="Arial" w:cs="Arial"/>
+          <w:b w:val="0"/>
+          <w:i w:val="0"/>
+          <w:sz w:val="22"/>
+        </w:rPr>
+        <w:t xml:space="preserve">F</w:t>
+      </w:r>
+      <w:r>
+        <w:rPr>
+          <w:rFonts w:ascii="Arial" w:hAnsi="Arial" w:cs="Arial"/>
+          <w:b w:val="0"/>
+          <w:i w:val="0"/>
+          <w:sz w:val="22"/>
+          <w:vertAlign w:val="subscript"/>
+        </w:rPr>
+        <w:t xml:space="preserve">0</w:t>
+      </w:r>
+      <w:r>
+        <w:rPr>
+          <w:rFonts w:ascii="Arial" w:hAnsi="Arial" w:cs="Arial"/>
+          <w:b w:val="0"/>
+          <w:i w:val="0"/>
+          <w:sz w:val="22"/>
+        </w:rPr>
+        <w:t xml:space="preserve">·H(t). Untuk sistem mekanik m·x prime prime + c·x prime + k·x = </w:t>
+      </w:r>
+      <w:r>
+        <w:rPr>
+          <w:rFonts w:ascii="Arial" w:hAnsi="Arial" w:cs="Arial"/>
+          <w:b w:val="0"/>
+          <w:i w:val="0"/>
+          <w:sz w:val="22"/>
+        </w:rPr>
+        <w:t xml:space="preserve">F</w:t>
+      </w:r>
+      <w:r>
+        <w:rPr>
+          <w:rFonts w:ascii="Arial" w:hAnsi="Arial" w:cs="Arial"/>
+          <w:b w:val="0"/>
+          <w:i w:val="0"/>
+          <w:sz w:val="22"/>
+          <w:vertAlign w:val="subscript"/>
+        </w:rPr>
+        <w:t xml:space="preserve">0</w:t>
+      </w:r>
+      <w:r>
+        <w:rPr>
+          <w:rFonts w:ascii="Arial" w:hAnsi="Arial" w:cs="Arial"/>
+          <w:b w:val="0"/>
+          <w:i w:val="0"/>
+          <w:sz w:val="22"/>
+        </w:rPr>
+        <w:t xml:space="preserve">·H(t), solusi Laplace memberi step response lengkap dengan settling time, overshoot, dan nilai steady-state, dipakai untuk verifikasi desain LRFD, deteksi resonansi yang muncul saat beban diterapkan, dan commissioning test bangunan atau mesin baru.</w:t>
       </w:r>
     </w:p>
     <w:p>
@@ -6047,7 +8765,7 @@
           <w:i w:val="0"/>
           <w:sz w:val="22"/>
         </w:rPr>
-        <w:t>HVAC tradisional memakai bang-bang control (deadband), kompresor menyala penuh saat suhu T lebih besar dari T_high, mati total saat T lebih kecil dari T_low, menghasilkan output kompresor berupa pulse train P(t)=P0*sum[H(t-ti)-H(t-tj)]. PD ruangan m*c*T prime + h*A*(T-T_tak_hingga) = P(t) + beban_matahari(t) dianalisis dengan Heaviside untuk menghitung konsumsi energi rata-rata, mengoptimalkan duty cycle demi efisiensi, dan memprediksi ayunan suhu (temperature swing) ruangan.</w:t>
+        <w:t xml:space="preserve">HVAC tradisional memakai bang-bang control (deadband), kompresor menyala penuh saat suhu T lebih besar dari T_high, mati total saat T lebih kecil dari T_low, menghasilkan output kompresor berupa pulse train P(t)=P0·sum[H(t-ti)-H(t-tj)]. PD ruangan m·c·T prime + h·A·(T-T_tak_hingga) = P(t) + beban_matahari(t) dianalisis dengan Heaviside untuk menghitung konsumsi energi rata-rata, mengoptimalkan duty cycle demi efisiensi, dan memprediksi ayunan suhu (temperature swing) ruangan.</w:t>
       </w:r>
     </w:p>
     <w:p>
@@ -6095,7 +8813,44 @@
           <w:i w:val="0"/>
           <w:sz w:val="22"/>
         </w:rPr>
-        <w:t>Sebuah motor DC dikendalikan lewat driver PWM dengan tegangan suplai 12 volt. Tim insinyur menaikkan duty cycle secara bertahap untuk menguji response kecepatan, yaitu duty mulai 30 persen pada t=0, naik ke 60 persen pada t=2 detik, dan ke 80 persen pada t=5 detik. Tegangan rata-rata setelah filtering induktansi V_avg(t)=12*d(t) dikonstruksi dari tiga term Heaviside terbobot sesuai delta-duty pada tiap titik switching.</w:t>
+        <w:t xml:space="preserve">Sebuah motor DC dikendalikan lewat driver PWM dengan tegangan suplai 12 volt. Tim insinyur menaikkan duty cycle secara bertahap untuk menguji response kecepatan, yaitu duty mulai 30 persen pada t=0, naik ke 60 persen pada t=2 detik, dan ke 80 persen pada t=5 detik. Tegangan rata-rata setelah filtering induktansi </w:t>
+      </w:r>
+      <w:r>
+        <w:rPr>
+          <w:rFonts w:ascii="Arial" w:hAnsi="Arial" w:cs="Arial"/>
+          <w:b w:val="0"/>
+          <w:i w:val="0"/>
+          <w:sz w:val="22"/>
+        </w:rPr>
+        <w:t xml:space="preserve">V</w:t>
+      </w:r>
+      <w:r>
+        <w:rPr>
+          <w:rFonts w:ascii="Arial" w:hAnsi="Arial" w:cs="Arial"/>
+          <w:b w:val="0"/>
+          <w:i w:val="0"/>
+          <w:sz w:val="22"/>
+          <w:vertAlign w:val="subscript"/>
+        </w:rPr>
+        <w:t xml:space="preserve">avg</w:t>
+      </w:r>
+      <w:r>
+        <w:rPr>
+          <w:rFonts w:ascii="Arial" w:hAnsi="Arial" w:cs="Arial"/>
+          <w:b w:val="0"/>
+          <w:i w:val="0"/>
+          <w:sz w:val="22"/>
+        </w:rPr>
+        <w:t xml:space="preserve">(t)=12·d(t) dikonstruksi dari tiga term Heaviside terbobot sesuai δ-duty pada tiap titik switching.</w:t>
+      </w:r>
+      <w:r>
+        <w:rPr>
+          <w:rFonts w:ascii="Arial" w:hAnsi="Arial" w:cs="Arial"/>
+          <w:b w:val="0"/>
+          <w:i w:val="0"/>
+          <w:sz w:val="22"/>
+        </w:rPr>
+        <w:t xml:space="preserve"> Hubungan ini dirangkum dalam Persamaan (13).</w:t>
       </w:r>
     </w:p>
     <w:p>
@@ -6111,7 +8866,48 @@
           <w:color w:val="305496"/>
           <w:sz w:val="22"/>
         </w:rPr>
-        <w:t>d(t) = 0,30*H(t) + 0,30*H(t-2) + 0,20*H(t-5)      V_avg(t) = 12*d(t) = 3,6*H(t) + 3,6*H(t-2) + 2,4*H(t-5)</w:t>
+        <w:t xml:space="preserve">d(t) = 0,30·H(t) + 0,30·H(t-2) + 0,20·H(t-5)      </w:t>
+      </w:r>
+      <w:r>
+        <w:rPr>
+          <w:rFonts w:ascii="Arial" w:hAnsi="Arial" w:cs="Arial"/>
+          <w:b/>
+          <w:i/>
+          <w:color w:val="305496"/>
+          <w:sz w:val="22"/>
+        </w:rPr>
+        <w:t xml:space="preserve">V</w:t>
+      </w:r>
+      <w:r>
+        <w:rPr>
+          <w:rFonts w:ascii="Arial" w:hAnsi="Arial" w:cs="Arial"/>
+          <w:b/>
+          <w:i/>
+          <w:color w:val="305496"/>
+          <w:sz w:val="22"/>
+          <w:vertAlign w:val="subscript"/>
+        </w:rPr>
+        <w:t xml:space="preserve">avg</w:t>
+      </w:r>
+      <w:r>
+        <w:rPr>
+          <w:rFonts w:ascii="Arial" w:hAnsi="Arial" w:cs="Arial"/>
+          <w:b/>
+          <w:i/>
+          <w:color w:val="305496"/>
+          <w:sz w:val="22"/>
+        </w:rPr>
+        <w:t xml:space="preserve">(t) = 12·d(t) = 3,6·H(t) + 3,6·H(t-2) + 2,4·H(t-5)</w:t>
+      </w:r>
+      <w:r>
+        <w:rPr>
+          <w:rFonts w:ascii="Arial" w:hAnsi="Arial" w:cs="Arial"/>
+          <w:b/>
+          <w:i/>
+          <w:color w:val="305496"/>
+          <w:sz w:val="22"/>
+        </w:rPr>
+        <w:t xml:space="preserve">   (13)</w:t>
       </w:r>
     </w:p>
     <w:p>
@@ -6126,16 +8922,16 @@
           <w:i w:val="0"/>
           <w:sz w:val="22"/>
         </w:rPr>
-        <w:t xml:space="preserve">Mengapa Koefisien adalah Delta-Duty, Bukan Duty Absolut: </w:t>
-      </w:r>
-      <w:r>
-        <w:rPr>
-          <w:rFonts w:ascii="Arial" w:hAnsi="Arial" w:cs="Arial"/>
-          <w:b w:val="0"/>
-          <w:i w:val="0"/>
-          <w:sz w:val="22"/>
-        </w:rPr>
-        <w:t>Perhatikan bahwa d(t) ditulis sebagai jumlah tiga Heaviside terbobot dengan koefisien sama dengan besar delta-duty pada tiap titik switching, bukan nilai duty absolut itu sendiri, persis mengikuti aturan jump pada Bagian Definisi. Titik pertama t=0 menambahkan 0,30 (duty mulai dari nol), titik kedua t=2 menambahkan delta 0,60-0,30=0,30 (bukan 0,60), dan titik ketiga t=5 menambahkan delta 0,80-0,60=0,20 (bukan 0,80). Kesalahan paling umum pada studi kasus semacam ini adalah menuliskan nilai duty absolut sebagai koefisien tiap Heaviside alih-alih selisihnya, sebuah kekeliruan yang langsung menghasilkan sinyal salah total karena efeknya akan terakumulasi berlebihan setiap kali melewati titik switching berikutnya.</w:t>
+        <w:t xml:space="preserve">Mengapa Koefisien adalah Δ-Duty, Bukan Duty Absolut: </w:t>
+      </w:r>
+      <w:r>
+        <w:rPr>
+          <w:rFonts w:ascii="Arial" w:hAnsi="Arial" w:cs="Arial"/>
+          <w:b w:val="0"/>
+          <w:i w:val="0"/>
+          <w:sz w:val="22"/>
+        </w:rPr>
+        <w:t xml:space="preserve">Perhatikan bahwa d(t) ditulis sebagai jumlah tiga Heaviside terbobot dengan koefisien sama dengan besar δ-duty pada tiap titik switching, bukan nilai duty absolut itu sendiri, persis mengikuti aturan jump pada Bagian Definisi. Titik pertama t=0 menambahkan 0,30 (duty mulai dari nol), titik kedua t=2 menambahkan δ 0,60-0,30=0,30 (bukan 0,60), dan titik ketiga t=5 menambahkan δ 0,80-0,60=0,20 (bukan 0,80). Kesalahan paling umum pada studi kasus semacam ini adalah menuliskan nilai duty absolut sebagai koefisien tiap Heaviside alih-alih selisihnya, sebuah kekeliruan yang langsung menghasilkan sinyal salah total karena efeknya akan terakumulasi berlebihan setiap kali melewati titik switching berikutnya.</w:t>
       </w:r>
     </w:p>
     <w:p>
@@ -6150,16 +8946,128 @@
           <w:i w:val="0"/>
           <w:sz w:val="22"/>
         </w:rPr>
-        <w:t xml:space="preserve">Average Model, Mengapa PWM Kilohertz Dapat Diwakili V_avg(t) Berskala Detik: </w:t>
-      </w:r>
-      <w:r>
-        <w:rPr>
-          <w:rFonts w:ascii="Arial" w:hAnsi="Arial" w:cs="Arial"/>
-          <w:b w:val="0"/>
-          <w:i w:val="0"/>
-          <w:sz w:val="22"/>
-        </w:rPr>
-        <w:t>Perlu dicatat pula bahwa V_avg(t) pada rumus di atas adalah tegangan rata-rata SETELAH efek filtering oleh induktansi kumparan motor, bukan sinyal PWM mentah itu sendiri yang sesungguhnya menyala-mati pada frekuensi jauh lebih tinggi (kilohertz) dibanding skala waktu detik pada studi kasus ini. Induktansi motor secara alami bertindak sebagai low-pass filter yang meredam komponen switching frekuensi tinggi, menyisakan hanya komponen rata-rata (DC) dan riak (ripple) kecil di sekitarnya, sehingga pemodelan dengan V_avg(t) sebagai input step ke sistem orde satu tau*omega prime+omega=K*V_avg(t) adalah pendekatan standar (average model) yang valid selama frekuensi PWM jauh lebih tinggi dari bandwidth mekanis motor, kondisi yang hampir selalu terpenuhi pada aplikasi motor DC kecil dan menengah.</w:t>
+        <w:t xml:space="preserve">Average Model, Mengapa PWM Kilohertz Dapat Diwakili </w:t>
+      </w:r>
+      <w:r>
+        <w:rPr>
+          <w:rFonts w:ascii="Arial" w:hAnsi="Arial" w:cs="Arial"/>
+          <w:b/>
+          <w:i w:val="0"/>
+          <w:sz w:val="22"/>
+        </w:rPr>
+        <w:t xml:space="preserve">V</w:t>
+      </w:r>
+      <w:r>
+        <w:rPr>
+          <w:rFonts w:ascii="Arial" w:hAnsi="Arial" w:cs="Arial"/>
+          <w:b/>
+          <w:i w:val="0"/>
+          <w:sz w:val="22"/>
+          <w:vertAlign w:val="subscript"/>
+        </w:rPr>
+        <w:t xml:space="preserve">avg</w:t>
+      </w:r>
+      <w:r>
+        <w:rPr>
+          <w:rFonts w:ascii="Arial" w:hAnsi="Arial" w:cs="Arial"/>
+          <w:b/>
+          <w:i w:val="0"/>
+          <w:sz w:val="22"/>
+        </w:rPr>
+        <w:t xml:space="preserve">(t) Berskala Detik: </w:t>
+      </w:r>
+      <w:r>
+        <w:rPr>
+          <w:rFonts w:ascii="Arial" w:hAnsi="Arial" w:cs="Arial"/>
+          <w:b w:val="0"/>
+          <w:i w:val="0"/>
+          <w:sz w:val="22"/>
+        </w:rPr>
+        <w:t xml:space="preserve">Perlu dicatat pula bahwa </w:t>
+      </w:r>
+      <w:r>
+        <w:rPr>
+          <w:rFonts w:ascii="Arial" w:hAnsi="Arial" w:cs="Arial"/>
+          <w:b w:val="0"/>
+          <w:i w:val="0"/>
+          <w:sz w:val="22"/>
+        </w:rPr>
+        <w:t xml:space="preserve">V</w:t>
+      </w:r>
+      <w:r>
+        <w:rPr>
+          <w:rFonts w:ascii="Arial" w:hAnsi="Arial" w:cs="Arial"/>
+          <w:b w:val="0"/>
+          <w:i w:val="0"/>
+          <w:sz w:val="22"/>
+          <w:vertAlign w:val="subscript"/>
+        </w:rPr>
+        <w:t xml:space="preserve">avg</w:t>
+      </w:r>
+      <w:r>
+        <w:rPr>
+          <w:rFonts w:ascii="Arial" w:hAnsi="Arial" w:cs="Arial"/>
+          <w:b w:val="0"/>
+          <w:i w:val="0"/>
+          <w:sz w:val="22"/>
+        </w:rPr>
+        <w:t xml:space="preserve">(t) pada rumus di atas adalah tegangan rata-rata SETELAH efek filtering oleh induktansi kumparan motor, bukan sinyal PWM mentah itu sendiri yang sesungguhnya menyala-mati pada frekuensi jauh lebih tinggi (kilohertz) dibanding skala waktu detik pada studi kasus ini. Induktansi motor secara alami bertindak sebagai low-pass filter yang meredam komponen switching frekuensi tinggi, menyisakan hanya komponen rata-rata (DC) dan riak (ripple) kecil di sekitarnya, sehingga pemodelan dengan </w:t>
+      </w:r>
+      <w:r>
+        <w:rPr>
+          <w:rFonts w:ascii="Arial" w:hAnsi="Arial" w:cs="Arial"/>
+          <w:b w:val="0"/>
+          <w:i w:val="0"/>
+          <w:sz w:val="22"/>
+        </w:rPr>
+        <w:t xml:space="preserve">V</w:t>
+      </w:r>
+      <w:r>
+        <w:rPr>
+          <w:rFonts w:ascii="Arial" w:hAnsi="Arial" w:cs="Arial"/>
+          <w:b w:val="0"/>
+          <w:i w:val="0"/>
+          <w:sz w:val="22"/>
+          <w:vertAlign w:val="subscript"/>
+        </w:rPr>
+        <w:t xml:space="preserve">avg</w:t>
+      </w:r>
+      <w:r>
+        <w:rPr>
+          <w:rFonts w:ascii="Arial" w:hAnsi="Arial" w:cs="Arial"/>
+          <w:b w:val="0"/>
+          <w:i w:val="0"/>
+          <w:sz w:val="22"/>
+        </w:rPr>
+        <w:t xml:space="preserve">(t) sebagai input step ke sistem orde satu τ·ω prime+ω=K·</w:t>
+      </w:r>
+      <w:r>
+        <w:rPr>
+          <w:rFonts w:ascii="Arial" w:hAnsi="Arial" w:cs="Arial"/>
+          <w:b w:val="0"/>
+          <w:i w:val="0"/>
+          <w:sz w:val="22"/>
+        </w:rPr>
+        <w:t xml:space="preserve">V</w:t>
+      </w:r>
+      <w:r>
+        <w:rPr>
+          <w:rFonts w:ascii="Arial" w:hAnsi="Arial" w:cs="Arial"/>
+          <w:b w:val="0"/>
+          <w:i w:val="0"/>
+          <w:sz w:val="22"/>
+          <w:vertAlign w:val="subscript"/>
+        </w:rPr>
+        <w:t xml:space="preserve">avg</w:t>
+      </w:r>
+      <w:r>
+        <w:rPr>
+          <w:rFonts w:ascii="Arial" w:hAnsi="Arial" w:cs="Arial"/>
+          <w:b w:val="0"/>
+          <w:i w:val="0"/>
+          <w:sz w:val="22"/>
+        </w:rPr>
+        <w:t xml:space="preserve">(t) adalah pendekatan standar (average model) yang valid selama frekuensi PWM jauh lebih tinggi dari bandwidth mekanis motor, kondisi yang hampir selalu terpenuhi pada aplikasi motor DC kecil dan menengah.</w:t>
       </w:r>
     </w:p>
     <w:p>
@@ -6183,7 +9091,35 @@
           <w:i w:val="0"/>
           <w:sz w:val="22"/>
         </w:rPr>
-        <w:t>Pemilihan tiga titik switching pada t=0, t=2, dan t=5 detik dalam studi kasus ini juga bukan kebetulan, melainkan mewakili skenario uji lapangan yang umum dijumpai insinyur kontrol motor, yaitu pengujian bertahap (staged testing) yang menaikkan beban secara perlahan alih-alih langsung melompat ke duty maksimum. Pendekatan bertahap semacam ini penting secara praktis karena dua alasan. Pertama, lonjakan arus start-up (inrush current) pada motor DC berbanding lurus dengan seberapa besar perubahan duty cycle sekaligus, sehingga menaikkan duty secara bertahap (30 ke 60 ke 80 persen) menghasilkan inrush current yang jauh lebih kecil dibanding langsung melompat dari 0 ke 80 persen, melindungi driver motor dan sumber daya dari stres elektrik berlebihan. Kedua, pengujian bertahap memungkinkan insinyur mengamati time constant tau dan perilaku transient sistem pada tiap level operasi secara terpisah sebelum mempercayakan sistem bekerja pada duty maksimum, sebuah praktik verifikasi standar sebelum commissioning motor pada lini produksi baru. Jeda waktu 2 detik dan 3 detik antar step pada studi kasus ini juga sengaja dipilih cukup panjang dibanding time constant tau=0,5 detik (empat sampai enam kali tau), memastikan motor sudah mencapai kondisi steady-state pada tiap fase sebelum step berikutnya diterapkan, sehingga nilai jump delta_omega pada tiap fase dapat dihitung secara bersih tanpa tercampur transient dari fase sebelumnya.</w:t>
+        <w:t xml:space="preserve">Pemilihan tiga titik switching pada t=0, t=2, dan t=5 detik dalam studi kasus ini juga bukan kebetulan, melainkan mewakili skenario uji lapangan yang umum dijumpai insinyur kontrol motor, yaitu pengujian bertahap (staged testing) yang menaikkan beban secara perlahan alih-alih langsung melompat ke duty maksimum. Pendekatan bertahap semacam ini penting secara praktis karena dua alasan. Pertama, lonjakan arus start-up (inrush current) pada motor DC berbanding lurus dengan seberapa besar perubahan duty cycle sekaligus, sehingga menaikkan duty secara bertahap (30 ke 60 ke 80 persen) menghasilkan inrush current yang jauh lebih kecil dibanding langsung melompat dari 0 ke 80 persen, melindungi driver motor dan sumber daya dari stres elektrik berlebihan. Kedua, pengujian bertahap memungkinkan insinyur mengamati time constant τ dan perilaku transient sistem pada tiap level operasi secara terpisah sebelum mempercayakan sistem bekerja pada duty maksimum, sebuah praktik verifikasi standar sebelum commissioning motor pada lini produksi baru. Jeda waktu 2 detik dan 3 detik antar step pada studi kasus ini juga sengaja dipilih cukup panjang dibanding time constant τ=0,5 detik (empat sampai enam kali τ), memastikan motor sudah mencapai kondisi steady-state pada tiap fase sebelum step berikutnya diterapkan, sehingga nilai jump </w:t>
+      </w:r>
+      <w:r>
+        <w:rPr>
+          <w:rFonts w:ascii="Arial" w:hAnsi="Arial" w:cs="Arial"/>
+          <w:b w:val="0"/>
+          <w:i w:val="0"/>
+          <w:sz w:val="22"/>
+        </w:rPr>
+        <w:t xml:space="preserve">δ</w:t>
+      </w:r>
+      <w:r>
+        <w:rPr>
+          <w:rFonts w:ascii="Arial" w:hAnsi="Arial" w:cs="Arial"/>
+          <w:b w:val="0"/>
+          <w:i w:val="0"/>
+          <w:sz w:val="22"/>
+          <w:vertAlign w:val="subscript"/>
+        </w:rPr>
+        <w:t xml:space="preserve">ω</w:t>
+      </w:r>
+      <w:r>
+        <w:rPr>
+          <w:rFonts w:ascii="Arial" w:hAnsi="Arial" w:cs="Arial"/>
+          <w:b w:val="0"/>
+          <w:i w:val="0"/>
+          <w:sz w:val="22"/>
+        </w:rPr>
+        <w:t xml:space="preserve"> pada tiap fase dapat dihitung secara bersih tanpa tercampur transient dari fase sebelumnya.</w:t>
       </w:r>
     </w:p>
     <w:p>
@@ -6240,7 +9176,38 @@
           <w:color w:val="444444"/>
           <w:sz w:val="20"/>
         </w:rPr>
-        <w:t>Gambar 7. Studi kasus PWM motor control: profil tegangan rata-rata V_avg(t) hasil tiga step duty bertingkat (panel atas) dan response kecepatan motor omega(t) orde-1 dengan time constant tau=0,5 detik (panel bawah).</w:t>
+        <w:t xml:space="preserve">Gambar 7. Studi kasus PWM motor control: profil tegangan rata-rata </w:t>
+      </w:r>
+      <w:r>
+        <w:rPr>
+          <w:rFonts w:ascii="Arial" w:hAnsi="Arial" w:cs="Arial"/>
+          <w:b w:val="0"/>
+          <w:i/>
+          <w:color w:val="444444"/>
+          <w:sz w:val="20"/>
+        </w:rPr>
+        <w:t xml:space="preserve">V</w:t>
+      </w:r>
+      <w:r>
+        <w:rPr>
+          <w:rFonts w:ascii="Arial" w:hAnsi="Arial" w:cs="Arial"/>
+          <w:b w:val="0"/>
+          <w:i/>
+          <w:color w:val="444444"/>
+          <w:sz w:val="20"/>
+          <w:vertAlign w:val="subscript"/>
+        </w:rPr>
+        <w:t xml:space="preserve">avg</w:t>
+      </w:r>
+      <w:r>
+        <w:rPr>
+          <w:rFonts w:ascii="Arial" w:hAnsi="Arial" w:cs="Arial"/>
+          <w:b w:val="0"/>
+          <w:i/>
+          <w:color w:val="444444"/>
+          <w:sz w:val="20"/>
+        </w:rPr>
+        <w:t xml:space="preserve">(t) hasil tiga step duty bertingkat (panel atas) dan response kecepatan motor ω(t) orde-1 dengan time constant τ=0,5 detik (panel bawah).</w:t>
       </w:r>
     </w:p>
     <w:p>
@@ -6264,7 +9231,63 @@
           <w:i w:val="0"/>
           <w:sz w:val="22"/>
         </w:rPr>
-        <w:t>Gambar 7 panel atas menunjukkan bahwa V_avg(t) naik bertingkat sesuai tiap step duty, mencapai nilai akhir 9,6 volt (80 persen dari 12 volt) setelah t=5 detik. Model response kecepatan motor sebagai sistem orde satu tau*omega prime + omega = K*V_avg(t) dengan time constant tau=0,5 detik dan gain K, memberi kurva omega(t) pada panel bawah yang mengejar tiap target baru secara eksponensial setelah tiap perubahan duty, bukan melompat seketika, sebab induktansi dan inersia motor membatasi laju perubahan kecepatan riil. Nilai jump kontribusi tiap fase adalah delta_omega_A=54 rpm, delta_omega_B=54 rpm, delta_omega_C=36 rpm, dengan total kecepatan steady-state akhir 144 rpm, sesuai perhitungan K*12*0,80 pada parameter yang dipakai.</w:t>
+        <w:t xml:space="preserve">Gambar 7 panel atas menunjukkan bahwa </w:t>
+      </w:r>
+      <w:r>
+        <w:rPr>
+          <w:rFonts w:ascii="Arial" w:hAnsi="Arial" w:cs="Arial"/>
+          <w:b w:val="0"/>
+          <w:i w:val="0"/>
+          <w:sz w:val="22"/>
+        </w:rPr>
+        <w:t xml:space="preserve">V</w:t>
+      </w:r>
+      <w:r>
+        <w:rPr>
+          <w:rFonts w:ascii="Arial" w:hAnsi="Arial" w:cs="Arial"/>
+          <w:b w:val="0"/>
+          <w:i w:val="0"/>
+          <w:sz w:val="22"/>
+          <w:vertAlign w:val="subscript"/>
+        </w:rPr>
+        <w:t xml:space="preserve">avg</w:t>
+      </w:r>
+      <w:r>
+        <w:rPr>
+          <w:rFonts w:ascii="Arial" w:hAnsi="Arial" w:cs="Arial"/>
+          <w:b w:val="0"/>
+          <w:i w:val="0"/>
+          <w:sz w:val="22"/>
+        </w:rPr>
+        <w:t xml:space="preserve">(t) naik bertingkat sesuai tiap step duty, mencapai nilai akhir 9,6 volt (80 persen dari 12 volt) setelah t=5 detik. Model response kecepatan motor sebagai sistem orde satu τ·ω prime + ω = K·</w:t>
+      </w:r>
+      <w:r>
+        <w:rPr>
+          <w:rFonts w:ascii="Arial" w:hAnsi="Arial" w:cs="Arial"/>
+          <w:b w:val="0"/>
+          <w:i w:val="0"/>
+          <w:sz w:val="22"/>
+        </w:rPr>
+        <w:t xml:space="preserve">V</w:t>
+      </w:r>
+      <w:r>
+        <w:rPr>
+          <w:rFonts w:ascii="Arial" w:hAnsi="Arial" w:cs="Arial"/>
+          <w:b w:val="0"/>
+          <w:i w:val="0"/>
+          <w:sz w:val="22"/>
+          <w:vertAlign w:val="subscript"/>
+        </w:rPr>
+        <w:t xml:space="preserve">avg</w:t>
+      </w:r>
+      <w:r>
+        <w:rPr>
+          <w:rFonts w:ascii="Arial" w:hAnsi="Arial" w:cs="Arial"/>
+          <w:b w:val="0"/>
+          <w:i w:val="0"/>
+          <w:sz w:val="22"/>
+        </w:rPr>
+        <w:t xml:space="preserve">(t) dengan time constant τ=0,5 detik dan gain K, memberi kurva ω(t) pada panel bawah yang mengejar tiap target baru secara eksponensial setelah tiap perubahan duty, bukan melompat seketika, sebab induktansi dan inersia motor membatasi laju perubahan kecepatan riil. Nilai jump kontribusi tiap fase adalah δ_ω_A=54 rpm, δ_ω_B=54 rpm, δ_ω_C=36 rpm, dengan total kecepatan steady-state akhir 144 rpm, sesuai perhitungan K·12·0,80 pada parameter yang dipakai.</w:t>
       </w:r>
     </w:p>
     <w:p>
@@ -6288,7 +9311,102 @@
           <w:i w:val="0"/>
           <w:sz w:val="22"/>
         </w:rPr>
-        <w:t>Transformasi Laplace V_avg(t) memakai rumus dasar L{H(t-a)}=e^(-as)/s pada tiap term: V(s) = 3,6/s + 3,6*e^(-2s)/s + 2,4*e^(-3s)/s (perhatikan eksponen delay pada term ketiga adalah e^(-5s), bukan e^(-3s), karena Heaviside term ketiga adalah H(t-5) bukan H(t-3)). Sistem orde satu memiliki fungsi transfer omega(s)/V(s) = K/(tau*s+1), sehingga response lengkap omega(t) diperoleh dengan mengalikan V(s) dengan fungsi transfer ini, lalu menginvers tiap term secara terpisah memakai Second Shift Theorem untuk term ber-delay, persis workflow pada bagian sebelumnya. Verifikasi numerik (SymPy dsolve dengan sp.Heaviside, atau scipy.signal.lsim) memberikan omega(2 detik sebelum switching kedua) sekitar 53,0 rpm (mendekati steady-state fase pertama 54 rpm), dan segera setelah t=2, omega mulai naik kembali menuju target baru 108 rpm dengan time constant yang sama 0,5 detik.</w:t>
+        <w:t xml:space="preserve">Transformasi Laplace V_avg(t) memakai rumus dasar L{H(t-a)}=e</w:t>
+      </w:r>
+      <w:r>
+        <w:rPr>
+          <w:rFonts w:ascii="Arial" w:hAnsi="Arial" w:cs="Arial"/>
+          <w:b w:val="0"/>
+          <w:i w:val="0"/>
+          <w:sz w:val="22"/>
+          <w:vertAlign w:val="superscript"/>
+        </w:rPr>
+        <w:t xml:space="preserve">-as</w:t>
+      </w:r>
+      <w:r>
+        <w:rPr>
+          <w:rFonts w:ascii="Arial" w:hAnsi="Arial" w:cs="Arial"/>
+          <w:b w:val="0"/>
+          <w:i w:val="0"/>
+          <w:sz w:val="22"/>
+        </w:rPr>
+        <w:t xml:space="preserve">/s pada tiap term: V(s) = 3,6/s + 3,6·e</w:t>
+      </w:r>
+      <w:r>
+        <w:rPr>
+          <w:rFonts w:ascii="Arial" w:hAnsi="Arial" w:cs="Arial"/>
+          <w:b w:val="0"/>
+          <w:i w:val="0"/>
+          <w:sz w:val="22"/>
+          <w:vertAlign w:val="superscript"/>
+        </w:rPr>
+        <w:t xml:space="preserve">-2s</w:t>
+      </w:r>
+      <w:r>
+        <w:rPr>
+          <w:rFonts w:ascii="Arial" w:hAnsi="Arial" w:cs="Arial"/>
+          <w:b w:val="0"/>
+          <w:i w:val="0"/>
+          <w:sz w:val="22"/>
+        </w:rPr>
+        <w:t xml:space="preserve">/s + 2,4·e</w:t>
+      </w:r>
+      <w:r>
+        <w:rPr>
+          <w:rFonts w:ascii="Arial" w:hAnsi="Arial" w:cs="Arial"/>
+          <w:b w:val="0"/>
+          <w:i w:val="0"/>
+          <w:sz w:val="22"/>
+          <w:vertAlign w:val="superscript"/>
+        </w:rPr>
+        <w:t xml:space="preserve">-3s</w:t>
+      </w:r>
+      <w:r>
+        <w:rPr>
+          <w:rFonts w:ascii="Arial" w:hAnsi="Arial" w:cs="Arial"/>
+          <w:b w:val="0"/>
+          <w:i w:val="0"/>
+          <w:sz w:val="22"/>
+        </w:rPr>
+        <w:t xml:space="preserve">/s (perhatikan eksponen delay pada term ketiga adalah e</w:t>
+      </w:r>
+      <w:r>
+        <w:rPr>
+          <w:rFonts w:ascii="Arial" w:hAnsi="Arial" w:cs="Arial"/>
+          <w:b w:val="0"/>
+          <w:i w:val="0"/>
+          <w:sz w:val="22"/>
+          <w:vertAlign w:val="superscript"/>
+        </w:rPr>
+        <w:t xml:space="preserve">-5s</w:t>
+      </w:r>
+      <w:r>
+        <w:rPr>
+          <w:rFonts w:ascii="Arial" w:hAnsi="Arial" w:cs="Arial"/>
+          <w:b w:val="0"/>
+          <w:i w:val="0"/>
+          <w:sz w:val="22"/>
+        </w:rPr>
+        <w:t xml:space="preserve">, bukan e</w:t>
+      </w:r>
+      <w:r>
+        <w:rPr>
+          <w:rFonts w:ascii="Arial" w:hAnsi="Arial" w:cs="Arial"/>
+          <w:b w:val="0"/>
+          <w:i w:val="0"/>
+          <w:sz w:val="22"/>
+          <w:vertAlign w:val="superscript"/>
+        </w:rPr>
+        <w:t xml:space="preserve">-3s</w:t>
+      </w:r>
+      <w:r>
+        <w:rPr>
+          <w:rFonts w:ascii="Arial" w:hAnsi="Arial" w:cs="Arial"/>
+          <w:b w:val="0"/>
+          <w:i w:val="0"/>
+          <w:sz w:val="22"/>
+        </w:rPr>
+        <w:t xml:space="preserve">, karena Heaviside term ketiga adalah H(t-5) bukan H(t-3)). Sistem orde satu memiliki fungsi transfer ω(s)/V(s) = K/(τ·s+1), sehingga response lengkap ω(t) diperoleh dengan mengalikan V(s) dengan fungsi transfer ini, lalu menginvers tiap term secara terpisah memakai Second Shift Theorem untuk term ber-delay, persis workflow pada bagian sebelumnya. Verifikasi numerik (SymPy dsolve dengan sp.Heaviside, atau scipy.signal.lsim) memberikan ω(2 detik sebelum switching kedua) sekitar 53,0 rpm (mendekati steady-state fase pertama 54 rpm), dan segera setelah t=2, ω mulai naik kembali menuju target baru 108 rpm dengan time constant yang sama 0,5 detik.</w:t>
       </w:r>
     </w:p>
     <w:p>
@@ -6407,7 +9525,28 @@
           <w:color w:val="444444"/>
           <w:sz w:val="20"/>
         </w:rPr>
-        <w:t xml:space="preserve">Gambar 8. Potongan Cell 2: sp.laplace_transform() untuk transformasi Laplace Heaviside tertunda H(t-3) dan hasil Second Shift Theorem (t-2)^2*H(t-2).</w:t>
+        <w:t xml:space="preserve">Gambar 8. Potongan Cell 2: sp.laplace_transform() untuk transformasi Laplace Heaviside tertunda H(t-3) dan hasil Second Shift Theorem (t-2)</w:t>
+      </w:r>
+      <w:r>
+        <w:rPr>
+          <w:rFonts w:ascii="Arial" w:hAnsi="Arial" w:cs="Arial"/>
+          <w:b w:val="0"/>
+          <w:i/>
+          <w:color w:val="444444"/>
+          <w:sz w:val="20"/>
+          <w:vertAlign w:val="superscript"/>
+        </w:rPr>
+        <w:t xml:space="preserve">2</w:t>
+      </w:r>
+      <w:r>
+        <w:rPr>
+          <w:rFonts w:ascii="Arial" w:hAnsi="Arial" w:cs="Arial"/>
+          <w:b w:val="0"/>
+          <w:i/>
+          <w:color w:val="444444"/>
+          <w:sz w:val="20"/>
+        </w:rPr>
+        <w:t xml:space="preserve">·H(t-2).</w:t>
       </w:r>
     </w:p>
     <w:p>
@@ -6431,7 +9570,83 @@
           <w:i w:val="0"/>
           <w:sz w:val="22"/>
         </w:rPr>
-        <w:t>Gambar 8 menunjukkan bagian Cell 2, konstruksi sp.Heaviside(t-a) untuk pulse rectangular, lalu pemanggilan sp.laplace_transform(f, t, s, noconds=True) untuk memperoleh F(s) secara otomatis. Hasil L{H(t-3)}=e^(-3s)/s sesuai rumus dasar, sedangkan L{(t-2)^2*H(t-2)} setelah disederhanakan menghasilkan 2*e^(-2s)/s^3, sama persis dengan hasil manual Second Shift pada Tabel 2 (n=2, a=2).</w:t>
+        <w:t xml:space="preserve">Gambar 8 menunjukkan bagian Cell 2, konstruksi sp.Heaviside(t-a) untuk pulse rectangular, lalu pemanggilan sp.laplace_transform(f, t, s, noconds=True) untuk memperoleh F(s) secara otomatis. Hasil L{H(t-3)}=e</w:t>
+      </w:r>
+      <w:r>
+        <w:rPr>
+          <w:rFonts w:ascii="Arial" w:hAnsi="Arial" w:cs="Arial"/>
+          <w:b w:val="0"/>
+          <w:i w:val="0"/>
+          <w:sz w:val="22"/>
+          <w:vertAlign w:val="superscript"/>
+        </w:rPr>
+        <w:t xml:space="preserve">-3s</w:t>
+      </w:r>
+      <w:r>
+        <w:rPr>
+          <w:rFonts w:ascii="Arial" w:hAnsi="Arial" w:cs="Arial"/>
+          <w:b w:val="0"/>
+          <w:i w:val="0"/>
+          <w:sz w:val="22"/>
+        </w:rPr>
+        <w:t xml:space="preserve">/s sesuai rumus dasar, sedangkan L{(t-2)</w:t>
+      </w:r>
+      <w:r>
+        <w:rPr>
+          <w:rFonts w:ascii="Arial" w:hAnsi="Arial" w:cs="Arial"/>
+          <w:b w:val="0"/>
+          <w:i w:val="0"/>
+          <w:sz w:val="22"/>
+          <w:vertAlign w:val="superscript"/>
+        </w:rPr>
+        <w:t xml:space="preserve">2</w:t>
+      </w:r>
+      <w:r>
+        <w:rPr>
+          <w:rFonts w:ascii="Arial" w:hAnsi="Arial" w:cs="Arial"/>
+          <w:b w:val="0"/>
+          <w:i w:val="0"/>
+          <w:sz w:val="22"/>
+        </w:rPr>
+        <w:t xml:space="preserve">·H(t-2)} setelah disederhanakan menghasilkan 2·e</w:t>
+      </w:r>
+      <w:r>
+        <w:rPr>
+          <w:rFonts w:ascii="Arial" w:hAnsi="Arial" w:cs="Arial"/>
+          <w:b w:val="0"/>
+          <w:i w:val="0"/>
+          <w:sz w:val="22"/>
+          <w:vertAlign w:val="superscript"/>
+        </w:rPr>
+        <w:t xml:space="preserve">-2s</w:t>
+      </w:r>
+      <w:r>
+        <w:rPr>
+          <w:rFonts w:ascii="Arial" w:hAnsi="Arial" w:cs="Arial"/>
+          <w:b w:val="0"/>
+          <w:i w:val="0"/>
+          <w:sz w:val="22"/>
+        </w:rPr>
+        <w:t xml:space="preserve">/s</w:t>
+      </w:r>
+      <w:r>
+        <w:rPr>
+          <w:rFonts w:ascii="Arial" w:hAnsi="Arial" w:cs="Arial"/>
+          <w:b w:val="0"/>
+          <w:i w:val="0"/>
+          <w:sz w:val="22"/>
+          <w:vertAlign w:val="superscript"/>
+        </w:rPr>
+        <w:t xml:space="preserve">3</w:t>
+      </w:r>
+      <w:r>
+        <w:rPr>
+          <w:rFonts w:ascii="Arial" w:hAnsi="Arial" w:cs="Arial"/>
+          <w:b w:val="0"/>
+          <w:i w:val="0"/>
+          <w:sz w:val="22"/>
+        </w:rPr>
+        <w:t xml:space="preserve">, sama persis dengan hasil manual Second Shift pada Tabel 2 (n=2, a=2).</w:t>
       </w:r>
     </w:p>
     <w:p>
@@ -6497,7 +9712,26 @@
           <w:i w:val="0"/>
           <w:sz w:val="22"/>
         </w:rPr>
-        <w:t>transformasi Laplace lima fungsi Heaviside berbeda (step murni, delay pada t^n, delay pada sin, pulse rectangular, half-sine pulse dari Contoh 3) dengan sp.laplace_transform, bandingkan tiap hasil dengan Tabel 2.</w:t>
+        <w:t xml:space="preserve">transformasi Laplace lima fungsi Heaviside berbeda (step murni, delay pada t</w:t>
+      </w:r>
+      <w:r>
+        <w:rPr>
+          <w:rFonts w:ascii="Arial" w:hAnsi="Arial" w:cs="Arial"/>
+          <w:b w:val="0"/>
+          <w:i w:val="0"/>
+          <w:sz w:val="22"/>
+          <w:vertAlign w:val="superscript"/>
+        </w:rPr>
+        <w:t xml:space="preserve">n</w:t>
+      </w:r>
+      <w:r>
+        <w:rPr>
+          <w:rFonts w:ascii="Arial" w:hAnsi="Arial" w:cs="Arial"/>
+          <w:b w:val="0"/>
+          <w:i w:val="0"/>
+          <w:sz w:val="22"/>
+        </w:rPr>
+        <w:t xml:space="preserve">, delay pada sin, pulse rectangular, half-sine pulse dari Contoh 3) dengan sp.laplace_transform, bandingkan tiap hasil dengan Tabel 2.</w:t>
       </w:r>
     </w:p>
     <w:p>
@@ -6530,7 +9764,26 @@
           <w:i w:val="0"/>
           <w:sz w:val="22"/>
         </w:rPr>
-        <w:t>workflow lengkap solve PD dengan input switching (Contoh 1 dan Contoh 2 modul): susun persamaan aljabar dengan Y sebagai simbol, sp.solve untuk Y(s), sp.apart untuk pecahan parsial per term (dengan dan tanpa faktor e^(-as)), sp.inverse_laplace_transform untuk y(t), lalu verifikasi silang dengan sp.dsolve langsung memakai sp.Heaviside sebagai input, hasil keduanya harus identik.</w:t>
+        <w:t xml:space="preserve">workflow lengkap solve PD dengan input switching (Contoh 1 dan Contoh 2 modul): susun persamaan aljabar dengan Y sebagai simbol, sp.solve untuk Y(s), sp.apart untuk pecahan parsial per term (dengan dan tanpa faktor e</w:t>
+      </w:r>
+      <w:r>
+        <w:rPr>
+          <w:rFonts w:ascii="Arial" w:hAnsi="Arial" w:cs="Arial"/>
+          <w:b w:val="0"/>
+          <w:i w:val="0"/>
+          <w:sz w:val="22"/>
+          <w:vertAlign w:val="superscript"/>
+        </w:rPr>
+        <w:t xml:space="preserve">-as</w:t>
+      </w:r>
+      <w:r>
+        <w:rPr>
+          <w:rFonts w:ascii="Arial" w:hAnsi="Arial" w:cs="Arial"/>
+          <w:b w:val="0"/>
+          <w:i w:val="0"/>
+          <w:sz w:val="22"/>
+        </w:rPr>
+        <w:t xml:space="preserve">), sp.inverse_laplace_transform untuk y(t), lalu verifikasi silang dengan sp.dsolve langsung memakai sp.Heaviside sebagai input, hasil keduanya harus identik.</w:t>
       </w:r>
     </w:p>
     <w:p>
@@ -6563,7 +9816,7 @@
           <w:i w:val="0"/>
           <w:sz w:val="22"/>
         </w:rPr>
-        <w:t>reproduksi studi kasus PWM (profil duty bertingkat 30-60-80 persen), bangun V_avg(t) dengan tiga sp.Heaviside terbobot, solve PD orde satu tau*omega prime+omega=K*V_avg(t) dengan sp.dsolve, plot omega(t) dan overlay garis putus-putus steady-state per fase, verifikasi angka omega(2 detik) sekitar 53,0 rpm dan omega akhir 144 rpm sesuai perhitungan manual pada studi kasus.</w:t>
+        <w:t xml:space="preserve">reproduksi studi kasus PWM (profil duty bertingkat 30-60-80 persen), bangun V_avg(t) dengan tiga sp.Heaviside terbobot, solve PD orde satu τ·ω prime+ω=K·V_avg(t) dengan sp.dsolve, plot ω(t) dan overlay garis putus-putus steady-state per fase, verifikasi angka ω(2 detik) sekitar 53,0 rpm dan ω akhir 144 rpm sesuai perhitungan manual pada studi kasus.</w:t>
       </w:r>
     </w:p>
     <w:p>
@@ -6587,7 +9840,7 @@
           <w:i w:val="0"/>
           <w:sz w:val="22"/>
         </w:rPr>
-        <w:t>Perhatikan bahwa parameter Cell 4, yaitu profil duty 30-60-80 persen dengan time constant tau=0,5 detik, sengaja dipilih identik dengan studi kasus PWM pada bagian Aplikasi Industri, sehingga hasil Cell 4 dapat langsung dijadikan pembanding numerik terhadap penurunan konsep pada studi kasus tersebut. Kebiasaan menyusun satu contoh numerik yang dipakai berulang lintas bagian modul, mulai dari konstruksi manual, verifikasi SymPy, hingga visualisasi grafis, adalah praktik baik yang juga disarankan saat mahasiswa mengerjakan Tugas Pertemuan 13, khususnya soal Komputasi Hard yang menuntut solver generik diuji pada parameter studi kasus yang sama persis dengan modul.</w:t>
+        <w:t xml:space="preserve">Perhatikan bahwa parameter Cell 4, yaitu profil duty 30-60-80 persen dengan time constant τ=0,5 detik, sengaja dipilih identik dengan studi kasus PWM pada bagian Aplikasi Industri, sehingga hasil Cell 4 dapat langsung dijadikan pembanding numerik terhadap penurunan konsep pada studi kasus tersebut. Kebiasaan menyusun satu contoh numerik yang dipakai berulang lintas bagian modul, mulai dari konstruksi manual, verifikasi SymPy, hingga visualisasi grafis, adalah praktik baik yang juga disarankan saat mahasiswa mengerjakan Tugas Pertemuan 13, khususnya soal Komputasi Hard yang menuntut solver generik diuji pada parameter studi kasus yang sama persis dengan modul.</w:t>
       </w:r>
     </w:p>
     <w:p>
@@ -6830,7 +10083,7 @@
           <w:color w:val="333333"/>
           <w:sz w:val="21"/>
         </w:rPr>
-        <w:t>Bernilai 1 untuk t&lt;a dan 0 untuk t&gt;=a</w:t>
+        <w:t xml:space="preserve">Bernilai 1 untuk t&lt;a dan 0 untuk t≥a</w:t>
       </w:r>
     </w:p>
     <w:p>
@@ -6866,7 +10119,7 @@
           <w:color w:val="333333"/>
           <w:sz w:val="21"/>
         </w:rPr>
-        <w:t>Bernilai 0 untuk t&lt;a dan 1 untuk t&gt;=a, lompatan tepat di t=a</w:t>
+        <w:t xml:space="preserve">Bernilai 0 untuk t&lt;a dan 1 untuk t≥a, lompatan tepat di t=a</w:t>
       </w:r>
     </w:p>
     <w:p>
@@ -6962,7 +10215,7 @@
           <w:i w:val="0"/>
           <w:sz w:val="22"/>
         </w:rPr>
-        <w:t>Pulse rectangular dengan magnitudo c yang aktif pada interval a&lt;=t&lt;b ditulis dalam notasi Heaviside sebagai...</w:t>
+        <w:t xml:space="preserve">Pulse rectangular dengan magnitudo c yang aktif pada interval a≤t&lt;b ditulis dalam notasi Heaviside sebagai...</w:t>
       </w:r>
     </w:p>
     <w:p>
@@ -6998,7 +10251,7 @@
           <w:color w:val="333333"/>
           <w:sz w:val="21"/>
         </w:rPr>
-        <w:t>c*H(t-a)*H(t-b)</w:t>
+        <w:t xml:space="preserve">c·H(t-a)·H(t-b)</w:t>
       </w:r>
     </w:p>
     <w:p>
@@ -7034,7 +10287,7 @@
           <w:color w:val="333333"/>
           <w:sz w:val="21"/>
         </w:rPr>
-        <w:t>c*[H(t-a) - H(t-b)]</w:t>
+        <w:t xml:space="preserve">c·[H(t-a) - H(t-b)]</w:t>
       </w:r>
     </w:p>
     <w:p>
@@ -7070,7 +10323,7 @@
           <w:color w:val="333333"/>
           <w:sz w:val="21"/>
         </w:rPr>
-        <w:t>c*[H(t-a) + H(t-b)]</w:t>
+        <w:t xml:space="preserve">c·[H(t-a) + H(t-b)]</w:t>
       </w:r>
     </w:p>
     <w:p>
@@ -7130,7 +10383,7 @@
           <w:i w:val="0"/>
           <w:sz w:val="22"/>
         </w:rPr>
-        <w:t>Hubungan antara Heaviside dan Dirac delta dinyatakan sebagai...</w:t>
+        <w:t xml:space="preserve">Hubungan antara Heaviside dan Dirac δ dinyatakan sebagai...</w:t>
       </w:r>
     </w:p>
     <w:p>
@@ -7166,7 +10419,7 @@
           <w:color w:val="333333"/>
           <w:sz w:val="21"/>
         </w:rPr>
-        <w:t>H(t) = integral dari delta(t) dt saja tanpa turunan</w:t>
+        <w:t xml:space="preserve">H(t) = integral dari δ(t) dt saja tanpa turunan</w:t>
       </w:r>
     </w:p>
     <w:p>
@@ -7202,7 +10455,7 @@
           <w:color w:val="333333"/>
           <w:sz w:val="21"/>
         </w:rPr>
-        <w:t>dH(t)/dt = delta(t), Dirac delta adalah turunan distribusi dari Heaviside</w:t>
+        <w:t xml:space="preserve">dH(t)/dt = δ(t), Dirac δ adalah turunan distribusi dari Heaviside</w:t>
       </w:r>
     </w:p>
     <w:p>
@@ -7238,7 +10491,7 @@
           <w:color w:val="333333"/>
           <w:sz w:val="21"/>
         </w:rPr>
-        <w:t>H(t) dan delta(t) tidak memiliki hubungan matematis</w:t>
+        <w:t xml:space="preserve">H(t) dan δ(t) tidak memiliki hubungan matematis</w:t>
       </w:r>
     </w:p>
     <w:p>
@@ -7274,7 +10527,7 @@
           <w:color w:val="333333"/>
           <w:sz w:val="21"/>
         </w:rPr>
-        <w:t>delta(t) = H(t) untuk semua t</w:t>
+        <w:t xml:space="preserve">δ(t) = H(t) untuk semua t</w:t>
       </w:r>
     </w:p>
     <w:p>
@@ -7298,7 +10551,7 @@
           <w:i w:val="0"/>
           <w:sz w:val="22"/>
         </w:rPr>
-        <w:t>Transformasi Laplace dasar L{H(t-a)} untuk a&gt;=0 sama dengan...</w:t>
+        <w:t xml:space="preserve">Transformasi Laplace dasar L{H(t-a)} untuk a≥0 sama dengan...</w:t>
       </w:r>
     </w:p>
     <w:p>
@@ -7370,7 +10623,28 @@
           <w:color w:val="333333"/>
           <w:sz w:val="21"/>
         </w:rPr>
-        <w:t>e^(-as)/s</w:t>
+        <w:t xml:space="preserve">e</w:t>
+      </w:r>
+      <w:r>
+        <w:rPr>
+          <w:rFonts w:ascii="Arial" w:hAnsi="Arial" w:cs="Arial"/>
+          <w:b w:val="0"/>
+          <w:i w:val="0"/>
+          <w:color w:val="333333"/>
+          <w:sz w:val="21"/>
+          <w:vertAlign w:val="superscript"/>
+        </w:rPr>
+        <w:t xml:space="preserve">-as</w:t>
+      </w:r>
+      <w:r>
+        <w:rPr>
+          <w:rFonts w:ascii="Arial" w:hAnsi="Arial" w:cs="Arial"/>
+          <w:b w:val="0"/>
+          <w:i w:val="0"/>
+          <w:color w:val="333333"/>
+          <w:sz w:val="21"/>
+        </w:rPr>
+        <w:t xml:space="preserve">/s</w:t>
       </w:r>
     </w:p>
     <w:p>
@@ -7442,7 +10716,18 @@
           <w:color w:val="333333"/>
           <w:sz w:val="21"/>
         </w:rPr>
-        <w:t>s*e^(-as)</w:t>
+        <w:t xml:space="preserve">s·e</w:t>
+      </w:r>
+      <w:r>
+        <w:rPr>
+          <w:rFonts w:ascii="Arial" w:hAnsi="Arial" w:cs="Arial"/>
+          <w:b w:val="0"/>
+          <w:i w:val="0"/>
+          <w:color w:val="333333"/>
+          <w:sz w:val="21"/>
+          <w:vertAlign w:val="superscript"/>
+        </w:rPr>
+        <w:t xml:space="preserve">-as</w:t>
       </w:r>
     </w:p>
     <w:p>
@@ -7466,7 +10751,7 @@
           <w:i w:val="0"/>
           <w:sz w:val="22"/>
         </w:rPr>
-        <w:t>Second Shift Theorem L{f(t-a)*H(t-a)} menyatakan bahwa pergeseran waktu sejauh a menghasilkan...</w:t>
+        <w:t xml:space="preserve">Second Shift Theorem L{f(t-a)·H(t-a)} menyatakan bahwa pergeseran waktu sejauh a menghasilkan...</w:t>
       </w:r>
     </w:p>
     <w:p>
@@ -7538,7 +10823,28 @@
           <w:color w:val="333333"/>
           <w:sz w:val="21"/>
         </w:rPr>
-        <w:t>e^(-as)*F(s), faktor eksponensial delay di domain s</w:t>
+        <w:t xml:space="preserve">e</w:t>
+      </w:r>
+      <w:r>
+        <w:rPr>
+          <w:rFonts w:ascii="Arial" w:hAnsi="Arial" w:cs="Arial"/>
+          <w:b w:val="0"/>
+          <w:i w:val="0"/>
+          <w:color w:val="333333"/>
+          <w:sz w:val="21"/>
+          <w:vertAlign w:val="superscript"/>
+        </w:rPr>
+        <w:t xml:space="preserve">-as</w:t>
+      </w:r>
+      <w:r>
+        <w:rPr>
+          <w:rFonts w:ascii="Arial" w:hAnsi="Arial" w:cs="Arial"/>
+          <w:b w:val="0"/>
+          <w:i w:val="0"/>
+          <w:color w:val="333333"/>
+          <w:sz w:val="21"/>
+        </w:rPr>
+        <w:t xml:space="preserve">·F(s), faktor eksponensial delay di domain s</w:t>
       </w:r>
     </w:p>
     <w:p>
@@ -7634,7 +10940,7 @@
           <w:i w:val="0"/>
           <w:sz w:val="22"/>
         </w:rPr>
-        <w:t>Perbedaan mendasar antara f(t-a)*H(t-a) dengan f(t)*H(t-a) adalah...</w:t>
+        <w:t xml:space="preserve">Perbedaan mendasar antara f(t-a)·H(t-a) dengan f(t)·H(t-a) adalah...</w:t>
       </w:r>
     </w:p>
     <w:p>
@@ -7706,7 +11012,7 @@
           <w:color w:val="333333"/>
           <w:sz w:val="21"/>
         </w:rPr>
-        <w:t>f(t-a)*H(t-a) bentuk fungsi ikut digeser (second shift sejati); f(t)*H(t-a) hanya memotong tanpa menggeser bentuk</w:t>
+        <w:t xml:space="preserve">f(t-a)·H(t-a) bentuk fungsi ikut digeser (second shift sejati); f(t)·H(t-a) hanya memotong tanpa menggeser bentuk</w:t>
       </w:r>
     </w:p>
     <w:p>
@@ -7742,7 +11048,7 @@
           <w:color w:val="333333"/>
           <w:sz w:val="21"/>
         </w:rPr>
-        <w:t>f(t)*H(t-a) selalu lebih mudah ditransformasi</w:t>
+        <w:t xml:space="preserve">f(t)·H(t-a) selalu lebih mudah ditransformasi</w:t>
       </w:r>
     </w:p>
     <w:p>
@@ -7778,7 +11084,7 @@
           <w:color w:val="333333"/>
           <w:sz w:val="21"/>
         </w:rPr>
-        <w:t>f(t-a)*H(t-a) tidak pernah muncul di rekayasa nyata</w:t>
+        <w:t xml:space="preserve">f(t-a)·H(t-a) tidak pernah muncul di rekayasa nyata</w:t>
       </w:r>
     </w:p>
     <w:p>
@@ -7838,7 +11144,28 @@
           <w:color w:val="333333"/>
           <w:sz w:val="21"/>
         </w:rPr>
-        <w:t>F0(s) dikali (1-e^(-Ts))</w:t>
+        <w:t xml:space="preserve">F0(s) dikali (1-e</w:t>
+      </w:r>
+      <w:r>
+        <w:rPr>
+          <w:rFonts w:ascii="Arial" w:hAnsi="Arial" w:cs="Arial"/>
+          <w:b w:val="0"/>
+          <w:i w:val="0"/>
+          <w:color w:val="333333"/>
+          <w:sz w:val="21"/>
+          <w:vertAlign w:val="superscript"/>
+        </w:rPr>
+        <w:t xml:space="preserve">-Ts</w:t>
+      </w:r>
+      <w:r>
+        <w:rPr>
+          <w:rFonts w:ascii="Arial" w:hAnsi="Arial" w:cs="Arial"/>
+          <w:b w:val="0"/>
+          <w:i w:val="0"/>
+          <w:color w:val="333333"/>
+          <w:sz w:val="21"/>
+        </w:rPr>
+        <w:t xml:space="preserve">)</w:t>
       </w:r>
     </w:p>
     <w:p>
@@ -7874,7 +11201,28 @@
           <w:color w:val="333333"/>
           <w:sz w:val="21"/>
         </w:rPr>
-        <w:t>F0(s) / (1 - e^(-Ts)), dengan F0(s) transformasi satu periode saja</w:t>
+        <w:t xml:space="preserve">F0(s) / (1 - e</w:t>
+      </w:r>
+      <w:r>
+        <w:rPr>
+          <w:rFonts w:ascii="Arial" w:hAnsi="Arial" w:cs="Arial"/>
+          <w:b w:val="0"/>
+          <w:i w:val="0"/>
+          <w:color w:val="333333"/>
+          <w:sz w:val="21"/>
+          <w:vertAlign w:val="superscript"/>
+        </w:rPr>
+        <w:t xml:space="preserve">-Ts</w:t>
+      </w:r>
+      <w:r>
+        <w:rPr>
+          <w:rFonts w:ascii="Arial" w:hAnsi="Arial" w:cs="Arial"/>
+          <w:b w:val="0"/>
+          <w:i w:val="0"/>
+          <w:color w:val="333333"/>
+          <w:sz w:val="21"/>
+        </w:rPr>
+        <w:t xml:space="preserve">), dengan F0(s) transformasi satu periode saja</w:t>
       </w:r>
     </w:p>
     <w:p>
@@ -8042,7 +11390,7 @@
           <w:color w:val="333333"/>
           <w:sz w:val="21"/>
         </w:rPr>
-        <w:t>A*d</w:t>
+        <w:t xml:space="preserve">A·d</w:t>
       </w:r>
     </w:p>
     <w:p>
@@ -8138,7 +11486,7 @@
           <w:i w:val="0"/>
           <w:sz w:val="22"/>
         </w:rPr>
-        <w:t>Pada solve PD y prime + 2y = 5*H(t-3) dengan y(0)=0, nilai y(t) untuk t&lt;3 (sebelum waktu switching) adalah...</w:t>
+        <w:t xml:space="preserve">Pada solve PD y prime + 2y = 5·H(t-3) dengan y(0)=0, nilai y(t) untuk t&lt;3 (sebelum waktu switching) adalah...</w:t>
       </w:r>
     </w:p>
     <w:p>
@@ -8246,7 +11594,18 @@
           <w:color w:val="333333"/>
           <w:sz w:val="21"/>
         </w:rPr>
-        <w:t>y(t) = 5*e^(-2t)</w:t>
+        <w:t xml:space="preserve">y(t) = 5·e</w:t>
+      </w:r>
+      <w:r>
+        <w:rPr>
+          <w:rFonts w:ascii="Arial" w:hAnsi="Arial" w:cs="Arial"/>
+          <w:b w:val="0"/>
+          <w:i w:val="0"/>
+          <w:color w:val="333333"/>
+          <w:sz w:val="21"/>
+          <w:vertAlign w:val="superscript"/>
+        </w:rPr>
+        <w:t xml:space="preserve">-2t</w:t>
       </w:r>
     </w:p>
     <w:p>
@@ -8481,7 +11840,35 @@
           <w:i w:val="0"/>
           <w:sz w:val="22"/>
         </w:rPr>
-        <w:t>Lingkungan referensi (dipakai C1-C10, Python dengan sympy):</w:t>
+        <w:t xml:space="preserve">Lingkungan referensi (dipakai </w:t>
+      </w:r>
+      <w:r>
+        <w:rPr>
+          <w:rFonts w:ascii="Arial" w:hAnsi="Arial" w:cs="Arial"/>
+          <w:b w:val="0"/>
+          <w:i w:val="0"/>
+          <w:sz w:val="22"/>
+        </w:rPr>
+        <w:t xml:space="preserve">C</w:t>
+      </w:r>
+      <w:r>
+        <w:rPr>
+          <w:rFonts w:ascii="Arial" w:hAnsi="Arial" w:cs="Arial"/>
+          <w:b w:val="0"/>
+          <w:i w:val="0"/>
+          <w:sz w:val="22"/>
+          <w:vertAlign w:val="subscript"/>
+        </w:rPr>
+        <w:t xml:space="preserve">1</w:t>
+      </w:r>
+      <w:r>
+        <w:rPr>
+          <w:rFonts w:ascii="Arial" w:hAnsi="Arial" w:cs="Arial"/>
+          <w:b w:val="0"/>
+          <w:i w:val="0"/>
+          <w:sz w:val="22"/>
+        </w:rPr>
+        <w:t xml:space="preserve">-C10, Python dengan sympy):</w:t>
       </w:r>
     </w:p>
     <w:p>
@@ -8537,7 +11924,26 @@
           <w:i w:val="0"/>
           <w:sz w:val="22"/>
         </w:rPr>
-        <w:t>Hitung L{H(t-4)} memakai rumus dasar e^(-as)/s dengan a=4. Cetak hasil manual, lalu verifikasi dengan sp.laplace_transform(sp.Heaviside(t-4), t, s, noconds=True).</w:t>
+        <w:t xml:space="preserve">Hitung L{H(t-4)} memakai rumus dasar e</w:t>
+      </w:r>
+      <w:r>
+        <w:rPr>
+          <w:rFonts w:ascii="Arial" w:hAnsi="Arial" w:cs="Arial"/>
+          <w:b w:val="0"/>
+          <w:i w:val="0"/>
+          <w:sz w:val="22"/>
+          <w:vertAlign w:val="superscript"/>
+        </w:rPr>
+        <w:t xml:space="preserve">-as</w:t>
+      </w:r>
+      <w:r>
+        <w:rPr>
+          <w:rFonts w:ascii="Arial" w:hAnsi="Arial" w:cs="Arial"/>
+          <w:b w:val="0"/>
+          <w:i w:val="0"/>
+          <w:sz w:val="22"/>
+        </w:rPr>
+        <w:t xml:space="preserve">/s dengan a=4. Cetak hasil manual, lalu verifikasi dengan sp.laplace_transform(sp.Heaviside(t-4), t, s, noconds=True).</w:t>
       </w:r>
     </w:p>
     <w:p>
@@ -8573,7 +11979,28 @@
           <w:color w:val="333333"/>
           <w:sz w:val="21"/>
         </w:rPr>
-        <w:t>Substitusikan a=4 ke rumus e^(-as)/s secara manual, lalu bandingkan dengan hasil sp.laplace_transform.</w:t>
+        <w:t xml:space="preserve">Substitusikan a=4 ke rumus e</w:t>
+      </w:r>
+      <w:r>
+        <w:rPr>
+          <w:rFonts w:ascii="Arial" w:hAnsi="Arial" w:cs="Arial"/>
+          <w:b w:val="0"/>
+          <w:i w:val="0"/>
+          <w:color w:val="333333"/>
+          <w:sz w:val="21"/>
+          <w:vertAlign w:val="superscript"/>
+        </w:rPr>
+        <w:t xml:space="preserve">-as</w:t>
+      </w:r>
+      <w:r>
+        <w:rPr>
+          <w:rFonts w:ascii="Arial" w:hAnsi="Arial" w:cs="Arial"/>
+          <w:b w:val="0"/>
+          <w:i w:val="0"/>
+          <w:color w:val="333333"/>
+          <w:sz w:val="21"/>
+        </w:rPr>
+        <w:t xml:space="preserve">/s secara manual, lalu bandingkan dengan hasil sp.laplace_transform.</w:t>
       </w:r>
     </w:p>
     <w:p>
@@ -8597,7 +12024,45 @@
           <w:i w:val="0"/>
           <w:sz w:val="22"/>
         </w:rPr>
-        <w:t>Tulis pulse rectangular magnitudo 6 yang aktif pada 3&lt;=t&lt;8 dalam notasi Heaviside, lalu hitung transformasi Laplace-nya P(s) memakai rumus (c/s)*(e^(-as)-e^(-bs)).</w:t>
+        <w:t xml:space="preserve">Tulis pulse rectangular magnitudo 6 yang aktif pada 3≤t&lt;8 dalam notasi Heaviside, lalu hitung transformasi Laplace-nya P(s) memakai rumus (c/s)·(e</w:t>
+      </w:r>
+      <w:r>
+        <w:rPr>
+          <w:rFonts w:ascii="Arial" w:hAnsi="Arial" w:cs="Arial"/>
+          <w:b w:val="0"/>
+          <w:i w:val="0"/>
+          <w:sz w:val="22"/>
+          <w:vertAlign w:val="superscript"/>
+        </w:rPr>
+        <w:t xml:space="preserve">-as</w:t>
+      </w:r>
+      <w:r>
+        <w:rPr>
+          <w:rFonts w:ascii="Arial" w:hAnsi="Arial" w:cs="Arial"/>
+          <w:b w:val="0"/>
+          <w:i w:val="0"/>
+          <w:sz w:val="22"/>
+        </w:rPr>
+        <w:t xml:space="preserve">-e</w:t>
+      </w:r>
+      <w:r>
+        <w:rPr>
+          <w:rFonts w:ascii="Arial" w:hAnsi="Arial" w:cs="Arial"/>
+          <w:b w:val="0"/>
+          <w:i w:val="0"/>
+          <w:sz w:val="22"/>
+          <w:vertAlign w:val="superscript"/>
+        </w:rPr>
+        <w:t xml:space="preserve">-bs</w:t>
+      </w:r>
+      <w:r>
+        <w:rPr>
+          <w:rFonts w:ascii="Arial" w:hAnsi="Arial" w:cs="Arial"/>
+          <w:b w:val="0"/>
+          <w:i w:val="0"/>
+          <w:sz w:val="22"/>
+        </w:rPr>
+        <w:t xml:space="preserve">).</w:t>
       </w:r>
     </w:p>
     <w:p>
@@ -8657,7 +12122,203 @@
           <w:i w:val="0"/>
           <w:sz w:val="22"/>
         </w:rPr>
-        <w:t>Konversikan fungsi staircase f(t)=0 (t&lt;0), 3 (0&lt;=t&lt;2), -1 (t&gt;=2) ke notasi Heaviside memakai aturan jump f0+(f1-f0)*H(t-a1)+(f2-f1)*H(t-a2). Cetak ekspresi akhir.</w:t>
+        <w:t xml:space="preserve">Konversikan fungsi staircase f(t)=0 (t&lt;0), 3 (0≤t&lt;2), -1 (t≥2) ke notasi Heaviside memakai aturan jump </w:t>
+      </w:r>
+      <w:r>
+        <w:rPr>
+          <w:rFonts w:ascii="Arial" w:hAnsi="Arial" w:cs="Arial"/>
+          <w:b w:val="0"/>
+          <w:i w:val="0"/>
+          <w:sz w:val="22"/>
+        </w:rPr>
+        <w:t xml:space="preserve">f</w:t>
+      </w:r>
+      <w:r>
+        <w:rPr>
+          <w:rFonts w:ascii="Arial" w:hAnsi="Arial" w:cs="Arial"/>
+          <w:b w:val="0"/>
+          <w:i w:val="0"/>
+          <w:sz w:val="22"/>
+          <w:vertAlign w:val="subscript"/>
+        </w:rPr>
+        <w:t xml:space="preserve">0</w:t>
+      </w:r>
+      <w:r>
+        <w:rPr>
+          <w:rFonts w:ascii="Arial" w:hAnsi="Arial" w:cs="Arial"/>
+          <w:b w:val="0"/>
+          <w:i w:val="0"/>
+          <w:sz w:val="22"/>
+        </w:rPr>
+        <w:t xml:space="preserve">+(</w:t>
+      </w:r>
+      <w:r>
+        <w:rPr>
+          <w:rFonts w:ascii="Arial" w:hAnsi="Arial" w:cs="Arial"/>
+          <w:b w:val="0"/>
+          <w:i w:val="0"/>
+          <w:sz w:val="22"/>
+        </w:rPr>
+        <w:t xml:space="preserve">f</w:t>
+      </w:r>
+      <w:r>
+        <w:rPr>
+          <w:rFonts w:ascii="Arial" w:hAnsi="Arial" w:cs="Arial"/>
+          <w:b w:val="0"/>
+          <w:i w:val="0"/>
+          <w:sz w:val="22"/>
+          <w:vertAlign w:val="subscript"/>
+        </w:rPr>
+        <w:t xml:space="preserve">1</w:t>
+      </w:r>
+      <w:r>
+        <w:rPr>
+          <w:rFonts w:ascii="Arial" w:hAnsi="Arial" w:cs="Arial"/>
+          <w:b w:val="0"/>
+          <w:i w:val="0"/>
+          <w:sz w:val="22"/>
+        </w:rPr>
+        <w:t xml:space="preserve">-</w:t>
+      </w:r>
+      <w:r>
+        <w:rPr>
+          <w:rFonts w:ascii="Arial" w:hAnsi="Arial" w:cs="Arial"/>
+          <w:b w:val="0"/>
+          <w:i w:val="0"/>
+          <w:sz w:val="22"/>
+        </w:rPr>
+        <w:t xml:space="preserve">f</w:t>
+      </w:r>
+      <w:r>
+        <w:rPr>
+          <w:rFonts w:ascii="Arial" w:hAnsi="Arial" w:cs="Arial"/>
+          <w:b w:val="0"/>
+          <w:i w:val="0"/>
+          <w:sz w:val="22"/>
+          <w:vertAlign w:val="subscript"/>
+        </w:rPr>
+        <w:t xml:space="preserve">0</w:t>
+      </w:r>
+      <w:r>
+        <w:rPr>
+          <w:rFonts w:ascii="Arial" w:hAnsi="Arial" w:cs="Arial"/>
+          <w:b w:val="0"/>
+          <w:i w:val="0"/>
+          <w:sz w:val="22"/>
+        </w:rPr>
+        <w:t xml:space="preserve">)·H(t-</w:t>
+      </w:r>
+      <w:r>
+        <w:rPr>
+          <w:rFonts w:ascii="Arial" w:hAnsi="Arial" w:cs="Arial"/>
+          <w:b w:val="0"/>
+          <w:i w:val="0"/>
+          <w:sz w:val="22"/>
+        </w:rPr>
+        <w:t xml:space="preserve">a</w:t>
+      </w:r>
+      <w:r>
+        <w:rPr>
+          <w:rFonts w:ascii="Arial" w:hAnsi="Arial" w:cs="Arial"/>
+          <w:b w:val="0"/>
+          <w:i w:val="0"/>
+          <w:sz w:val="22"/>
+          <w:vertAlign w:val="subscript"/>
+        </w:rPr>
+        <w:t xml:space="preserve">1</w:t>
+      </w:r>
+      <w:r>
+        <w:rPr>
+          <w:rFonts w:ascii="Arial" w:hAnsi="Arial" w:cs="Arial"/>
+          <w:b w:val="0"/>
+          <w:i w:val="0"/>
+          <w:sz w:val="22"/>
+        </w:rPr>
+        <w:t xml:space="preserve">)+(</w:t>
+      </w:r>
+      <w:r>
+        <w:rPr>
+          <w:rFonts w:ascii="Arial" w:hAnsi="Arial" w:cs="Arial"/>
+          <w:b w:val="0"/>
+          <w:i w:val="0"/>
+          <w:sz w:val="22"/>
+        </w:rPr>
+        <w:t xml:space="preserve">f</w:t>
+      </w:r>
+      <w:r>
+        <w:rPr>
+          <w:rFonts w:ascii="Arial" w:hAnsi="Arial" w:cs="Arial"/>
+          <w:b w:val="0"/>
+          <w:i w:val="0"/>
+          <w:sz w:val="22"/>
+          <w:vertAlign w:val="subscript"/>
+        </w:rPr>
+        <w:t xml:space="preserve">2</w:t>
+      </w:r>
+      <w:r>
+        <w:rPr>
+          <w:rFonts w:ascii="Arial" w:hAnsi="Arial" w:cs="Arial"/>
+          <w:b w:val="0"/>
+          <w:i w:val="0"/>
+          <w:sz w:val="22"/>
+        </w:rPr>
+        <w:t xml:space="preserve">-</w:t>
+      </w:r>
+      <w:r>
+        <w:rPr>
+          <w:rFonts w:ascii="Arial" w:hAnsi="Arial" w:cs="Arial"/>
+          <w:b w:val="0"/>
+          <w:i w:val="0"/>
+          <w:sz w:val="22"/>
+        </w:rPr>
+        <w:t xml:space="preserve">f</w:t>
+      </w:r>
+      <w:r>
+        <w:rPr>
+          <w:rFonts w:ascii="Arial" w:hAnsi="Arial" w:cs="Arial"/>
+          <w:b w:val="0"/>
+          <w:i w:val="0"/>
+          <w:sz w:val="22"/>
+          <w:vertAlign w:val="subscript"/>
+        </w:rPr>
+        <w:t xml:space="preserve">1</w:t>
+      </w:r>
+      <w:r>
+        <w:rPr>
+          <w:rFonts w:ascii="Arial" w:hAnsi="Arial" w:cs="Arial"/>
+          <w:b w:val="0"/>
+          <w:i w:val="0"/>
+          <w:sz w:val="22"/>
+        </w:rPr>
+        <w:t xml:space="preserve">)·H(t-</w:t>
+      </w:r>
+      <w:r>
+        <w:rPr>
+          <w:rFonts w:ascii="Arial" w:hAnsi="Arial" w:cs="Arial"/>
+          <w:b w:val="0"/>
+          <w:i w:val="0"/>
+          <w:sz w:val="22"/>
+        </w:rPr>
+        <w:t xml:space="preserve">a</w:t>
+      </w:r>
+      <w:r>
+        <w:rPr>
+          <w:rFonts w:ascii="Arial" w:hAnsi="Arial" w:cs="Arial"/>
+          <w:b w:val="0"/>
+          <w:i w:val="0"/>
+          <w:sz w:val="22"/>
+          <w:vertAlign w:val="subscript"/>
+        </w:rPr>
+        <w:t xml:space="preserve">2</w:t>
+      </w:r>
+      <w:r>
+        <w:rPr>
+          <w:rFonts w:ascii="Arial" w:hAnsi="Arial" w:cs="Arial"/>
+          <w:b w:val="0"/>
+          <w:i w:val="0"/>
+          <w:sz w:val="22"/>
+        </w:rPr>
+        <w:t xml:space="preserve">). Cetak ekspresi akhir.</w:t>
       </w:r>
     </w:p>
     <w:p>
@@ -8693,7 +12354,7 @@
           <w:color w:val="333333"/>
           <w:sz w:val="21"/>
         </w:rPr>
-        <w:t>Hitung delta pada tiap titik switching (t=0: 0 ke 3, delta=+3; t=2: 3 ke -1, delta=-4), susun sebagai jumlah term Heaviside.</w:t>
+        <w:t xml:space="preserve">Hitung δ pada tiap titik switching (t=0: 0 ke 3, δ=+3; t=2: 3 ke -1, δ=-4), susun sebagai jumlah term Heaviside.</w:t>
       </w:r>
     </w:p>
     <w:p>
@@ -8717,7 +12378,83 @@
           <w:i w:val="0"/>
           <w:sz w:val="22"/>
         </w:rPr>
-        <w:t>Pakai Second Shift Theorem, hitung L{(t-2)^3 * H(t-2)} dari L{t^3}=6/s^4. Cetak hasil e^(-as)*F(s) dengan a=2, verifikasi dengan sp.laplace_transform.</w:t>
+        <w:t xml:space="preserve">Pakai Second Shift Theorem, hitung L{(t-2)</w:t>
+      </w:r>
+      <w:r>
+        <w:rPr>
+          <w:rFonts w:ascii="Arial" w:hAnsi="Arial" w:cs="Arial"/>
+          <w:b w:val="0"/>
+          <w:i w:val="0"/>
+          <w:sz w:val="22"/>
+          <w:vertAlign w:val="superscript"/>
+        </w:rPr>
+        <w:t xml:space="preserve">3</w:t>
+      </w:r>
+      <w:r>
+        <w:rPr>
+          <w:rFonts w:ascii="Arial" w:hAnsi="Arial" w:cs="Arial"/>
+          <w:b w:val="0"/>
+          <w:i w:val="0"/>
+          <w:sz w:val="22"/>
+        </w:rPr>
+        <w:t xml:space="preserve">·H(t-2)} dari L{t</w:t>
+      </w:r>
+      <w:r>
+        <w:rPr>
+          <w:rFonts w:ascii="Arial" w:hAnsi="Arial" w:cs="Arial"/>
+          <w:b w:val="0"/>
+          <w:i w:val="0"/>
+          <w:sz w:val="22"/>
+          <w:vertAlign w:val="superscript"/>
+        </w:rPr>
+        <w:t xml:space="preserve">3</w:t>
+      </w:r>
+      <w:r>
+        <w:rPr>
+          <w:rFonts w:ascii="Arial" w:hAnsi="Arial" w:cs="Arial"/>
+          <w:b w:val="0"/>
+          <w:i w:val="0"/>
+          <w:sz w:val="22"/>
+        </w:rPr>
+        <w:t xml:space="preserve">}=6/s</w:t>
+      </w:r>
+      <w:r>
+        <w:rPr>
+          <w:rFonts w:ascii="Arial" w:hAnsi="Arial" w:cs="Arial"/>
+          <w:b w:val="0"/>
+          <w:i w:val="0"/>
+          <w:sz w:val="22"/>
+          <w:vertAlign w:val="superscript"/>
+        </w:rPr>
+        <w:t xml:space="preserve">4</w:t>
+      </w:r>
+      <w:r>
+        <w:rPr>
+          <w:rFonts w:ascii="Arial" w:hAnsi="Arial" w:cs="Arial"/>
+          <w:b w:val="0"/>
+          <w:i w:val="0"/>
+          <w:sz w:val="22"/>
+        </w:rPr>
+        <w:t xml:space="preserve">. Cetak hasil e</w:t>
+      </w:r>
+      <w:r>
+        <w:rPr>
+          <w:rFonts w:ascii="Arial" w:hAnsi="Arial" w:cs="Arial"/>
+          <w:b w:val="0"/>
+          <w:i w:val="0"/>
+          <w:sz w:val="22"/>
+          <w:vertAlign w:val="superscript"/>
+        </w:rPr>
+        <w:t xml:space="preserve">-as</w:t>
+      </w:r>
+      <w:r>
+        <w:rPr>
+          <w:rFonts w:ascii="Arial" w:hAnsi="Arial" w:cs="Arial"/>
+          <w:b w:val="0"/>
+          <w:i w:val="0"/>
+          <w:sz w:val="22"/>
+        </w:rPr>
+        <w:t xml:space="preserve">·F(s) dengan a=2, verifikasi dengan sp.laplace_transform.</w:t>
       </w:r>
     </w:p>
     <w:p>
@@ -8753,7 +12490,49 @@
           <w:color w:val="333333"/>
           <w:sz w:val="21"/>
         </w:rPr>
-        <w:t>Substitusikan F(s)=6/s^4 ke rumus e^(-as)*F(s) dengan a=2, sederhanakan hasilnya.</w:t>
+        <w:t xml:space="preserve">Substitusikan F(s)=6/s</w:t>
+      </w:r>
+      <w:r>
+        <w:rPr>
+          <w:rFonts w:ascii="Arial" w:hAnsi="Arial" w:cs="Arial"/>
+          <w:b w:val="0"/>
+          <w:i w:val="0"/>
+          <w:color w:val="333333"/>
+          <w:sz w:val="21"/>
+          <w:vertAlign w:val="superscript"/>
+        </w:rPr>
+        <w:t xml:space="preserve">4</w:t>
+      </w:r>
+      <w:r>
+        <w:rPr>
+          <w:rFonts w:ascii="Arial" w:hAnsi="Arial" w:cs="Arial"/>
+          <w:b w:val="0"/>
+          <w:i w:val="0"/>
+          <w:color w:val="333333"/>
+          <w:sz w:val="21"/>
+        </w:rPr>
+        <w:t xml:space="preserve"> ke rumus e</w:t>
+      </w:r>
+      <w:r>
+        <w:rPr>
+          <w:rFonts w:ascii="Arial" w:hAnsi="Arial" w:cs="Arial"/>
+          <w:b w:val="0"/>
+          <w:i w:val="0"/>
+          <w:color w:val="333333"/>
+          <w:sz w:val="21"/>
+          <w:vertAlign w:val="superscript"/>
+        </w:rPr>
+        <w:t xml:space="preserve">-as</w:t>
+      </w:r>
+      <w:r>
+        <w:rPr>
+          <w:rFonts w:ascii="Arial" w:hAnsi="Arial" w:cs="Arial"/>
+          <w:b w:val="0"/>
+          <w:i w:val="0"/>
+          <w:color w:val="333333"/>
+          <w:sz w:val="21"/>
+        </w:rPr>
+        <w:t xml:space="preserve">·F(s) dengan a=2, sederhanakan hasilnya.</w:t>
       </w:r>
     </w:p>
     <w:p>
@@ -8777,7 +12556,45 @@
           <w:i w:val="0"/>
           <w:sz w:val="22"/>
         </w:rPr>
-        <w:t>Pakai Second Shift Theorem, hitung L{cos(3*(t-1)) * H(t-1)} dari L{cos(3t)}=s/(s^2+9). Cetak hasil e^(-s)*F(s).</w:t>
+        <w:t xml:space="preserve">Pakai Second Shift Theorem, hitung L{cos(3·(t-1))·H(t-1)} dari L{cos(3t)}=s/(s</w:t>
+      </w:r>
+      <w:r>
+        <w:rPr>
+          <w:rFonts w:ascii="Arial" w:hAnsi="Arial" w:cs="Arial"/>
+          <w:b w:val="0"/>
+          <w:i w:val="0"/>
+          <w:sz w:val="22"/>
+          <w:vertAlign w:val="superscript"/>
+        </w:rPr>
+        <w:t xml:space="preserve">2</w:t>
+      </w:r>
+      <w:r>
+        <w:rPr>
+          <w:rFonts w:ascii="Arial" w:hAnsi="Arial" w:cs="Arial"/>
+          <w:b w:val="0"/>
+          <w:i w:val="0"/>
+          <w:sz w:val="22"/>
+        </w:rPr>
+        <w:t xml:space="preserve">+9). Cetak hasil e</w:t>
+      </w:r>
+      <w:r>
+        <w:rPr>
+          <w:rFonts w:ascii="Arial" w:hAnsi="Arial" w:cs="Arial"/>
+          <w:b w:val="0"/>
+          <w:i w:val="0"/>
+          <w:sz w:val="22"/>
+          <w:vertAlign w:val="superscript"/>
+        </w:rPr>
+        <w:t xml:space="preserve">-s</w:t>
+      </w:r>
+      <w:r>
+        <w:rPr>
+          <w:rFonts w:ascii="Arial" w:hAnsi="Arial" w:cs="Arial"/>
+          <w:b w:val="0"/>
+          <w:i w:val="0"/>
+          <w:sz w:val="22"/>
+        </w:rPr>
+        <w:t xml:space="preserve">·F(s).</w:t>
       </w:r>
     </w:p>
     <w:p>
@@ -8813,7 +12630,49 @@
           <w:color w:val="333333"/>
           <w:sz w:val="21"/>
         </w:rPr>
-        <w:t>Substitusikan F(s)=s/(s^2+9) ke rumus e^(-as)*F(s) dengan a=1.</w:t>
+        <w:t xml:space="preserve">Substitusikan F(s)=s/(s</w:t>
+      </w:r>
+      <w:r>
+        <w:rPr>
+          <w:rFonts w:ascii="Arial" w:hAnsi="Arial" w:cs="Arial"/>
+          <w:b w:val="0"/>
+          <w:i w:val="0"/>
+          <w:color w:val="333333"/>
+          <w:sz w:val="21"/>
+          <w:vertAlign w:val="superscript"/>
+        </w:rPr>
+        <w:t xml:space="preserve">2</w:t>
+      </w:r>
+      <w:r>
+        <w:rPr>
+          <w:rFonts w:ascii="Arial" w:hAnsi="Arial" w:cs="Arial"/>
+          <w:b w:val="0"/>
+          <w:i w:val="0"/>
+          <w:color w:val="333333"/>
+          <w:sz w:val="21"/>
+        </w:rPr>
+        <w:t xml:space="preserve">+9) ke rumus e</w:t>
+      </w:r>
+      <w:r>
+        <w:rPr>
+          <w:rFonts w:ascii="Arial" w:hAnsi="Arial" w:cs="Arial"/>
+          <w:b w:val="0"/>
+          <w:i w:val="0"/>
+          <w:color w:val="333333"/>
+          <w:sz w:val="21"/>
+          <w:vertAlign w:val="superscript"/>
+        </w:rPr>
+        <w:t xml:space="preserve">-as</w:t>
+      </w:r>
+      <w:r>
+        <w:rPr>
+          <w:rFonts w:ascii="Arial" w:hAnsi="Arial" w:cs="Arial"/>
+          <w:b w:val="0"/>
+          <w:i w:val="0"/>
+          <w:color w:val="333333"/>
+          <w:sz w:val="21"/>
+        </w:rPr>
+        <w:t xml:space="preserve">·F(s) dengan a=1.</w:t>
       </w:r>
     </w:p>
     <w:p>
@@ -8873,7 +12732,49 @@
           <w:color w:val="333333"/>
           <w:sz w:val="21"/>
         </w:rPr>
-        <w:t>F0(s) = integral 0 sampai 2 dari e^(-st)*2 dt, lalu bagi dengan (1-e^(-4s)) sesuai periodicity theorem.</w:t>
+        <w:t xml:space="preserve">F0(s) = integral 0 sampai 2 dari e</w:t>
+      </w:r>
+      <w:r>
+        <w:rPr>
+          <w:rFonts w:ascii="Arial" w:hAnsi="Arial" w:cs="Arial"/>
+          <w:b w:val="0"/>
+          <w:i w:val="0"/>
+          <w:color w:val="333333"/>
+          <w:sz w:val="21"/>
+          <w:vertAlign w:val="superscript"/>
+        </w:rPr>
+        <w:t xml:space="preserve">-st</w:t>
+      </w:r>
+      <w:r>
+        <w:rPr>
+          <w:rFonts w:ascii="Arial" w:hAnsi="Arial" w:cs="Arial"/>
+          <w:b w:val="0"/>
+          <w:i w:val="0"/>
+          <w:color w:val="333333"/>
+          <w:sz w:val="21"/>
+        </w:rPr>
+        <w:t xml:space="preserve">·2 dt, lalu bagi dengan (1-e</w:t>
+      </w:r>
+      <w:r>
+        <w:rPr>
+          <w:rFonts w:ascii="Arial" w:hAnsi="Arial" w:cs="Arial"/>
+          <w:b w:val="0"/>
+          <w:i w:val="0"/>
+          <w:color w:val="333333"/>
+          <w:sz w:val="21"/>
+          <w:vertAlign w:val="superscript"/>
+        </w:rPr>
+        <w:t xml:space="preserve">-4s</w:t>
+      </w:r>
+      <w:r>
+        <w:rPr>
+          <w:rFonts w:ascii="Arial" w:hAnsi="Arial" w:cs="Arial"/>
+          <w:b w:val="0"/>
+          <w:i w:val="0"/>
+          <w:color w:val="333333"/>
+          <w:sz w:val="21"/>
+        </w:rPr>
+        <w:t xml:space="preserve">) sesuai periodicity theorem.</w:t>
       </w:r>
     </w:p>
     <w:p>
@@ -8897,7 +12798,7 @@
           <w:i w:val="0"/>
           <w:sz w:val="22"/>
         </w:rPr>
-        <w:t>Selesaikan y prime + 3*y = 4*H(t-2), y(0)=0 via Laplace: transformasikan kedua sisi, solve untuk Y(s), lakukan pecahan parsial dan invers via second shift, cetak y(t) hasil akhir.</w:t>
+        <w:t xml:space="preserve">Selesaikan y prime + 3·y = 4·H(t-2), y(0)=0 via Laplace: transformasikan kedua sisi, solve untuk Y(s), lakukan pecahan parsial dan invers via second shift, cetak y(t) hasil akhir.</w:t>
       </w:r>
     </w:p>
     <w:p>
@@ -8933,7 +12834,49 @@
           <w:color w:val="333333"/>
           <w:sz w:val="21"/>
         </w:rPr>
-        <w:t>Susun (s+3)*Y = 4*e^(-2s)/s, solve Y(s), pecahan parsial 4/[s*(s+3)], invers dengan faktor e^(-2s) via second shift a=2.</w:t>
+        <w:t xml:space="preserve">Susun (s+3)·Y = 4·e</w:t>
+      </w:r>
+      <w:r>
+        <w:rPr>
+          <w:rFonts w:ascii="Arial" w:hAnsi="Arial" w:cs="Arial"/>
+          <w:b w:val="0"/>
+          <w:i w:val="0"/>
+          <w:color w:val="333333"/>
+          <w:sz w:val="21"/>
+          <w:vertAlign w:val="superscript"/>
+        </w:rPr>
+        <w:t xml:space="preserve">-2s</w:t>
+      </w:r>
+      <w:r>
+        <w:rPr>
+          <w:rFonts w:ascii="Arial" w:hAnsi="Arial" w:cs="Arial"/>
+          <w:b w:val="0"/>
+          <w:i w:val="0"/>
+          <w:color w:val="333333"/>
+          <w:sz w:val="21"/>
+        </w:rPr>
+        <w:t xml:space="preserve">/s, solve Y(s), pecahan parsial 4/[s·(s+3)], invers dengan faktor e</w:t>
+      </w:r>
+      <w:r>
+        <w:rPr>
+          <w:rFonts w:ascii="Arial" w:hAnsi="Arial" w:cs="Arial"/>
+          <w:b w:val="0"/>
+          <w:i w:val="0"/>
+          <w:color w:val="333333"/>
+          <w:sz w:val="21"/>
+          <w:vertAlign w:val="superscript"/>
+        </w:rPr>
+        <w:t xml:space="preserve">-2s</w:t>
+      </w:r>
+      <w:r>
+        <w:rPr>
+          <w:rFonts w:ascii="Arial" w:hAnsi="Arial" w:cs="Arial"/>
+          <w:b w:val="0"/>
+          <w:i w:val="0"/>
+          <w:color w:val="333333"/>
+          <w:sz w:val="21"/>
+        </w:rPr>
+        <w:t xml:space="preserve"> via second shift a=2.</w:t>
       </w:r>
     </w:p>
     <w:p>
@@ -8993,7 +12936,7 @@
           <w:color w:val="333333"/>
           <w:sz w:val="21"/>
         </w:rPr>
-        <w:t>Jumlahkan dua rumus pulse rectangular terpisah: 10*[H(t)-H(t-1)] dan -6*[H(t-2)-H(t-3)], transformasikan masing-masing lalu jumlahkan.</w:t>
+        <w:t xml:space="preserve">Jumlahkan dua rumus pulse rectangular terpisah: 10·[H(t)-H(t-1)] dan -6·[H(t-2)-H(t-3)], transformasikan masing-masing lalu jumlahkan.</w:t>
       </w:r>
     </w:p>
     <w:p>
@@ -9017,7 +12960,91 @@
           <w:i w:val="0"/>
           <w:sz w:val="22"/>
         </w:rPr>
-        <w:t>Untuk PWM dengan V0=15 volt dan duty d=0,45, hitung nilai rata-rata (average value) tegangan V_avg=V0*d. Verifikasi dengan menghitung F0(s) lalu ambil limit s menuju 0 dari s*F(s) (final value theorem).</w:t>
+        <w:t xml:space="preserve">Untuk PWM dengan </w:t>
+      </w:r>
+      <w:r>
+        <w:rPr>
+          <w:rFonts w:ascii="Arial" w:hAnsi="Arial" w:cs="Arial"/>
+          <w:b w:val="0"/>
+          <w:i w:val="0"/>
+          <w:sz w:val="22"/>
+        </w:rPr>
+        <w:t xml:space="preserve">V</w:t>
+      </w:r>
+      <w:r>
+        <w:rPr>
+          <w:rFonts w:ascii="Arial" w:hAnsi="Arial" w:cs="Arial"/>
+          <w:b w:val="0"/>
+          <w:i w:val="0"/>
+          <w:sz w:val="22"/>
+          <w:vertAlign w:val="subscript"/>
+        </w:rPr>
+        <w:t xml:space="preserve">0</w:t>
+      </w:r>
+      <w:r>
+        <w:rPr>
+          <w:rFonts w:ascii="Arial" w:hAnsi="Arial" w:cs="Arial"/>
+          <w:b w:val="0"/>
+          <w:i w:val="0"/>
+          <w:sz w:val="22"/>
+        </w:rPr>
+        <w:t xml:space="preserve">=15 volt dan duty d=0,45, hitung nilai rata-rata (average value) tegangan </w:t>
+      </w:r>
+      <w:r>
+        <w:rPr>
+          <w:rFonts w:ascii="Arial" w:hAnsi="Arial" w:cs="Arial"/>
+          <w:b w:val="0"/>
+          <w:i w:val="0"/>
+          <w:sz w:val="22"/>
+        </w:rPr>
+        <w:t xml:space="preserve">V</w:t>
+      </w:r>
+      <w:r>
+        <w:rPr>
+          <w:rFonts w:ascii="Arial" w:hAnsi="Arial" w:cs="Arial"/>
+          <w:b w:val="0"/>
+          <w:i w:val="0"/>
+          <w:sz w:val="22"/>
+          <w:vertAlign w:val="subscript"/>
+        </w:rPr>
+        <w:t xml:space="preserve">avg</w:t>
+      </w:r>
+      <w:r>
+        <w:rPr>
+          <w:rFonts w:ascii="Arial" w:hAnsi="Arial" w:cs="Arial"/>
+          <w:b w:val="0"/>
+          <w:i w:val="0"/>
+          <w:sz w:val="22"/>
+        </w:rPr>
+        <w:t xml:space="preserve">=</w:t>
+      </w:r>
+      <w:r>
+        <w:rPr>
+          <w:rFonts w:ascii="Arial" w:hAnsi="Arial" w:cs="Arial"/>
+          <w:b w:val="0"/>
+          <w:i w:val="0"/>
+          <w:sz w:val="22"/>
+        </w:rPr>
+        <w:t xml:space="preserve">V</w:t>
+      </w:r>
+      <w:r>
+        <w:rPr>
+          <w:rFonts w:ascii="Arial" w:hAnsi="Arial" w:cs="Arial"/>
+          <w:b w:val="0"/>
+          <w:i w:val="0"/>
+          <w:sz w:val="22"/>
+          <w:vertAlign w:val="subscript"/>
+        </w:rPr>
+        <w:t xml:space="preserve">0</w:t>
+      </w:r>
+      <w:r>
+        <w:rPr>
+          <w:rFonts w:ascii="Arial" w:hAnsi="Arial" w:cs="Arial"/>
+          <w:b w:val="0"/>
+          <w:i w:val="0"/>
+          <w:sz w:val="22"/>
+        </w:rPr>
+        <w:t xml:space="preserve">·d. Verifikasi dengan menghitung F0(s) lalu ambil limit s menuju 0 dari s·F(s) (final value theorem).</w:t>
       </w:r>
     </w:p>
     <w:p>
@@ -9053,7 +13080,38 @@
           <w:color w:val="333333"/>
           <w:sz w:val="21"/>
         </w:rPr>
-        <w:t>Hitung V0*d secara langsung, lalu verifikasi dengan final value theorem lim(s-&gt;0) dari s*F(s) pada F(s) hasil periodicity theorem.</w:t>
+        <w:t xml:space="preserve">Hitung </w:t>
+      </w:r>
+      <w:r>
+        <w:rPr>
+          <w:rFonts w:ascii="Arial" w:hAnsi="Arial" w:cs="Arial"/>
+          <w:b w:val="0"/>
+          <w:i w:val="0"/>
+          <w:color w:val="333333"/>
+          <w:sz w:val="21"/>
+        </w:rPr>
+        <w:t xml:space="preserve">V</w:t>
+      </w:r>
+      <w:r>
+        <w:rPr>
+          <w:rFonts w:ascii="Arial" w:hAnsi="Arial" w:cs="Arial"/>
+          <w:b w:val="0"/>
+          <w:i w:val="0"/>
+          <w:color w:val="333333"/>
+          <w:sz w:val="21"/>
+          <w:vertAlign w:val="subscript"/>
+        </w:rPr>
+        <w:t xml:space="preserve">0</w:t>
+      </w:r>
+      <w:r>
+        <w:rPr>
+          <w:rFonts w:ascii="Arial" w:hAnsi="Arial" w:cs="Arial"/>
+          <w:b w:val="0"/>
+          <w:i w:val="0"/>
+          <w:color w:val="333333"/>
+          <w:sz w:val="21"/>
+        </w:rPr>
+        <w:t xml:space="preserve">·d secara langsung, lalu verifikasi dengan final value theorem lim(s→0) dari s·F(s) pada F(s) hasil periodicity theorem.</w:t>
       </w:r>
     </w:p>
     <w:p>
@@ -9077,7 +13135,102 @@
           <w:i w:val="0"/>
           <w:sz w:val="22"/>
         </w:rPr>
-        <w:t>Sederhanakan L^(-1){e^(-3s) / (s^2+4)} memakai Second Shift Theorem invers f(t-a)*H(t-a) dengan L^(-1){1/(s^2+4)}=sin(2t)/2. Cetak y(t) hasil akhir.</w:t>
+        <w:t xml:space="preserve">Sederhanakan L</w:t>
+      </w:r>
+      <w:r>
+        <w:rPr>
+          <w:rFonts w:ascii="Arial" w:hAnsi="Arial" w:cs="Arial"/>
+          <w:b w:val="0"/>
+          <w:i w:val="0"/>
+          <w:sz w:val="22"/>
+          <w:vertAlign w:val="superscript"/>
+        </w:rPr>
+        <w:t xml:space="preserve">-1</w:t>
+      </w:r>
+      <w:r>
+        <w:rPr>
+          <w:rFonts w:ascii="Arial" w:hAnsi="Arial" w:cs="Arial"/>
+          <w:b w:val="0"/>
+          <w:i w:val="0"/>
+          <w:sz w:val="22"/>
+        </w:rPr>
+        <w:t xml:space="preserve">{e</w:t>
+      </w:r>
+      <w:r>
+        <w:rPr>
+          <w:rFonts w:ascii="Arial" w:hAnsi="Arial" w:cs="Arial"/>
+          <w:b w:val="0"/>
+          <w:i w:val="0"/>
+          <w:sz w:val="22"/>
+          <w:vertAlign w:val="superscript"/>
+        </w:rPr>
+        <w:t xml:space="preserve">-3s</w:t>
+      </w:r>
+      <w:r>
+        <w:rPr>
+          <w:rFonts w:ascii="Arial" w:hAnsi="Arial" w:cs="Arial"/>
+          <w:b w:val="0"/>
+          <w:i w:val="0"/>
+          <w:sz w:val="22"/>
+        </w:rPr>
+        <w:t xml:space="preserve"> / (s</w:t>
+      </w:r>
+      <w:r>
+        <w:rPr>
+          <w:rFonts w:ascii="Arial" w:hAnsi="Arial" w:cs="Arial"/>
+          <w:b w:val="0"/>
+          <w:i w:val="0"/>
+          <w:sz w:val="22"/>
+          <w:vertAlign w:val="superscript"/>
+        </w:rPr>
+        <w:t xml:space="preserve">2</w:t>
+      </w:r>
+      <w:r>
+        <w:rPr>
+          <w:rFonts w:ascii="Arial" w:hAnsi="Arial" w:cs="Arial"/>
+          <w:b w:val="0"/>
+          <w:i w:val="0"/>
+          <w:sz w:val="22"/>
+        </w:rPr>
+        <w:t xml:space="preserve">+4)} memakai Second Shift Theorem invers f(t-a)·H(t-a) dengan L</w:t>
+      </w:r>
+      <w:r>
+        <w:rPr>
+          <w:rFonts w:ascii="Arial" w:hAnsi="Arial" w:cs="Arial"/>
+          <w:b w:val="0"/>
+          <w:i w:val="0"/>
+          <w:sz w:val="22"/>
+          <w:vertAlign w:val="superscript"/>
+        </w:rPr>
+        <w:t xml:space="preserve">-1</w:t>
+      </w:r>
+      <w:r>
+        <w:rPr>
+          <w:rFonts w:ascii="Arial" w:hAnsi="Arial" w:cs="Arial"/>
+          <w:b w:val="0"/>
+          <w:i w:val="0"/>
+          <w:sz w:val="22"/>
+        </w:rPr>
+        <w:t xml:space="preserve">{1/(s</w:t>
+      </w:r>
+      <w:r>
+        <w:rPr>
+          <w:rFonts w:ascii="Arial" w:hAnsi="Arial" w:cs="Arial"/>
+          <w:b w:val="0"/>
+          <w:i w:val="0"/>
+          <w:sz w:val="22"/>
+          <w:vertAlign w:val="superscript"/>
+        </w:rPr>
+        <w:t xml:space="preserve">2</w:t>
+      </w:r>
+      <w:r>
+        <w:rPr>
+          <w:rFonts w:ascii="Arial" w:hAnsi="Arial" w:cs="Arial"/>
+          <w:b w:val="0"/>
+          <w:i w:val="0"/>
+          <w:sz w:val="22"/>
+        </w:rPr>
+        <w:t xml:space="preserve">+4)}=sin(2t)/2. Cetak y(t) hasil akhir.</w:t>
       </w:r>
     </w:p>
     <w:p>
@@ -9113,7 +13266,49 @@
           <w:color w:val="333333"/>
           <w:sz w:val="21"/>
         </w:rPr>
-        <w:t>Terapkan L^(-1){e^(-as)*F(s)}=f(t-a)*H(t-a) dengan f(t)=sin(2t)/2 dan a=3.</w:t>
+        <w:t xml:space="preserve">Terapkan L</w:t>
+      </w:r>
+      <w:r>
+        <w:rPr>
+          <w:rFonts w:ascii="Arial" w:hAnsi="Arial" w:cs="Arial"/>
+          <w:b w:val="0"/>
+          <w:i w:val="0"/>
+          <w:color w:val="333333"/>
+          <w:sz w:val="21"/>
+          <w:vertAlign w:val="superscript"/>
+        </w:rPr>
+        <w:t xml:space="preserve">-1</w:t>
+      </w:r>
+      <w:r>
+        <w:rPr>
+          <w:rFonts w:ascii="Arial" w:hAnsi="Arial" w:cs="Arial"/>
+          <w:b w:val="0"/>
+          <w:i w:val="0"/>
+          <w:color w:val="333333"/>
+          <w:sz w:val="21"/>
+        </w:rPr>
+        <w:t xml:space="preserve">{e</w:t>
+      </w:r>
+      <w:r>
+        <w:rPr>
+          <w:rFonts w:ascii="Arial" w:hAnsi="Arial" w:cs="Arial"/>
+          <w:b w:val="0"/>
+          <w:i w:val="0"/>
+          <w:color w:val="333333"/>
+          <w:sz w:val="21"/>
+          <w:vertAlign w:val="superscript"/>
+        </w:rPr>
+        <w:t xml:space="preserve">-as</w:t>
+      </w:r>
+      <w:r>
+        <w:rPr>
+          <w:rFonts w:ascii="Arial" w:hAnsi="Arial" w:cs="Arial"/>
+          <w:b w:val="0"/>
+          <w:i w:val="0"/>
+          <w:color w:val="333333"/>
+          <w:sz w:val="21"/>
+        </w:rPr>
+        <w:t xml:space="preserve">·F(s)}=f(t-a)·H(t-a) dengan f(t)=sin(2t)/2 dan a=3.</w:t>
       </w:r>
     </w:p>
     <w:p>
@@ -9168,7 +13363,64 @@
           <w:i w:val="0"/>
           <w:sz w:val="22"/>
         </w:rPr>
-        <w:t>Implementasikan solver Laplace generik dari awal untuk PD orde satu a*y prime+b*y=f(t) dengan IVP y0 dan f(t) berupa satu step tunggal c*H(t-t0): (1) susun P(s)=a*s+b dan R(s)=c*e^(-t0*s)/s+a*y0 sesuai rumus workflow modul, (2) solve Y(s)=R(s)/P(s) dengan sp.solve (bukan sp.dsolve langsung), (3) pisahkan term dengan dan tanpa e^(-t0*s), lakukan pecahan parsial manual (tulis cover-up sendiri, bukan sp.apart) dan invers via tabel manual untuk tiap term, (4) uji pada Contoh 1 modul (a=1,b=2,c=3,t0=1,y0=0) dan verifikasi hasil y(t)=(3/2)*[1-e^(-2(t-1))]*H(t-1) dengan galat simbolik nol.</w:t>
+        <w:t xml:space="preserve">Implementasikan solver Laplace generik dari awal untuk PD orde satu a·y prime+b·y=f(t) dengan IVP y0 dan f(t) berupa satu step tunggal c·H(t-t0): (1) susun P(s)=a·s+b dan R(s)=c·e</w:t>
+      </w:r>
+      <w:r>
+        <w:rPr>
+          <w:rFonts w:ascii="Arial" w:hAnsi="Arial" w:cs="Arial"/>
+          <w:b w:val="0"/>
+          <w:i w:val="0"/>
+          <w:sz w:val="22"/>
+          <w:vertAlign w:val="superscript"/>
+        </w:rPr>
+        <w:t xml:space="preserve">-t0·s</w:t>
+      </w:r>
+      <w:r>
+        <w:rPr>
+          <w:rFonts w:ascii="Arial" w:hAnsi="Arial" w:cs="Arial"/>
+          <w:b w:val="0"/>
+          <w:i w:val="0"/>
+          <w:sz w:val="22"/>
+        </w:rPr>
+        <w:t xml:space="preserve">/s+a·y0 sesuai rumus workflow modul, (2) solve Y(s)=R(s)/P(s) dengan sp.solve (bukan sp.dsolve langsung), (3) pisahkan term dengan dan tanpa e</w:t>
+      </w:r>
+      <w:r>
+        <w:rPr>
+          <w:rFonts w:ascii="Arial" w:hAnsi="Arial" w:cs="Arial"/>
+          <w:b w:val="0"/>
+          <w:i w:val="0"/>
+          <w:sz w:val="22"/>
+          <w:vertAlign w:val="superscript"/>
+        </w:rPr>
+        <w:t xml:space="preserve">-t0·s</w:t>
+      </w:r>
+      <w:r>
+        <w:rPr>
+          <w:rFonts w:ascii="Arial" w:hAnsi="Arial" w:cs="Arial"/>
+          <w:b w:val="0"/>
+          <w:i w:val="0"/>
+          <w:sz w:val="22"/>
+        </w:rPr>
+        <w:t xml:space="preserve">, lakukan pecahan parsial manual (tulis cover-up sendiri, bukan sp.apart) dan invers via tabel manual untuk tiap term, (4) uji pada Contoh 1 modul (a=1,b=2,c=3,t0=1,y0=0) dan verifikasi hasil y(t)=(3/2)·[1-e</w:t>
+      </w:r>
+      <w:r>
+        <w:rPr>
+          <w:rFonts w:ascii="Arial" w:hAnsi="Arial" w:cs="Arial"/>
+          <w:b w:val="0"/>
+          <w:i w:val="0"/>
+          <w:sz w:val="22"/>
+          <w:vertAlign w:val="superscript"/>
+        </w:rPr>
+        <w:t xml:space="preserve">-2(t-1)</w:t>
+      </w:r>
+      <w:r>
+        <w:rPr>
+          <w:rFonts w:ascii="Arial" w:hAnsi="Arial" w:cs="Arial"/>
+          <w:b w:val="0"/>
+          <w:i w:val="0"/>
+          <w:sz w:val="22"/>
+        </w:rPr>
+        <w:t xml:space="preserve">]·H(t-1) dengan galat simbolik nol.</w:t>
       </w:r>
     </w:p>
     <w:p>
@@ -9204,7 +13456,28 @@
           <w:color w:val="333333"/>
           <w:sz w:val="21"/>
         </w:rPr>
-        <w:t>Bangun P(s) dan R(s) sebagai ekspresi SymPy, solve Y(s), pisahkan term e^(-t0*s), tulis fungsi cover-up sendiri untuk pecahan parsial (bukan sp.apart), petakan tiap term ke tabel Laplace manual sebelum menjumlahkan hasil invers dengan Heaviside eksplisit.</w:t>
+        <w:t xml:space="preserve">Bangun P(s) dan R(s) sebagai ekspresi SymPy, solve Y(s), pisahkan term e</w:t>
+      </w:r>
+      <w:r>
+        <w:rPr>
+          <w:rFonts w:ascii="Arial" w:hAnsi="Arial" w:cs="Arial"/>
+          <w:b w:val="0"/>
+          <w:i w:val="0"/>
+          <w:color w:val="333333"/>
+          <w:sz w:val="21"/>
+          <w:vertAlign w:val="superscript"/>
+        </w:rPr>
+        <w:t xml:space="preserve">-t0·s</w:t>
+      </w:r>
+      <w:r>
+        <w:rPr>
+          <w:rFonts w:ascii="Arial" w:hAnsi="Arial" w:cs="Arial"/>
+          <w:b w:val="0"/>
+          <w:i w:val="0"/>
+          <w:color w:val="333333"/>
+          <w:sz w:val="21"/>
+        </w:rPr>
+        <w:t xml:space="preserve">, tulis fungsi cover-up sendiri untuk pecahan parsial (bukan sp.apart), petakan tiap term ke tabel Laplace manual sebelum menjumlahkan hasil invers dengan Heaviside eksplisit.</w:t>
       </w:r>
     </w:p>
     <w:p>
@@ -9228,7 +13501,63 @@
           <w:i w:val="0"/>
           <w:sz w:val="22"/>
         </w:rPr>
-        <w:t>Implementasikan konstruktor pulse train generik dari awal (tanpa sp.Heaviside untuk evaluasi numerik): fungsi menerima daftar pulse [(magnitudo, t_mulai, t_selesai), ...] dan array waktu t, kembalikan array sinyal f(t) hasil penjumlahan seluruh pulse (evaluasi manual dengan operasi perbandingan array NumPy, bukan numpy.heaviside). Uji pada sequence pulse Contoh 2 Bagian 02 (tiga pulse 12V/8V/-5V pada interval berbeda) dan bandingkan hasil dengan numpy.heaviside sebagai verifikasi, galat maksimum di bawah 1e-9.</w:t>
+        <w:t xml:space="preserve">Implementasikan konstruktor pulse train generik dari awal (tanpa sp.Heaviside untuk evaluasi numerik): fungsi menerima daftar pulse [(magnitudo, </w:t>
+      </w:r>
+      <w:r>
+        <w:rPr>
+          <w:rFonts w:ascii="Arial" w:hAnsi="Arial" w:cs="Arial"/>
+          <w:b w:val="0"/>
+          <w:i w:val="0"/>
+          <w:sz w:val="22"/>
+        </w:rPr>
+        <w:t xml:space="preserve">t</w:t>
+      </w:r>
+      <w:r>
+        <w:rPr>
+          <w:rFonts w:ascii="Arial" w:hAnsi="Arial" w:cs="Arial"/>
+          <w:b w:val="0"/>
+          <w:i w:val="0"/>
+          <w:sz w:val="22"/>
+          <w:vertAlign w:val="subscript"/>
+        </w:rPr>
+        <w:t xml:space="preserve">mulai</w:t>
+      </w:r>
+      <w:r>
+        <w:rPr>
+          <w:rFonts w:ascii="Arial" w:hAnsi="Arial" w:cs="Arial"/>
+          <w:b w:val="0"/>
+          <w:i w:val="0"/>
+          <w:sz w:val="22"/>
+        </w:rPr>
+        <w:t xml:space="preserve">, </w:t>
+      </w:r>
+      <w:r>
+        <w:rPr>
+          <w:rFonts w:ascii="Arial" w:hAnsi="Arial" w:cs="Arial"/>
+          <w:b w:val="0"/>
+          <w:i w:val="0"/>
+          <w:sz w:val="22"/>
+        </w:rPr>
+        <w:t xml:space="preserve">t</w:t>
+      </w:r>
+      <w:r>
+        <w:rPr>
+          <w:rFonts w:ascii="Arial" w:hAnsi="Arial" w:cs="Arial"/>
+          <w:b w:val="0"/>
+          <w:i w:val="0"/>
+          <w:sz w:val="22"/>
+          <w:vertAlign w:val="subscript"/>
+        </w:rPr>
+        <w:t xml:space="preserve">selesai</w:t>
+      </w:r>
+      <w:r>
+        <w:rPr>
+          <w:rFonts w:ascii="Arial" w:hAnsi="Arial" w:cs="Arial"/>
+          <w:b w:val="0"/>
+          <w:i w:val="0"/>
+          <w:sz w:val="22"/>
+        </w:rPr>
+        <w:t xml:space="preserve">), ...] dan array waktu t, kembalikan array sinyal f(t) hasil penjumlahan seluruh pulse (evaluasi manual dengan operasi perbandingan array NumPy, bukan numpy.heaviside). Uji pada sequence pulse Contoh 2 Bagian 02 (tiga pulse 12V/8V/-5V pada interval berbeda) dan bandingkan hasil dengan numpy.heaviside sebagai verifikasi, galat maksimum di bawah 1e-9.</w:t>
       </w:r>
     </w:p>
     <w:p>
@@ -9264,7 +13593,7 @@
           <w:color w:val="333333"/>
           <w:sz w:val="21"/>
         </w:rPr>
-        <w:t>Untuk tiap pulse (mag, ta, tb), tambahkan mag*((t&gt;=ta)&amp;(t&lt;tb)).astype(float) ke sinyal total dengan loop; verifikasi dengan numpy.heaviside(t-ta,1)-numpy.heaviside(t-tb,1) sebagai pembanding.</w:t>
+        <w:t xml:space="preserve">Untuk tiap pulse (mag, ta, tb), tambahkan mag·((t≥ta)&amp;(t&lt;tb))·astype(float) ke sinyal total dengan loop; verifikasi dengan numpy.heaviside(t-ta,1)-numpy.heaviside(t-tb,1) sebagai pembanding.</w:t>
       </w:r>
     </w:p>
     <w:p>
@@ -9288,7 +13617,129 @@
           <w:i w:val="0"/>
           <w:sz w:val="22"/>
         </w:rPr>
-        <w:t>Implementasikan solver PWM motor generik dari awal (tanpa sp.dsolve): fungsi menerima daftar (t_switch, duty) berurutan, V0, K, tau, dan array waktu t, bangun V_avg(t) sebagai jumlah Heaviside terbobot, lalu solve PD orde satu tau*omega prime+omega=K*V_avg(t) secara analitik per-segmen (rumus response orde satu omega(t)=omega_prev*e^(-(t-t0)/tau)+omega_target*(1-e^(-(t-t0)/tau)) pada tiap segmen, bukan scipy.integrate). Uji pada parameter studi kasus modul (segmen duty 30/60/80 persen pada t=0/2/5, V0=12, K=15, tau=0,5); verifikasi omega(2) mendekati 53,0 rpm dan omega(10) mendekati 144 rpm, galat di bawah 1e-3.</w:t>
+        <w:t xml:space="preserve">Implementasikan solver PWM motor generik dari awal (tanpa sp.dsolve): fungsi menerima daftar (</w:t>
+      </w:r>
+      <w:r>
+        <w:rPr>
+          <w:rFonts w:ascii="Arial" w:hAnsi="Arial" w:cs="Arial"/>
+          <w:b w:val="0"/>
+          <w:i w:val="0"/>
+          <w:sz w:val="22"/>
+        </w:rPr>
+        <w:t xml:space="preserve">t</w:t>
+      </w:r>
+      <w:r>
+        <w:rPr>
+          <w:rFonts w:ascii="Arial" w:hAnsi="Arial" w:cs="Arial"/>
+          <w:b w:val="0"/>
+          <w:i w:val="0"/>
+          <w:sz w:val="22"/>
+          <w:vertAlign w:val="subscript"/>
+        </w:rPr>
+        <w:t xml:space="preserve">switch</w:t>
+      </w:r>
+      <w:r>
+        <w:rPr>
+          <w:rFonts w:ascii="Arial" w:hAnsi="Arial" w:cs="Arial"/>
+          <w:b w:val="0"/>
+          <w:i w:val="0"/>
+          <w:sz w:val="22"/>
+        </w:rPr>
+        <w:t xml:space="preserve">, duty) berurutan, V0, K, τ, dan array waktu t, bangun V_avg(t) sebagai jumlah Heaviside terbobot, lalu solve PD orde satu τ·ω prime+ω=K·V_avg(t) secara analitik per-segmen (rumus response orde satu ω(t)=</w:t>
+      </w:r>
+      <w:r>
+        <w:rPr>
+          <w:rFonts w:ascii="Arial" w:hAnsi="Arial" w:cs="Arial"/>
+          <w:b w:val="0"/>
+          <w:i w:val="0"/>
+          <w:sz w:val="22"/>
+        </w:rPr>
+        <w:t xml:space="preserve">ω</w:t>
+      </w:r>
+      <w:r>
+        <w:rPr>
+          <w:rFonts w:ascii="Arial" w:hAnsi="Arial" w:cs="Arial"/>
+          <w:b w:val="0"/>
+          <w:i w:val="0"/>
+          <w:sz w:val="22"/>
+          <w:vertAlign w:val="subscript"/>
+        </w:rPr>
+        <w:t xml:space="preserve">prev</w:t>
+      </w:r>
+      <w:r>
+        <w:rPr>
+          <w:rFonts w:ascii="Arial" w:hAnsi="Arial" w:cs="Arial"/>
+          <w:b w:val="0"/>
+          <w:i w:val="0"/>
+          <w:sz w:val="22"/>
+        </w:rPr>
+        <w:t xml:space="preserve">·e</w:t>
+      </w:r>
+      <w:r>
+        <w:rPr>
+          <w:rFonts w:ascii="Arial" w:hAnsi="Arial" w:cs="Arial"/>
+          <w:b w:val="0"/>
+          <w:i w:val="0"/>
+          <w:sz w:val="22"/>
+          <w:vertAlign w:val="superscript"/>
+        </w:rPr>
+        <w:t xml:space="preserve">-(t-t0)/τ</w:t>
+      </w:r>
+      <w:r>
+        <w:rPr>
+          <w:rFonts w:ascii="Arial" w:hAnsi="Arial" w:cs="Arial"/>
+          <w:b w:val="0"/>
+          <w:i w:val="0"/>
+          <w:sz w:val="22"/>
+        </w:rPr>
+        <w:t xml:space="preserve">+</w:t>
+      </w:r>
+      <w:r>
+        <w:rPr>
+          <w:rFonts w:ascii="Arial" w:hAnsi="Arial" w:cs="Arial"/>
+          <w:b w:val="0"/>
+          <w:i w:val="0"/>
+          <w:sz w:val="22"/>
+        </w:rPr>
+        <w:t xml:space="preserve">ω</w:t>
+      </w:r>
+      <w:r>
+        <w:rPr>
+          <w:rFonts w:ascii="Arial" w:hAnsi="Arial" w:cs="Arial"/>
+          <w:b w:val="0"/>
+          <w:i w:val="0"/>
+          <w:sz w:val="22"/>
+          <w:vertAlign w:val="subscript"/>
+        </w:rPr>
+        <w:t xml:space="preserve">target</w:t>
+      </w:r>
+      <w:r>
+        <w:rPr>
+          <w:rFonts w:ascii="Arial" w:hAnsi="Arial" w:cs="Arial"/>
+          <w:b w:val="0"/>
+          <w:i w:val="0"/>
+          <w:sz w:val="22"/>
+        </w:rPr>
+        <w:t xml:space="preserve">·(1-e</w:t>
+      </w:r>
+      <w:r>
+        <w:rPr>
+          <w:rFonts w:ascii="Arial" w:hAnsi="Arial" w:cs="Arial"/>
+          <w:b w:val="0"/>
+          <w:i w:val="0"/>
+          <w:sz w:val="22"/>
+          <w:vertAlign w:val="superscript"/>
+        </w:rPr>
+        <w:t xml:space="preserve">-(t-t0)/τ</w:t>
+      </w:r>
+      <w:r>
+        <w:rPr>
+          <w:rFonts w:ascii="Arial" w:hAnsi="Arial" w:cs="Arial"/>
+          <w:b w:val="0"/>
+          <w:i w:val="0"/>
+          <w:sz w:val="22"/>
+        </w:rPr>
+        <w:t xml:space="preserve">) pada tiap segmen, bukan scipy.integrate). Uji pada parameter studi kasus modul (segmen duty 30/60/80 persen pada t=0/2/5, V0=12, K=15, τ=0,5); verifikasi ω(2) mendekati 53,0 rpm dan ω(10) mendekati 144 rpm, galat di bawah 1e-3.</w:t>
       </w:r>
     </w:p>
     <w:p>
@@ -9324,7 +13775,100 @@
           <w:color w:val="333333"/>
           <w:sz w:val="21"/>
         </w:rPr>
-        <w:t>Loop tiap segmen berurutan, hitung omega_target=K*V0*duty, gunakan omega di akhir segmen sebelumnya sebagai omega_prev pada rumus response orde satu, evaluasi pada rentang waktu segmen tersebut.</w:t>
+        <w:t xml:space="preserve">Loop tiap segmen berurutan, hitung </w:t>
+      </w:r>
+      <w:r>
+        <w:rPr>
+          <w:rFonts w:ascii="Arial" w:hAnsi="Arial" w:cs="Arial"/>
+          <w:b w:val="0"/>
+          <w:i w:val="0"/>
+          <w:color w:val="333333"/>
+          <w:sz w:val="21"/>
+        </w:rPr>
+        <w:t xml:space="preserve">ω</w:t>
+      </w:r>
+      <w:r>
+        <w:rPr>
+          <w:rFonts w:ascii="Arial" w:hAnsi="Arial" w:cs="Arial"/>
+          <w:b w:val="0"/>
+          <w:i w:val="0"/>
+          <w:color w:val="333333"/>
+          <w:sz w:val="21"/>
+          <w:vertAlign w:val="subscript"/>
+        </w:rPr>
+        <w:t xml:space="preserve">target</w:t>
+      </w:r>
+      <w:r>
+        <w:rPr>
+          <w:rFonts w:ascii="Arial" w:hAnsi="Arial" w:cs="Arial"/>
+          <w:b w:val="0"/>
+          <w:i w:val="0"/>
+          <w:color w:val="333333"/>
+          <w:sz w:val="21"/>
+        </w:rPr>
+        <w:t xml:space="preserve">=K·</w:t>
+      </w:r>
+      <w:r>
+        <w:rPr>
+          <w:rFonts w:ascii="Arial" w:hAnsi="Arial" w:cs="Arial"/>
+          <w:b w:val="0"/>
+          <w:i w:val="0"/>
+          <w:color w:val="333333"/>
+          <w:sz w:val="21"/>
+        </w:rPr>
+        <w:t xml:space="preserve">V</w:t>
+      </w:r>
+      <w:r>
+        <w:rPr>
+          <w:rFonts w:ascii="Arial" w:hAnsi="Arial" w:cs="Arial"/>
+          <w:b w:val="0"/>
+          <w:i w:val="0"/>
+          <w:color w:val="333333"/>
+          <w:sz w:val="21"/>
+          <w:vertAlign w:val="subscript"/>
+        </w:rPr>
+        <w:t xml:space="preserve">0</w:t>
+      </w:r>
+      <w:r>
+        <w:rPr>
+          <w:rFonts w:ascii="Arial" w:hAnsi="Arial" w:cs="Arial"/>
+          <w:b w:val="0"/>
+          <w:i w:val="0"/>
+          <w:color w:val="333333"/>
+          <w:sz w:val="21"/>
+        </w:rPr>
+        <w:t xml:space="preserve">·duty, gunakan ω di akhir segmen sebelumnya sebagai </w:t>
+      </w:r>
+      <w:r>
+        <w:rPr>
+          <w:rFonts w:ascii="Arial" w:hAnsi="Arial" w:cs="Arial"/>
+          <w:b w:val="0"/>
+          <w:i w:val="0"/>
+          <w:color w:val="333333"/>
+          <w:sz w:val="21"/>
+        </w:rPr>
+        <w:t xml:space="preserve">ω</w:t>
+      </w:r>
+      <w:r>
+        <w:rPr>
+          <w:rFonts w:ascii="Arial" w:hAnsi="Arial" w:cs="Arial"/>
+          <w:b w:val="0"/>
+          <w:i w:val="0"/>
+          <w:color w:val="333333"/>
+          <w:sz w:val="21"/>
+          <w:vertAlign w:val="subscript"/>
+        </w:rPr>
+        <w:t xml:space="preserve">prev</w:t>
+      </w:r>
+      <w:r>
+        <w:rPr>
+          <w:rFonts w:ascii="Arial" w:hAnsi="Arial" w:cs="Arial"/>
+          <w:b w:val="0"/>
+          <w:i w:val="0"/>
+          <w:color w:val="333333"/>
+          <w:sz w:val="21"/>
+        </w:rPr>
+        <w:t xml:space="preserve"> pada rumus response orde satu, evaluasi pada rentang waktu segmen tersebut.</w:t>
       </w:r>
     </w:p>
     <w:p>
@@ -9348,7 +13892,7 @@
           <w:i w:val="0"/>
           <w:sz w:val="22"/>
         </w:rPr>
-        <w:t>Implementasikan penghitung nilai rata-rata (average value) sinyal periodik dari awal tanpa scipy.integrate.quad: untuk square wave amplitudo A, periode T, duty d, hitung average via integrasi numerik manual (aturan trapesium dengan minimal 1000 titik per periode, ditulis sendiri dengan loop atau np.trapz) pada satu periode, bandingkan dengan rumus analitik A*d. Uji pada A=5, T=3, d=0,35; verifikasi galat integrasi numerik terhadap rumus analitik di bawah 1e-4.</w:t>
+        <w:t xml:space="preserve">Implementasikan penghitung nilai rata-rata (average value) sinyal periodik dari awal tanpa scipy.integrate.quad: untuk square wave amplitudo A, periode T, duty d, hitung average via integrasi numerik manual (aturan trapesium dengan minimal 1000 titik per periode, ditulis sendiri dengan loop atau np.trapz) pada satu periode, bandingkan dengan rumus analitik A·d. Uji pada A=5, T=3, d=0,35; verifikasi galat integrasi numerik terhadap rumus analitik di bawah 1e-4.</w:t>
       </w:r>
     </w:p>
     <w:p>
@@ -9384,7 +13928,7 @@
           <w:color w:val="333333"/>
           <w:sz w:val="21"/>
         </w:rPr>
-        <w:t>Bangun array waktu dalam satu periode, evaluasi sinyal square wave (1 jika t&lt;d*T, 0 jika tidak) pada grid tersebut, hitung rata-rata via integrasi numerik lalu bagi dengan T; bandingkan dengan A*d.</w:t>
+        <w:t xml:space="preserve">Bangun array waktu dalam satu periode, evaluasi sinyal square wave (1 jika t&lt;d·T, 0 jika tidak) pada grid tersebut, hitung rata-rata via integrasi numerik lalu bagi dengan T; bandingkan dengan A·d.</w:t>
       </w:r>
     </w:p>
     <w:p>
@@ -9408,7 +13952,26 @@
           <w:i w:val="0"/>
           <w:sz w:val="22"/>
         </w:rPr>
-        <w:t>Implementasikan verifikasi silang periodicity theorem untuk square wave duty 50% (A=1, T=2): (1) hitung F(s) analitik dari rumus modul F(s)=1/[s*(1+e^(-s))], (2) hitung f(t) numerik langsung dari definisi periodik (bukan Laplace) pada rentang t=0 sampai 10, (3) lakukan invers Laplace numerik dari F(s) analitik memakai sp.inverse_laplace_transform atau algoritma Bromwich sederhana, (4) bandingkan f(t) hasil invers dengan f(t) definisi langsung pada 20 titik uji acak, verifikasi selisih di bawah toleransi wajar (perhatikan bahwa invers Laplace fungsi periodik menghasilkan deret tak hingga delta, sehingga perbandingan sebaiknya dilakukan pada representasi step function bukan delta train).</w:t>
+        <w:t xml:space="preserve">Implementasikan verifikasi silang periodicity theorem untuk square wave duty 50% (A=1, T=2): (1) hitung F(s) analitik dari rumus modul F(s)=1/[s·(1+e</w:t>
+      </w:r>
+      <w:r>
+        <w:rPr>
+          <w:rFonts w:ascii="Arial" w:hAnsi="Arial" w:cs="Arial"/>
+          <w:b w:val="0"/>
+          <w:i w:val="0"/>
+          <w:sz w:val="22"/>
+          <w:vertAlign w:val="superscript"/>
+        </w:rPr>
+        <w:t xml:space="preserve">-s</w:t>
+      </w:r>
+      <w:r>
+        <w:rPr>
+          <w:rFonts w:ascii="Arial" w:hAnsi="Arial" w:cs="Arial"/>
+          <w:b w:val="0"/>
+          <w:i w:val="0"/>
+          <w:sz w:val="22"/>
+        </w:rPr>
+        <w:t xml:space="preserve">)], (2) hitung f(t) numerik langsung dari definisi periodik (bukan Laplace) pada rentang t=0 sampai 10, (3) lakukan invers Laplace numerik dari F(s) analitik memakai sp.inverse_laplace_transform atau algoritma Bromwich sederhana, (4) bandingkan f(t) hasil invers dengan f(t) definisi langsung pada 20 titik uji acak, verifikasi selisih di bawah toleransi wajar (perhatikan bahwa invers Laplace fungsi periodik menghasilkan deret tak hingga δ, sehingga perbandingan sebaiknya dilakukan pada representasi step function bukan δ train).</w:t>
       </w:r>
     </w:p>
     <w:p>
@@ -9444,7 +14007,49 @@
           <w:color w:val="333333"/>
           <w:sz w:val="21"/>
         </w:rPr>
-        <w:t>Definisikan f(t) langsung dari periode (mod T) untuk perbandingan referensi, gunakan sp.inverse_laplace_transform pada F(s) analitik atau ekspansi deret 1/(1+e^(-s)) sebagai deret pangkat e^(-s) untuk merekonstruksi pulsa demi pulsa, lalu bandingkan pada titik uji yang dipilih tidak tepat di batas diskontinuitas.</w:t>
+        <w:t xml:space="preserve">Definisikan f(t) langsung dari periode (mod T) untuk perbandingan referensi, gunakan sp.inverse_laplace_transform pada F(s) analitik atau ekspansi deret 1/(1+e</w:t>
+      </w:r>
+      <w:r>
+        <w:rPr>
+          <w:rFonts w:ascii="Arial" w:hAnsi="Arial" w:cs="Arial"/>
+          <w:b w:val="0"/>
+          <w:i w:val="0"/>
+          <w:color w:val="333333"/>
+          <w:sz w:val="21"/>
+          <w:vertAlign w:val="superscript"/>
+        </w:rPr>
+        <w:t xml:space="preserve">-s</w:t>
+      </w:r>
+      <w:r>
+        <w:rPr>
+          <w:rFonts w:ascii="Arial" w:hAnsi="Arial" w:cs="Arial"/>
+          <w:b w:val="0"/>
+          <w:i w:val="0"/>
+          <w:color w:val="333333"/>
+          <w:sz w:val="21"/>
+        </w:rPr>
+        <w:t xml:space="preserve">) sebagai deret pangkat e</w:t>
+      </w:r>
+      <w:r>
+        <w:rPr>
+          <w:rFonts w:ascii="Arial" w:hAnsi="Arial" w:cs="Arial"/>
+          <w:b w:val="0"/>
+          <w:i w:val="0"/>
+          <w:color w:val="333333"/>
+          <w:sz w:val="21"/>
+          <w:vertAlign w:val="superscript"/>
+        </w:rPr>
+        <w:t xml:space="preserve">-s</w:t>
+      </w:r>
+      <w:r>
+        <w:rPr>
+          <w:rFonts w:ascii="Arial" w:hAnsi="Arial" w:cs="Arial"/>
+          <w:b w:val="0"/>
+          <w:i w:val="0"/>
+          <w:color w:val="333333"/>
+          <w:sz w:val="21"/>
+        </w:rPr>
+        <w:t xml:space="preserve"> untuk merekonstruksi pulsa demi pulsa, lalu bandingkan pada titik uji yang dipilih tidak tepat di batas diskontinuitas.</w:t>
       </w:r>
     </w:p>
     <w:p>

--- a/Engineering-Mathematics/Modul-Word/Modul-12-Fungsi-Tangga-Satuan-Heaviside.docx
+++ b/Engineering-Mathematics/Modul-Word/Modul-12-Fungsi-Tangga-Satuan-Heaviside.docx
@@ -8765,7 +8765,7 @@
           <w:i w:val="0"/>
           <w:sz w:val="22"/>
         </w:rPr>
-        <w:t xml:space="preserve">HVAC tradisional memakai bang-bang control (deadband), kompresor menyala penuh saat suhu T lebih besar dari T_high, mati total saat T lebih kecil dari T_low, menghasilkan output kompresor berupa pulse train P(t)=P0·sum[H(t-ti)-H(t-tj)]. PD ruangan m·c·T prime + h·A·(T-T_tak_hingga) = P(t) + beban_matahari(t) dianalisis dengan Heaviside untuk menghitung konsumsi energi rata-rata, mengoptimalkan duty cycle demi efisiensi, dan memprediksi ayunan suhu (temperature swing) ruangan.</w:t>
+        <w:t>HVAC tradisional memakai bang-bang control (deadband), kompresor menyala penuh saat suhu T lebih besar dari T_high, mati total saat T lebih kecil dari T_low, menghasilkan output kompresor berupa pulse train P(t)=P0*sum[H(t-ti)-H(t-tj)]. PD ruangan m*c*T prime + h*A*(T-T_tak_hingga) = P(t) + beban_matahari(t) dianalisis dengan Heaviside untuk menghitung konsumsi energi rata-rata, mengoptimalkan duty cycle demi efisiensi, dan memprediksi ayunan suhu (temperature swing) ruangan.</w:t>
       </w:r>
     </w:p>
     <w:p>
@@ -9330,7 +9330,7 @@
           <w:i w:val="0"/>
           <w:sz w:val="22"/>
         </w:rPr>
-        <w:t xml:space="preserve">/s pada tiap term: V(s) = 3,6/s + 3,6·e</w:t>
+        <w:t xml:space="preserve">/s pada tiap term: V(s) = 3,6/s + 3,6*e</w:t>
       </w:r>
       <w:r>
         <w:rPr>
@@ -9349,7 +9349,7 @@
           <w:i w:val="0"/>
           <w:sz w:val="22"/>
         </w:rPr>
-        <w:t xml:space="preserve">/s + 2,4·e</w:t>
+        <w:t xml:space="preserve">/s + 2,4*e</w:t>
       </w:r>
       <w:r>
         <w:rPr>
@@ -9406,7 +9406,7 @@
           <w:i w:val="0"/>
           <w:sz w:val="22"/>
         </w:rPr>
-        <w:t xml:space="preserve">, karena Heaviside term ketiga adalah H(t-5) bukan H(t-3)). Sistem orde satu memiliki fungsi transfer ω(s)/V(s) = K/(τ·s+1), sehingga response lengkap ω(t) diperoleh dengan mengalikan V(s) dengan fungsi transfer ini, lalu menginvers tiap term secara terpisah memakai Second Shift Theorem untuk term ber-delay, persis workflow pada bagian sebelumnya. Verifikasi numerik (SymPy dsolve dengan sp.Heaviside, atau scipy.signal.lsim) memberikan ω(2 detik sebelum switching kedua) sekitar 53,0 rpm (mendekati steady-state fase pertama 54 rpm), dan segera setelah t=2, ω mulai naik kembali menuju target baru 108 rpm dengan time constant yang sama 0,5 detik.</w:t>
+        <w:t xml:space="preserve">, karena Heaviside term ketiga adalah H(t-5) bukan H(t-3)). Sistem orde satu memiliki fungsi transfer ω(s)/V(s) = K/(τ*s+1), sehingga response lengkap ω(t) diperoleh dengan mengalikan V(s) dengan fungsi transfer ini, lalu menginvers tiap term secara terpisah memakai Second Shift Theorem untuk term ber-delay, persis workflow pada bagian sebelumnya. Verifikasi numerik (SymPy dsolve dengan sp.Heaviside, atau scipy.signal.lsim) memberikan ω(2 detik sebelum switching kedua) sekitar 53,0 rpm (mendekati steady-state fase pertama 54 rpm), dan segera setelah t=2, ω mulai naik kembali menuju target baru 108 rpm dengan time constant yang sama 0,5 detik.</w:t>
       </w:r>
     </w:p>
     <w:p>
@@ -9546,7 +9546,7 @@
           <w:color w:val="444444"/>
           <w:sz w:val="20"/>
         </w:rPr>
-        <w:t xml:space="preserve">·H(t-2).</w:t>
+        <w:t xml:space="preserve">*H(t-2).</w:t>
       </w:r>
     </w:p>
     <w:p>
@@ -9608,7 +9608,7 @@
           <w:i w:val="0"/>
           <w:sz w:val="22"/>
         </w:rPr>
-        <w:t xml:space="preserve">·H(t-2)} setelah disederhanakan menghasilkan 2·e</w:t>
+        <w:t xml:space="preserve">*H(t-2)} setelah disederhanakan menghasilkan 2*e</w:t>
       </w:r>
       <w:r>
         <w:rPr>
@@ -9816,7 +9816,7 @@
           <w:i w:val="0"/>
           <w:sz w:val="22"/>
         </w:rPr>
-        <w:t xml:space="preserve">reproduksi studi kasus PWM (profil duty bertingkat 30-60-80 persen), bangun V_avg(t) dengan tiga sp.Heaviside terbobot, solve PD orde satu τ·ω prime+ω=K·V_avg(t) dengan sp.dsolve, plot ω(t) dan overlay garis putus-putus steady-state per fase, verifikasi angka ω(2 detik) sekitar 53,0 rpm dan ω akhir 144 rpm sesuai perhitungan manual pada studi kasus.</w:t>
+        <w:t xml:space="preserve">reproduksi studi kasus PWM (profil duty bertingkat 30-60-80 persen), bangun V_avg(t) dengan tiga sp.Heaviside terbobot, solve PD orde satu τ*ω prime+ω=K*V_avg(t) dengan sp.dsolve, plot ω(t) dan overlay garis putus-putus steady-state per fase, verifikasi angka ω(2 detik) sekitar 53,0 rpm dan ω akhir 144 rpm sesuai perhitungan manual pada studi kasus.</w:t>
       </w:r>
     </w:p>
     <w:p>
@@ -12397,7 +12397,7 @@
           <w:i w:val="0"/>
           <w:sz w:val="22"/>
         </w:rPr>
-        <w:t xml:space="preserve">·H(t-2)} dari L{t</w:t>
+        <w:t xml:space="preserve"> * H(t-2)} dari L{t</w:t>
       </w:r>
       <w:r>
         <w:rPr>
@@ -12454,7 +12454,7 @@
           <w:i w:val="0"/>
           <w:sz w:val="22"/>
         </w:rPr>
-        <w:t xml:space="preserve">·F(s) dengan a=2, verifikasi dengan sp.laplace_transform.</w:t>
+        <w:t xml:space="preserve">*F(s) dengan a=2, verifikasi dengan sp.laplace_transform.</w:t>
       </w:r>
     </w:p>
     <w:p>
@@ -13363,7 +13363,7 @@
           <w:i w:val="0"/>
           <w:sz w:val="22"/>
         </w:rPr>
-        <w:t xml:space="preserve">Implementasikan solver Laplace generik dari awal untuk PD orde satu a·y prime+b·y=f(t) dengan IVP y0 dan f(t) berupa satu step tunggal c·H(t-t0): (1) susun P(s)=a·s+b dan R(s)=c·e</w:t>
+        <w:t xml:space="preserve">Implementasikan solver Laplace generik dari awal untuk PD orde satu a*y prime+b*y=f(t) dengan IVP y0 dan f(t) berupa satu step tunggal c*H(t-t0): (1) susun P(s)=a*s+b dan R(s)=c*e</w:t>
       </w:r>
       <w:r>
         <w:rPr>
@@ -13382,7 +13382,7 @@
           <w:i w:val="0"/>
           <w:sz w:val="22"/>
         </w:rPr>
-        <w:t xml:space="preserve">/s+a·y0 sesuai rumus workflow modul, (2) solve Y(s)=R(s)/P(s) dengan sp.solve (bukan sp.dsolve langsung), (3) pisahkan term dengan dan tanpa e</w:t>
+        <w:t xml:space="preserve">/s+a*y0 sesuai rumus workflow modul, (2) solve Y(s)=R(s)/P(s) dengan sp.solve (bukan sp.dsolve langsung), (3) pisahkan term dengan dan tanpa e</w:t>
       </w:r>
       <w:r>
         <w:rPr>
@@ -13401,7 +13401,7 @@
           <w:i w:val="0"/>
           <w:sz w:val="22"/>
         </w:rPr>
-        <w:t xml:space="preserve">, lakukan pecahan parsial manual (tulis cover-up sendiri, bukan sp.apart) dan invers via tabel manual untuk tiap term, (4) uji pada Contoh 1 modul (a=1,b=2,c=3,t0=1,y0=0) dan verifikasi hasil y(t)=(3/2)·[1-e</w:t>
+        <w:t xml:space="preserve">, lakukan pecahan parsial manual (tulis cover-up sendiri, bukan sp.apart) dan invers via tabel manual untuk tiap term, (4) uji pada Contoh 1 modul (a=1,b=2,c=3,t0=1,y0=0) dan verifikasi hasil y(t)=(3/2)*[1-e</w:t>
       </w:r>
       <w:r>
         <w:rPr>
@@ -13420,7 +13420,7 @@
           <w:i w:val="0"/>
           <w:sz w:val="22"/>
         </w:rPr>
-        <w:t xml:space="preserve">]·H(t-1) dengan galat simbolik nol.</w:t>
+        <w:t xml:space="preserve">]*H(t-1) dengan galat simbolik nol.</w:t>
       </w:r>
     </w:p>
     <w:p>
@@ -13593,7 +13593,7 @@
           <w:color w:val="333333"/>
           <w:sz w:val="21"/>
         </w:rPr>
-        <w:t xml:space="preserve">Untuk tiap pulse (mag, ta, tb), tambahkan mag·((t≥ta)&amp;(t&lt;tb))·astype(float) ke sinyal total dengan loop; verifikasi dengan numpy.heaviside(t-ta,1)-numpy.heaviside(t-tb,1) sebagai pembanding.</w:t>
+        <w:t xml:space="preserve">Untuk tiap pulse (mag, ta, tb), tambahkan mag*((t≥ta)&amp;(t&lt;tb)).astype(float) ke sinyal total dengan loop; verifikasi dengan numpy.heaviside(t-ta,1)-numpy.heaviside(t-tb,1) sebagai pembanding.</w:t>
       </w:r>
     </w:p>
     <w:p>
@@ -13645,7 +13645,7 @@
           <w:i w:val="0"/>
           <w:sz w:val="22"/>
         </w:rPr>
-        <w:t xml:space="preserve">, duty) berurutan, V0, K, τ, dan array waktu t, bangun V_avg(t) sebagai jumlah Heaviside terbobot, lalu solve PD orde satu τ·ω prime+ω=K·V_avg(t) secara analitik per-segmen (rumus response orde satu ω(t)=</w:t>
+        <w:t xml:space="preserve">, duty) berurutan, V0, K, τ, dan array waktu t, bangun V_avg(t) sebagai jumlah Heaviside terbobot, lalu solve PD orde satu τ*ω prime+ω=K*V_avg(t) secara analitik per-segmen (rumus response orde satu ω(t)=</w:t>
       </w:r>
       <w:r>
         <w:rPr>
@@ -13673,7 +13673,7 @@
           <w:i w:val="0"/>
           <w:sz w:val="22"/>
         </w:rPr>
-        <w:t xml:space="preserve">·e</w:t>
+        <w:t xml:space="preserve">*e</w:t>
       </w:r>
       <w:r>
         <w:rPr>
@@ -13720,7 +13720,7 @@
           <w:i w:val="0"/>
           <w:sz w:val="22"/>
         </w:rPr>
-        <w:t xml:space="preserve">·(1-e</w:t>
+        <w:t xml:space="preserve">*(1-e</w:t>
       </w:r>
       <w:r>
         <w:rPr>
@@ -13892,7 +13892,7 @@
           <w:i w:val="0"/>
           <w:sz w:val="22"/>
         </w:rPr>
-        <w:t xml:space="preserve">Implementasikan penghitung nilai rata-rata (average value) sinyal periodik dari awal tanpa scipy.integrate.quad: untuk square wave amplitudo A, periode T, duty d, hitung average via integrasi numerik manual (aturan trapesium dengan minimal 1000 titik per periode, ditulis sendiri dengan loop atau np.trapz) pada satu periode, bandingkan dengan rumus analitik A·d. Uji pada A=5, T=3, d=0,35; verifikasi galat integrasi numerik terhadap rumus analitik di bawah 1e-4.</w:t>
+        <w:t>Implementasikan penghitung nilai rata-rata (average value) sinyal periodik dari awal tanpa scipy.integrate.quad: untuk square wave amplitudo A, periode T, duty d, hitung average via integrasi numerik manual (aturan trapesium dengan minimal 1000 titik per periode, ditulis sendiri dengan loop atau np.trapz) pada satu periode, bandingkan dengan rumus analitik A*d. Uji pada A=5, T=3, d=0,35; verifikasi galat integrasi numerik terhadap rumus analitik di bawah 1e-4.</w:t>
       </w:r>
     </w:p>
     <w:p>
@@ -13952,7 +13952,7 @@
           <w:i w:val="0"/>
           <w:sz w:val="22"/>
         </w:rPr>
-        <w:t xml:space="preserve">Implementasikan verifikasi silang periodicity theorem untuk square wave duty 50% (A=1, T=2): (1) hitung F(s) analitik dari rumus modul F(s)=1/[s·(1+e</w:t>
+        <w:t xml:space="preserve">Implementasikan verifikasi silang periodicity theorem untuk square wave duty 50% (A=1, T=2): (1) hitung F(s) analitik dari rumus modul F(s)=1/[s*(1+e</w:t>
       </w:r>
       <w:r>
         <w:rPr>

--- a/Engineering-Mathematics/Modul-Word/Modul-12-Fungsi-Tangga-Satuan-Heaviside.docx
+++ b/Engineering-Mathematics/Modul-Word/Modul-12-Fungsi-Tangga-Satuan-Heaviside.docx
@@ -6016,6 +6016,15 @@
         </w:rPr>
         <w:t>Sinyal switching di rekayasa modern jarang hanya berupa step atau pulse tunggal, melainkan lebih sering periodik, yaitu berulang dengan periode T tetap sepanjang waktu operasi. Contoh melimpah: digital clock signal pada mikrokontroler, AC oscillator pada jaringan listrik, PWM dengan duty cycle tetap, dan sinyal UART/SPI pada komunikasi serial berulang. Menjumlahkan transformasi Laplace tak hingga banyak periode secara manual jelas tidak praktis, sehingga periodicity theorem hadir sebagai jalan pintas yang elegan, cukup menghitung transformasi pada satu periode saja.</w:t>
       </w:r>
+      <w:r>
+        <w:rPr>
+          <w:rFonts w:ascii="Arial" w:hAnsi="Arial" w:cs="Arial"/>
+          <w:b w:val="0"/>
+          <w:i w:val="0"/>
+          <w:sz w:val="22"/>
+        </w:rPr>
+        <w:t xml:space="preserve"> Bentuk ringkasnya dituliskan pada Persamaan (10).</w:t>
+      </w:r>
     </w:p>
     <w:p>
       <w:pPr>
@@ -6083,6 +6092,16 @@
           <w:sz w:val="22"/>
         </w:rPr>
         <w:t xml:space="preserve">)</w:t>
+      </w:r>
+      <w:r>
+        <w:rPr>
+          <w:rFonts w:ascii="Arial" w:hAnsi="Arial" w:cs="Arial"/>
+          <w:b/>
+          <w:i/>
+          <w:color w:val="305496"/>
+          <w:sz w:val="22"/>
+        </w:rPr>
+        <w:t xml:space="preserve">   (10)</w:t>
       </w:r>
     </w:p>
     <w:p>
@@ -6657,7 +6676,7 @@
           <w:i w:val="0"/>
           <w:sz w:val="22"/>
         </w:rPr>
-        <w:t xml:space="preserve"> Bentuk ringkasnya dituliskan pada Persamaan (10).</w:t>
+        <w:t xml:space="preserve"> Persamaan (11) memadatkan aturan tersebut.</w:t>
       </w:r>
     </w:p>
     <w:p>
@@ -6725,7 +6744,7 @@
           <w:color w:val="305496"/>
           <w:sz w:val="22"/>
         </w:rPr>
-        <w:t xml:space="preserve">   (10)</w:t>
+        <w:t xml:space="preserve">   (11)</w:t>
       </w:r>
     </w:p>
     <w:p>
@@ -7697,7 +7716,7 @@
           <w:i w:val="0"/>
           <w:sz w:val="22"/>
         </w:rPr>
-        <w:t xml:space="preserve"> Persamaan (11) memadatkan aturan tersebut.</w:t>
+        <w:t xml:space="preserve"> Rangkuman kuantitatifnya tertulis pada Persamaan (12).</w:t>
       </w:r>
     </w:p>
     <w:p>
@@ -7744,7 +7763,7 @@
           <w:color w:val="305496"/>
           <w:sz w:val="22"/>
         </w:rPr>
-        <w:t xml:space="preserve">   (11)</w:t>
+        <w:t xml:space="preserve">   (12)</w:t>
       </w:r>
     </w:p>
     <w:p>
@@ -7953,7 +7972,7 @@
           <w:i w:val="0"/>
           <w:sz w:val="22"/>
         </w:rPr>
-        <w:t xml:space="preserve"> Rangkuman kuantitatifnya tertulis pada Persamaan (12).</w:t>
+        <w:t xml:space="preserve"> Hubungan ini dirangkum dalam Persamaan (13).</w:t>
       </w:r>
     </w:p>
     <w:p>
@@ -7979,7 +7998,7 @@
           <w:color w:val="305496"/>
           <w:sz w:val="22"/>
         </w:rPr>
-        <w:t xml:space="preserve">   (12)</w:t>
+        <w:t xml:space="preserve">   (13)</w:t>
       </w:r>
     </w:p>
     <w:p>
@@ -8850,7 +8869,7 @@
           <w:i w:val="0"/>
           <w:sz w:val="22"/>
         </w:rPr>
-        <w:t xml:space="preserve"> Hubungan ini dirangkum dalam Persamaan (13).</w:t>
+        <w:t xml:space="preserve"> Bentuk ringkasnya dituliskan pada Persamaan (14).</w:t>
       </w:r>
     </w:p>
     <w:p>
@@ -8907,7 +8926,7 @@
           <w:color w:val="305496"/>
           <w:sz w:val="22"/>
         </w:rPr>
-        <w:t xml:space="preserve">   (13)</w:t>
+        <w:t xml:space="preserve">   (14)</w:t>
       </w:r>
     </w:p>
     <w:p>

--- a/Engineering-Mathematics/Modul-Word/Modul-12-Fungsi-Tangga-Satuan-Heaviside.docx
+++ b/Engineering-Mathematics/Modul-Word/Modul-12-Fungsi-Tangga-Satuan-Heaviside.docx
@@ -2956,8 +2956,11 @@
     </w:p>
     <w:p>
       <w:pPr>
+        <w:tabs>
+          <w:tab w:val="center" w:pos="4393"/>
+          <w:tab w:val="right" w:pos="8787"/>
+        </w:tabs>
         <w:spacing w:before="40" w:after="120"/>
-        <w:jc w:val="center"/>
       </w:pPr>
       <w:r>
         <w:rPr>
@@ -2967,7 +2970,7 @@
           <w:color w:val="305496"/>
           <w:sz w:val="22"/>
         </w:rPr>
-        <w:t xml:space="preserve">H(t-a) = 0 untuk t &lt; a,  H(t-a) = 1 untuk t ≥ a</w:t>
+        <w:tab/>
       </w:r>
       <w:r>
         <w:rPr>
@@ -2977,7 +2980,18 @@
           <w:color w:val="305496"/>
           <w:sz w:val="22"/>
         </w:rPr>
-        <w:t xml:space="preserve">   (1)</w:t>
+        <w:t xml:space="preserve">H(t-a) = 0 untuk t &lt; a,  H(t-a) = 1 untuk t ≥ a</w:t>
+      </w:r>
+      <w:r>
+        <w:rPr>
+          <w:rFonts w:ascii="Arial" w:hAnsi="Arial" w:cs="Arial"/>
+          <w:b/>
+          <w:i/>
+          <w:color w:val="305496"/>
+          <w:sz w:val="22"/>
+        </w:rPr>
+        <w:tab/>
+        <w:t xml:space="preserve">(1)</w:t>
       </w:r>
     </w:p>
     <w:p>
@@ -3771,8 +3785,11 @@
     </w:p>
     <w:p>
       <w:pPr>
+        <w:tabs>
+          <w:tab w:val="center" w:pos="4393"/>
+          <w:tab w:val="right" w:pos="8787"/>
+        </w:tabs>
         <w:spacing w:before="40" w:after="120"/>
-        <w:jc w:val="center"/>
       </w:pPr>
       <w:r>
         <w:rPr>
@@ -3782,7 +3799,7 @@
           <w:color w:val="305496"/>
           <w:sz w:val="22"/>
         </w:rPr>
-        <w:t xml:space="preserve">f(t) = </w:t>
+        <w:tab/>
       </w:r>
       <w:r>
         <w:rPr>
@@ -3792,7 +3809,7 @@
           <w:color w:val="305496"/>
           <w:sz w:val="22"/>
         </w:rPr>
-        <w:t xml:space="preserve">f</w:t>
+        <w:t xml:space="preserve">f(t) = </w:t>
       </w:r>
       <w:r>
         <w:rPr>
@@ -3801,9 +3818,8 @@
           <w:i/>
           <w:color w:val="305496"/>
           <w:sz w:val="22"/>
-          <w:vertAlign w:val="subscript"/>
-        </w:rPr>
-        <w:t xml:space="preserve">0</w:t>
+        </w:rPr>
+        <w:t xml:space="preserve">f</w:t>
       </w:r>
       <w:r>
         <w:rPr>
@@ -3812,8 +3828,9 @@
           <w:i/>
           <w:color w:val="305496"/>
           <w:sz w:val="22"/>
-        </w:rPr>
-        <w:t xml:space="preserve"> + (</w:t>
+          <w:vertAlign w:val="subscript"/>
+        </w:rPr>
+        <w:t xml:space="preserve">0</w:t>
       </w:r>
       <w:r>
         <w:rPr>
@@ -3823,7 +3840,7 @@
           <w:color w:val="305496"/>
           <w:sz w:val="22"/>
         </w:rPr>
-        <w:t xml:space="preserve">f</w:t>
+        <w:t xml:space="preserve"> + (</w:t>
       </w:r>
       <w:r>
         <w:rPr>
@@ -3832,9 +3849,8 @@
           <w:i/>
           <w:color w:val="305496"/>
           <w:sz w:val="22"/>
-          <w:vertAlign w:val="subscript"/>
-        </w:rPr>
-        <w:t xml:space="preserve">1</w:t>
+        </w:rPr>
+        <w:t xml:space="preserve">f</w:t>
       </w:r>
       <w:r>
         <w:rPr>
@@ -3843,8 +3859,9 @@
           <w:i/>
           <w:color w:val="305496"/>
           <w:sz w:val="22"/>
-        </w:rPr>
-        <w:t xml:space="preserve">-</w:t>
+          <w:vertAlign w:val="subscript"/>
+        </w:rPr>
+        <w:t xml:space="preserve">1</w:t>
       </w:r>
       <w:r>
         <w:rPr>
@@ -3854,7 +3871,7 @@
           <w:color w:val="305496"/>
           <w:sz w:val="22"/>
         </w:rPr>
-        <w:t xml:space="preserve">f</w:t>
+        <w:t xml:space="preserve">-</w:t>
       </w:r>
       <w:r>
         <w:rPr>
@@ -3863,9 +3880,8 @@
           <w:i/>
           <w:color w:val="305496"/>
           <w:sz w:val="22"/>
-          <w:vertAlign w:val="subscript"/>
-        </w:rPr>
-        <w:t xml:space="preserve">0</w:t>
+        </w:rPr>
+        <w:t xml:space="preserve">f</w:t>
       </w:r>
       <w:r>
         <w:rPr>
@@ -3874,8 +3890,9 @@
           <w:i/>
           <w:color w:val="305496"/>
           <w:sz w:val="22"/>
-        </w:rPr>
-        <w:t xml:space="preserve">)·H(t-</w:t>
+          <w:vertAlign w:val="subscript"/>
+        </w:rPr>
+        <w:t xml:space="preserve">0</w:t>
       </w:r>
       <w:r>
         <w:rPr>
@@ -3885,7 +3902,7 @@
           <w:color w:val="305496"/>
           <w:sz w:val="22"/>
         </w:rPr>
-        <w:t xml:space="preserve">a</w:t>
+        <w:t xml:space="preserve">)·H(t-</w:t>
       </w:r>
       <w:r>
         <w:rPr>
@@ -3894,9 +3911,8 @@
           <w:i/>
           <w:color w:val="305496"/>
           <w:sz w:val="22"/>
-          <w:vertAlign w:val="subscript"/>
-        </w:rPr>
-        <w:t xml:space="preserve">1</w:t>
+        </w:rPr>
+        <w:t xml:space="preserve">a</w:t>
       </w:r>
       <w:r>
         <w:rPr>
@@ -3905,8 +3921,9 @@
           <w:i/>
           <w:color w:val="305496"/>
           <w:sz w:val="22"/>
-        </w:rPr>
-        <w:t xml:space="preserve">) + (</w:t>
+          <w:vertAlign w:val="subscript"/>
+        </w:rPr>
+        <w:t xml:space="preserve">1</w:t>
       </w:r>
       <w:r>
         <w:rPr>
@@ -3916,7 +3933,7 @@
           <w:color w:val="305496"/>
           <w:sz w:val="22"/>
         </w:rPr>
-        <w:t xml:space="preserve">f</w:t>
+        <w:t xml:space="preserve">) + (</w:t>
       </w:r>
       <w:r>
         <w:rPr>
@@ -3925,9 +3942,8 @@
           <w:i/>
           <w:color w:val="305496"/>
           <w:sz w:val="22"/>
-          <w:vertAlign w:val="subscript"/>
-        </w:rPr>
-        <w:t xml:space="preserve">2</w:t>
+        </w:rPr>
+        <w:t xml:space="preserve">f</w:t>
       </w:r>
       <w:r>
         <w:rPr>
@@ -3936,8 +3952,9 @@
           <w:i/>
           <w:color w:val="305496"/>
           <w:sz w:val="22"/>
-        </w:rPr>
-        <w:t xml:space="preserve">-</w:t>
+          <w:vertAlign w:val="subscript"/>
+        </w:rPr>
+        <w:t xml:space="preserve">2</w:t>
       </w:r>
       <w:r>
         <w:rPr>
@@ -3947,7 +3964,7 @@
           <w:color w:val="305496"/>
           <w:sz w:val="22"/>
         </w:rPr>
-        <w:t xml:space="preserve">f</w:t>
+        <w:t xml:space="preserve">-</w:t>
       </w:r>
       <w:r>
         <w:rPr>
@@ -3956,9 +3973,8 @@
           <w:i/>
           <w:color w:val="305496"/>
           <w:sz w:val="22"/>
-          <w:vertAlign w:val="subscript"/>
-        </w:rPr>
-        <w:t xml:space="preserve">1</w:t>
+        </w:rPr>
+        <w:t xml:space="preserve">f</w:t>
       </w:r>
       <w:r>
         <w:rPr>
@@ -3967,8 +3983,9 @@
           <w:i/>
           <w:color w:val="305496"/>
           <w:sz w:val="22"/>
-        </w:rPr>
-        <w:t xml:space="preserve">)·H(t-</w:t>
+          <w:vertAlign w:val="subscript"/>
+        </w:rPr>
+        <w:t xml:space="preserve">1</w:t>
       </w:r>
       <w:r>
         <w:rPr>
@@ -3978,7 +3995,7 @@
           <w:color w:val="305496"/>
           <w:sz w:val="22"/>
         </w:rPr>
-        <w:t xml:space="preserve">a</w:t>
+        <w:t xml:space="preserve">)·H(t-</w:t>
       </w:r>
       <w:r>
         <w:rPr>
@@ -3987,9 +4004,8 @@
           <w:i/>
           <w:color w:val="305496"/>
           <w:sz w:val="22"/>
-          <w:vertAlign w:val="subscript"/>
-        </w:rPr>
-        <w:t xml:space="preserve">2</w:t>
+        </w:rPr>
+        <w:t xml:space="preserve">a</w:t>
       </w:r>
       <w:r>
         <w:rPr>
@@ -3998,8 +4014,9 @@
           <w:i/>
           <w:color w:val="305496"/>
           <w:sz w:val="22"/>
-        </w:rPr>
-        <w:t xml:space="preserve">) + ...   [tiap term = besar lompatan pada titik ai]</w:t>
+          <w:vertAlign w:val="subscript"/>
+        </w:rPr>
+        <w:t xml:space="preserve">2</w:t>
       </w:r>
       <w:r>
         <w:rPr>
@@ -4009,7 +4026,18 @@
           <w:color w:val="305496"/>
           <w:sz w:val="22"/>
         </w:rPr>
-        <w:t xml:space="preserve">   (2)</w:t>
+        <w:t xml:space="preserve">) + ...   [tiap term = besar lompatan pada titik ai]</w:t>
+      </w:r>
+      <w:r>
+        <w:rPr>
+          <w:rFonts w:ascii="Arial" w:hAnsi="Arial" w:cs="Arial"/>
+          <w:b/>
+          <w:i/>
+          <w:color w:val="305496"/>
+          <w:sz w:val="22"/>
+        </w:rPr>
+        <w:tab/>
+        <w:t xml:space="preserve">(2)</w:t>
       </w:r>
     </w:p>
     <w:p>
@@ -4047,8 +4075,11 @@
     </w:p>
     <w:p>
       <w:pPr>
+        <w:tabs>
+          <w:tab w:val="center" w:pos="4393"/>
+          <w:tab w:val="right" w:pos="8787"/>
+        </w:tabs>
         <w:spacing w:before="40" w:after="120"/>
-        <w:jc w:val="center"/>
       </w:pPr>
       <w:r>
         <w:rPr>
@@ -4058,7 +4089,7 @@
           <w:color w:val="305496"/>
           <w:sz w:val="22"/>
         </w:rPr>
-        <w:t xml:space="preserve">f(t) = 4·[H(t-2) - H(t-5)]</w:t>
+        <w:tab/>
       </w:r>
       <w:r>
         <w:rPr>
@@ -4068,7 +4099,18 @@
           <w:color w:val="305496"/>
           <w:sz w:val="22"/>
         </w:rPr>
-        <w:t xml:space="preserve">   (3)</w:t>
+        <w:t xml:space="preserve">f(t) = 4·[H(t-2) - H(t-5)]</w:t>
+      </w:r>
+      <w:r>
+        <w:rPr>
+          <w:rFonts w:ascii="Arial" w:hAnsi="Arial" w:cs="Arial"/>
+          <w:b/>
+          <w:i/>
+          <w:color w:val="305496"/>
+          <w:sz w:val="22"/>
+        </w:rPr>
+        <w:tab/>
+        <w:t xml:space="preserve">(3)</w:t>
       </w:r>
     </w:p>
     <w:p>
@@ -4106,8 +4148,11 @@
     </w:p>
     <w:p>
       <w:pPr>
+        <w:tabs>
+          <w:tab w:val="center" w:pos="4393"/>
+          <w:tab w:val="right" w:pos="8787"/>
+        </w:tabs>
         <w:spacing w:before="40" w:after="120"/>
-        <w:jc w:val="center"/>
       </w:pPr>
       <w:r>
         <w:rPr>
@@ -4117,7 +4162,7 @@
           <w:color w:val="305496"/>
           <w:sz w:val="22"/>
         </w:rPr>
-        <w:t xml:space="preserve">Staircase: f(t) = H(t) - H(t-1)     Ramp berhenti: f(t) = (t-1)·H(t-1) - (t-1)·H(t-2) - H(t-2)</w:t>
+        <w:tab/>
       </w:r>
       <w:r>
         <w:rPr>
@@ -4127,7 +4172,18 @@
           <w:color w:val="305496"/>
           <w:sz w:val="22"/>
         </w:rPr>
-        <w:t xml:space="preserve">   (4)</w:t>
+        <w:t xml:space="preserve">Staircase: f(t) = H(t) - H(t-1)     Ramp berhenti: f(t) = (t-1)·H(t-1) - (t-1)·H(t-2) - H(t-2)</w:t>
+      </w:r>
+      <w:r>
+        <w:rPr>
+          <w:rFonts w:ascii="Arial" w:hAnsi="Arial" w:cs="Arial"/>
+          <w:b/>
+          <w:i/>
+          <w:color w:val="305496"/>
+          <w:sz w:val="22"/>
+        </w:rPr>
+        <w:tab/>
+        <w:t xml:space="preserve">(4)</w:t>
       </w:r>
     </w:p>
     <w:p>
@@ -4212,8 +4268,11 @@
     </w:p>
     <w:p>
       <w:pPr>
+        <w:tabs>
+          <w:tab w:val="center" w:pos="4393"/>
+          <w:tab w:val="right" w:pos="8787"/>
+        </w:tabs>
         <w:spacing w:before="40" w:after="120"/>
-        <w:jc w:val="center"/>
       </w:pPr>
       <w:r>
         <w:rPr>
@@ -4223,7 +4282,7 @@
           <w:color w:val="305496"/>
           <w:sz w:val="22"/>
         </w:rPr>
-        <w:t xml:space="preserve">L{H(t-a)} = integral dari a sampai tak hingga  e</w:t>
+        <w:tab/>
       </w:r>
       <w:r>
         <w:rPr>
@@ -4232,9 +4291,8 @@
           <w:i/>
           <w:color w:val="305496"/>
           <w:sz w:val="22"/>
-          <w:vertAlign w:val="superscript"/>
-        </w:rPr>
-        <w:t xml:space="preserve">-st</w:t>
+        </w:rPr>
+        <w:t xml:space="preserve">L{H(t-a)} = integral dari a sampai tak hingga  e</w:t>
       </w:r>
       <w:r>
         <w:rPr>
@@ -4243,8 +4301,9 @@
           <w:i/>
           <w:color w:val="305496"/>
           <w:sz w:val="22"/>
-        </w:rPr>
-        <w:t xml:space="preserve">·1 dt = e</w:t>
+          <w:vertAlign w:val="superscript"/>
+        </w:rPr>
+        <w:t xml:space="preserve">-st</w:t>
       </w:r>
       <w:r>
         <w:rPr>
@@ -4253,9 +4312,8 @@
           <w:i/>
           <w:color w:val="305496"/>
           <w:sz w:val="22"/>
-          <w:vertAlign w:val="superscript"/>
-        </w:rPr>
-        <w:t xml:space="preserve">-as</w:t>
+        </w:rPr>
+        <w:t xml:space="preserve">·1 dt = e</w:t>
       </w:r>
       <w:r>
         <w:rPr>
@@ -4264,8 +4322,9 @@
           <w:i/>
           <w:color w:val="305496"/>
           <w:sz w:val="22"/>
-        </w:rPr>
-        <w:t xml:space="preserve">/s   (a ≥ 0)</w:t>
+          <w:vertAlign w:val="superscript"/>
+        </w:rPr>
+        <w:t xml:space="preserve">-as</w:t>
       </w:r>
       <w:r>
         <w:rPr>
@@ -4275,7 +4334,18 @@
           <w:color w:val="305496"/>
           <w:sz w:val="22"/>
         </w:rPr>
-        <w:t xml:space="preserve">   (5)</w:t>
+        <w:t xml:space="preserve">/s   (a ≥ 0)</w:t>
+      </w:r>
+      <w:r>
+        <w:rPr>
+          <w:rFonts w:ascii="Arial" w:hAnsi="Arial" w:cs="Arial"/>
+          <w:b/>
+          <w:i/>
+          <w:color w:val="305496"/>
+          <w:sz w:val="22"/>
+        </w:rPr>
+        <w:tab/>
+        <w:t xml:space="preserve">(5)</w:t>
       </w:r>
     </w:p>
     <w:p>
@@ -4332,8 +4402,11 @@
     </w:p>
     <w:p>
       <w:pPr>
+        <w:tabs>
+          <w:tab w:val="center" w:pos="4393"/>
+          <w:tab w:val="right" w:pos="8787"/>
+        </w:tabs>
         <w:spacing w:before="40" w:after="120"/>
-        <w:jc w:val="center"/>
       </w:pPr>
       <w:r>
         <w:rPr>
@@ -4343,7 +4416,7 @@
           <w:color w:val="305496"/>
           <w:sz w:val="22"/>
         </w:rPr>
-        <w:t xml:space="preserve">Second Shift Theorem:  L{f(t-a)·H(t-a)} = e</w:t>
+        <w:tab/>
       </w:r>
       <w:r>
         <w:rPr>
@@ -4352,9 +4425,8 @@
           <w:i/>
           <w:color w:val="305496"/>
           <w:sz w:val="22"/>
-          <w:vertAlign w:val="superscript"/>
-        </w:rPr>
-        <w:t xml:space="preserve">-as</w:t>
+        </w:rPr>
+        <w:t xml:space="preserve">Second Shift Theorem:  L{f(t-a)·H(t-a)} = e</w:t>
       </w:r>
       <w:r>
         <w:rPr>
@@ -4363,8 +4435,9 @@
           <w:i/>
           <w:color w:val="305496"/>
           <w:sz w:val="22"/>
-        </w:rPr>
-        <w:t xml:space="preserve">·F(s),   dengan F(s) = L{f(t)}</w:t>
+          <w:vertAlign w:val="superscript"/>
+        </w:rPr>
+        <w:t xml:space="preserve">-as</w:t>
       </w:r>
       <w:r>
         <w:rPr>
@@ -4374,7 +4447,18 @@
           <w:color w:val="305496"/>
           <w:sz w:val="22"/>
         </w:rPr>
-        <w:t xml:space="preserve">   (6)</w:t>
+        <w:t xml:space="preserve">·F(s),   dengan F(s) = L{f(t)}</w:t>
+      </w:r>
+      <w:r>
+        <w:rPr>
+          <w:rFonts w:ascii="Arial" w:hAnsi="Arial" w:cs="Arial"/>
+          <w:b/>
+          <w:i/>
+          <w:color w:val="305496"/>
+          <w:sz w:val="22"/>
+        </w:rPr>
+        <w:tab/>
+        <w:t xml:space="preserve">(6)</w:t>
       </w:r>
     </w:p>
     <w:p>
@@ -4562,8 +4646,11 @@
     </w:p>
     <w:p>
       <w:pPr>
+        <w:tabs>
+          <w:tab w:val="center" w:pos="4393"/>
+          <w:tab w:val="right" w:pos="8787"/>
+        </w:tabs>
         <w:spacing w:before="40" w:after="120"/>
-        <w:jc w:val="center"/>
       </w:pPr>
       <w:r>
         <w:rPr>
@@ -4573,7 +4660,7 @@
           <w:color w:val="305496"/>
           <w:sz w:val="22"/>
         </w:rPr>
-        <w:t xml:space="preserve">L{c·[H(t-a) - H(t-b)]} = (c/s)·(e</w:t>
+        <w:tab/>
       </w:r>
       <w:r>
         <w:rPr>
@@ -4582,9 +4669,8 @@
           <w:i/>
           <w:color w:val="305496"/>
           <w:sz w:val="22"/>
-          <w:vertAlign w:val="superscript"/>
-        </w:rPr>
-        <w:t xml:space="preserve">-as</w:t>
+        </w:rPr>
+        <w:t xml:space="preserve">L{c·[H(t-a) - H(t-b)]} = (c/s)·(e</w:t>
       </w:r>
       <w:r>
         <w:rPr>
@@ -4593,8 +4679,9 @@
           <w:i/>
           <w:color w:val="305496"/>
           <w:sz w:val="22"/>
-        </w:rPr>
-        <w:t xml:space="preserve"> - e</w:t>
+          <w:vertAlign w:val="superscript"/>
+        </w:rPr>
+        <w:t xml:space="preserve">-as</w:t>
       </w:r>
       <w:r>
         <w:rPr>
@@ -4603,9 +4690,8 @@
           <w:i/>
           <w:color w:val="305496"/>
           <w:sz w:val="22"/>
-          <w:vertAlign w:val="superscript"/>
-        </w:rPr>
-        <w:t xml:space="preserve">-bs</w:t>
+        </w:rPr>
+        <w:t xml:space="preserve"> - e</w:t>
       </w:r>
       <w:r>
         <w:rPr>
@@ -4614,8 +4700,9 @@
           <w:i/>
           <w:color w:val="305496"/>
           <w:sz w:val="22"/>
-        </w:rPr>
-        <w:t xml:space="preserve">)</w:t>
+          <w:vertAlign w:val="superscript"/>
+        </w:rPr>
+        <w:t xml:space="preserve">-bs</w:t>
       </w:r>
       <w:r>
         <w:rPr>
@@ -4625,7 +4712,18 @@
           <w:color w:val="305496"/>
           <w:sz w:val="22"/>
         </w:rPr>
-        <w:t xml:space="preserve">   (7)</w:t>
+        <w:t xml:space="preserve">)</w:t>
+      </w:r>
+      <w:r>
+        <w:rPr>
+          <w:rFonts w:ascii="Arial" w:hAnsi="Arial" w:cs="Arial"/>
+          <w:b/>
+          <w:i/>
+          <w:color w:val="305496"/>
+          <w:sz w:val="22"/>
+        </w:rPr>
+        <w:tab/>
+        <w:t xml:space="preserve">(7)</w:t>
       </w:r>
     </w:p>
     <w:p>
@@ -4739,8 +4837,11 @@
     </w:p>
     <w:p>
       <w:pPr>
+        <w:tabs>
+          <w:tab w:val="center" w:pos="4393"/>
+          <w:tab w:val="right" w:pos="8787"/>
+        </w:tabs>
         <w:spacing w:before="40" w:after="120"/>
-        <w:jc w:val="center"/>
       </w:pPr>
       <w:r>
         <w:rPr>
@@ -4750,7 +4851,7 @@
           <w:color w:val="305496"/>
           <w:sz w:val="22"/>
         </w:rPr>
-        <w:t xml:space="preserve">P(s) = (5/s)·(e</w:t>
+        <w:tab/>
       </w:r>
       <w:r>
         <w:rPr>
@@ -4759,9 +4860,8 @@
           <w:i/>
           <w:color w:val="305496"/>
           <w:sz w:val="22"/>
-          <w:vertAlign w:val="superscript"/>
-        </w:rPr>
-        <w:t xml:space="preserve">-2s</w:t>
+        </w:rPr>
+        <w:t xml:space="preserve">P(s) = (5/s)·(e</w:t>
       </w:r>
       <w:r>
         <w:rPr>
@@ -4770,8 +4870,9 @@
           <w:i/>
           <w:color w:val="305496"/>
           <w:sz w:val="22"/>
-        </w:rPr>
-        <w:t xml:space="preserve"> - e</w:t>
+          <w:vertAlign w:val="superscript"/>
+        </w:rPr>
+        <w:t xml:space="preserve">-2s</w:t>
       </w:r>
       <w:r>
         <w:rPr>
@@ -4780,9 +4881,8 @@
           <w:i/>
           <w:color w:val="305496"/>
           <w:sz w:val="22"/>
-          <w:vertAlign w:val="superscript"/>
-        </w:rPr>
-        <w:t xml:space="preserve">-7s</w:t>
+        </w:rPr>
+        <w:t xml:space="preserve"> - e</w:t>
       </w:r>
       <w:r>
         <w:rPr>
@@ -4791,8 +4891,9 @@
           <w:i/>
           <w:color w:val="305496"/>
           <w:sz w:val="22"/>
-        </w:rPr>
-        <w:t xml:space="preserve">)</w:t>
+          <w:vertAlign w:val="superscript"/>
+        </w:rPr>
+        <w:t xml:space="preserve">-7s</w:t>
       </w:r>
       <w:r>
         <w:rPr>
@@ -4802,7 +4903,18 @@
           <w:color w:val="305496"/>
           <w:sz w:val="22"/>
         </w:rPr>
-        <w:t xml:space="preserve">   (8)</w:t>
+        <w:t xml:space="preserve">)</w:t>
+      </w:r>
+      <w:r>
+        <w:rPr>
+          <w:rFonts w:ascii="Arial" w:hAnsi="Arial" w:cs="Arial"/>
+          <w:b/>
+          <w:i/>
+          <w:color w:val="305496"/>
+          <w:sz w:val="22"/>
+        </w:rPr>
+        <w:tab/>
+        <w:t xml:space="preserve">(8)</w:t>
       </w:r>
     </w:p>
     <w:p>
@@ -5054,8 +5166,11 @@
     </w:p>
     <w:p>
       <w:pPr>
+        <w:tabs>
+          <w:tab w:val="center" w:pos="4393"/>
+          <w:tab w:val="right" w:pos="8787"/>
+        </w:tabs>
         <w:spacing w:before="40" w:after="120"/>
-        <w:jc w:val="center"/>
       </w:pPr>
       <w:r>
         <w:rPr>
@@ -5065,7 +5180,7 @@
           <w:color w:val="305496"/>
           <w:sz w:val="22"/>
         </w:rPr>
-        <w:t xml:space="preserve">F(s) = [π/(s</w:t>
+        <w:tab/>
       </w:r>
       <w:r>
         <w:rPr>
@@ -5074,9 +5189,8 @@
           <w:i/>
           <w:color w:val="305496"/>
           <w:sz w:val="22"/>
-          <w:vertAlign w:val="superscript"/>
-        </w:rPr>
-        <w:t xml:space="preserve">2</w:t>
+        </w:rPr>
+        <w:t xml:space="preserve">F(s) = [π/(s</w:t>
       </w:r>
       <w:r>
         <w:rPr>
@@ -5085,8 +5199,9 @@
           <w:i/>
           <w:color w:val="305496"/>
           <w:sz w:val="22"/>
-        </w:rPr>
-        <w:t xml:space="preserve">+π</w:t>
+          <w:vertAlign w:val="superscript"/>
+        </w:rPr>
+        <w:t xml:space="preserve">2</w:t>
       </w:r>
       <w:r>
         <w:rPr>
@@ -5095,9 +5210,8 @@
           <w:i/>
           <w:color w:val="305496"/>
           <w:sz w:val="22"/>
-          <w:vertAlign w:val="superscript"/>
-        </w:rPr>
-        <w:t xml:space="preserve">2</w:t>
+        </w:rPr>
+        <w:t xml:space="preserve">+π</w:t>
       </w:r>
       <w:r>
         <w:rPr>
@@ -5106,8 +5220,9 @@
           <w:i/>
           <w:color w:val="305496"/>
           <w:sz w:val="22"/>
-        </w:rPr>
-        <w:t xml:space="preserve">)]·(1 + e</w:t>
+          <w:vertAlign w:val="superscript"/>
+        </w:rPr>
+        <w:t xml:space="preserve">2</w:t>
       </w:r>
       <w:r>
         <w:rPr>
@@ -5116,9 +5231,8 @@
           <w:i/>
           <w:color w:val="305496"/>
           <w:sz w:val="22"/>
-          <w:vertAlign w:val="superscript"/>
-        </w:rPr>
-        <w:t xml:space="preserve">-s</w:t>
+        </w:rPr>
+        <w:t xml:space="preserve">)]·(1 + e</w:t>
       </w:r>
       <w:r>
         <w:rPr>
@@ -5127,8 +5241,9 @@
           <w:i/>
           <w:color w:val="305496"/>
           <w:sz w:val="22"/>
-        </w:rPr>
-        <w:t xml:space="preserve">)    [reformulasi wajib sebelum Second Shift bila fungsi bukan rectangular]</w:t>
+          <w:vertAlign w:val="superscript"/>
+        </w:rPr>
+        <w:t xml:space="preserve">-s</w:t>
       </w:r>
       <w:r>
         <w:rPr>
@@ -5138,7 +5253,18 @@
           <w:color w:val="305496"/>
           <w:sz w:val="22"/>
         </w:rPr>
-        <w:t xml:space="preserve">   (9)</w:t>
+        <w:t xml:space="preserve">)    [reformulasi wajib sebelum Second Shift bila fungsi bukan rectangular]</w:t>
+      </w:r>
+      <w:r>
+        <w:rPr>
+          <w:rFonts w:ascii="Arial" w:hAnsi="Arial" w:cs="Arial"/>
+          <w:b/>
+          <w:i/>
+          <w:color w:val="305496"/>
+          <w:sz w:val="22"/>
+        </w:rPr>
+        <w:tab/>
+        <w:t xml:space="preserve">(9)</w:t>
       </w:r>
     </w:p>
     <w:p>
@@ -6028,8 +6154,11 @@
     </w:p>
     <w:p>
       <w:pPr>
+        <w:tabs>
+          <w:tab w:val="center" w:pos="4393"/>
+          <w:tab w:val="right" w:pos="8787"/>
+        </w:tabs>
         <w:spacing w:before="40" w:after="120"/>
-        <w:jc w:val="center"/>
       </w:pPr>
       <w:r>
         <w:rPr>
@@ -6039,7 +6168,7 @@
           <w:color w:val="305496"/>
           <w:sz w:val="22"/>
         </w:rPr>
-        <w:t xml:space="preserve">Bila f(t) = f(t+T) untuk semua t (periodik dengan periode T), maka F(s) = </w:t>
+        <w:tab/>
       </w:r>
       <w:r>
         <w:rPr>
@@ -6049,7 +6178,7 @@
           <w:color w:val="305496"/>
           <w:sz w:val="22"/>
         </w:rPr>
-        <w:t xml:space="preserve">F</w:t>
+        <w:t xml:space="preserve">Bila f(t) = f(t+T) untuk semua t (periodik dengan periode T), maka F(s) = </w:t>
       </w:r>
       <w:r>
         <w:rPr>
@@ -6058,9 +6187,8 @@
           <w:i/>
           <w:color w:val="305496"/>
           <w:sz w:val="22"/>
-          <w:vertAlign w:val="subscript"/>
-        </w:rPr>
-        <w:t xml:space="preserve">0</w:t>
+        </w:rPr>
+        <w:t xml:space="preserve">F</w:t>
       </w:r>
       <w:r>
         <w:rPr>
@@ -6069,8 +6197,9 @@
           <w:i/>
           <w:color w:val="305496"/>
           <w:sz w:val="22"/>
-        </w:rPr>
-        <w:t xml:space="preserve">(s) / (1 - e</w:t>
+          <w:vertAlign w:val="subscript"/>
+        </w:rPr>
+        <w:t xml:space="preserve">0</w:t>
       </w:r>
       <w:r>
         <w:rPr>
@@ -6079,9 +6208,8 @@
           <w:i/>
           <w:color w:val="305496"/>
           <w:sz w:val="22"/>
-          <w:vertAlign w:val="superscript"/>
-        </w:rPr>
-        <w:t xml:space="preserve">-Ts</w:t>
+        </w:rPr>
+        <w:t xml:space="preserve">(s) / (1 - e</w:t>
       </w:r>
       <w:r>
         <w:rPr>
@@ -6090,8 +6218,9 @@
           <w:i/>
           <w:color w:val="305496"/>
           <w:sz w:val="22"/>
-        </w:rPr>
-        <w:t xml:space="preserve">)</w:t>
+          <w:vertAlign w:val="superscript"/>
+        </w:rPr>
+        <w:t xml:space="preserve">-Ts</w:t>
       </w:r>
       <w:r>
         <w:rPr>
@@ -6101,7 +6230,18 @@
           <w:color w:val="305496"/>
           <w:sz w:val="22"/>
         </w:rPr>
-        <w:t xml:space="preserve">   (10)</w:t>
+        <w:t xml:space="preserve">)</w:t>
+      </w:r>
+      <w:r>
+        <w:rPr>
+          <w:rFonts w:ascii="Arial" w:hAnsi="Arial" w:cs="Arial"/>
+          <w:b/>
+          <w:i/>
+          <w:color w:val="305496"/>
+          <w:sz w:val="22"/>
+        </w:rPr>
+        <w:tab/>
+        <w:t xml:space="preserve">(10)</w:t>
       </w:r>
     </w:p>
     <w:p>
@@ -6681,8 +6821,11 @@
     </w:p>
     <w:p>
       <w:pPr>
+        <w:tabs>
+          <w:tab w:val="center" w:pos="4393"/>
+          <w:tab w:val="right" w:pos="8787"/>
+        </w:tabs>
         <w:spacing w:before="40" w:after="120"/>
-        <w:jc w:val="center"/>
       </w:pPr>
       <w:r>
         <w:rPr>
@@ -6692,7 +6835,7 @@
           <w:color w:val="305496"/>
           <w:sz w:val="22"/>
         </w:rPr>
-        <w:t xml:space="preserve">F(s) = 1 / [s·(1 + e</w:t>
+        <w:tab/>
       </w:r>
       <w:r>
         <w:rPr>
@@ -6701,9 +6844,8 @@
           <w:i/>
           <w:color w:val="305496"/>
           <w:sz w:val="22"/>
-          <w:vertAlign w:val="superscript"/>
-        </w:rPr>
-        <w:t xml:space="preserve">-s</w:t>
+        </w:rPr>
+        <w:t xml:space="preserve">F(s) = 1 / [s·(1 + e</w:t>
       </w:r>
       <w:r>
         <w:rPr>
@@ -6712,8 +6854,9 @@
           <w:i/>
           <w:color w:val="305496"/>
           <w:sz w:val="22"/>
-        </w:rPr>
-        <w:t xml:space="preserve">)]     [bentuk akhir setelah faktorisasi selisih kuadrat 1-e</w:t>
+          <w:vertAlign w:val="superscript"/>
+        </w:rPr>
+        <w:t xml:space="preserve">-s</w:t>
       </w:r>
       <w:r>
         <w:rPr>
@@ -6722,9 +6865,8 @@
           <w:i/>
           <w:color w:val="305496"/>
           <w:sz w:val="22"/>
-          <w:vertAlign w:val="superscript"/>
-        </w:rPr>
-        <w:t xml:space="preserve">-2s</w:t>
+        </w:rPr>
+        <w:t xml:space="preserve">)]     [bentuk akhir setelah faktorisasi selisih kuadrat 1-e</w:t>
       </w:r>
       <w:r>
         <w:rPr>
@@ -6733,8 +6875,9 @@
           <w:i/>
           <w:color w:val="305496"/>
           <w:sz w:val="22"/>
-        </w:rPr>
-        <w:t xml:space="preserve">]</w:t>
+          <w:vertAlign w:val="superscript"/>
+        </w:rPr>
+        <w:t xml:space="preserve">-2s</w:t>
       </w:r>
       <w:r>
         <w:rPr>
@@ -6744,7 +6887,18 @@
           <w:color w:val="305496"/>
           <w:sz w:val="22"/>
         </w:rPr>
-        <w:t xml:space="preserve">   (11)</w:t>
+        <w:t xml:space="preserve">]</w:t>
+      </w:r>
+      <w:r>
+        <w:rPr>
+          <w:rFonts w:ascii="Arial" w:hAnsi="Arial" w:cs="Arial"/>
+          <w:b/>
+          <w:i/>
+          <w:color w:val="305496"/>
+          <w:sz w:val="22"/>
+        </w:rPr>
+        <w:tab/>
+        <w:t xml:space="preserve">(11)</w:t>
       </w:r>
     </w:p>
     <w:p>
@@ -7721,8 +7875,11 @@
     </w:p>
     <w:p>
       <w:pPr>
+        <w:tabs>
+          <w:tab w:val="center" w:pos="4393"/>
+          <w:tab w:val="right" w:pos="8787"/>
+        </w:tabs>
         <w:spacing w:before="40" w:after="120"/>
-        <w:jc w:val="center"/>
       </w:pPr>
       <w:r>
         <w:rPr>
@@ -7732,7 +7889,7 @@
           <w:color w:val="305496"/>
           <w:sz w:val="22"/>
         </w:rPr>
-        <w:t xml:space="preserve">y(t) = (3/2)·[1 - e</w:t>
+        <w:tab/>
       </w:r>
       <w:r>
         <w:rPr>
@@ -7741,9 +7898,8 @@
           <w:i/>
           <w:color w:val="305496"/>
           <w:sz w:val="22"/>
-          <w:vertAlign w:val="superscript"/>
-        </w:rPr>
-        <w:t xml:space="preserve">-2(t-1)</w:t>
+        </w:rPr>
+        <w:t xml:space="preserve">y(t) = (3/2)·[1 - e</w:t>
       </w:r>
       <w:r>
         <w:rPr>
@@ -7752,8 +7908,9 @@
           <w:i/>
           <w:color w:val="305496"/>
           <w:sz w:val="22"/>
-        </w:rPr>
-        <w:t xml:space="preserve">]·H(t-1)</w:t>
+          <w:vertAlign w:val="superscript"/>
+        </w:rPr>
+        <w:t xml:space="preserve">-2(t-1)</w:t>
       </w:r>
       <w:r>
         <w:rPr>
@@ -7763,7 +7920,18 @@
           <w:color w:val="305496"/>
           <w:sz w:val="22"/>
         </w:rPr>
-        <w:t xml:space="preserve">   (12)</w:t>
+        <w:t xml:space="preserve">]·H(t-1)</w:t>
+      </w:r>
+      <w:r>
+        <w:rPr>
+          <w:rFonts w:ascii="Arial" w:hAnsi="Arial" w:cs="Arial"/>
+          <w:b/>
+          <w:i/>
+          <w:color w:val="305496"/>
+          <w:sz w:val="22"/>
+        </w:rPr>
+        <w:tab/>
+        <w:t xml:space="preserve">(12)</w:t>
       </w:r>
     </w:p>
     <w:p>
@@ -7977,8 +8145,11 @@
     </w:p>
     <w:p>
       <w:pPr>
+        <w:tabs>
+          <w:tab w:val="center" w:pos="4393"/>
+          <w:tab w:val="right" w:pos="8787"/>
+        </w:tabs>
         <w:spacing w:before="40" w:after="120"/>
-        <w:jc w:val="center"/>
       </w:pPr>
       <w:r>
         <w:rPr>
@@ -7988,7 +8159,7 @@
           <w:color w:val="305496"/>
           <w:sz w:val="22"/>
         </w:rPr>
-        <w:t xml:space="preserve">y(t) = (5/4)·(1-cos(2t)) - (5/4)·(1-cos(2(t-2)))·H(t-2)</w:t>
+        <w:tab/>
       </w:r>
       <w:r>
         <w:rPr>
@@ -7998,7 +8169,18 @@
           <w:color w:val="305496"/>
           <w:sz w:val="22"/>
         </w:rPr>
-        <w:t xml:space="preserve">   (13)</w:t>
+        <w:t xml:space="preserve">y(t) = (5/4)·(1-cos(2t)) - (5/4)·(1-cos(2(t-2)))·H(t-2)</w:t>
+      </w:r>
+      <w:r>
+        <w:rPr>
+          <w:rFonts w:ascii="Arial" w:hAnsi="Arial" w:cs="Arial"/>
+          <w:b/>
+          <w:i/>
+          <w:color w:val="305496"/>
+          <w:sz w:val="22"/>
+        </w:rPr>
+        <w:tab/>
+        <w:t xml:space="preserve">(13)</w:t>
       </w:r>
     </w:p>
     <w:p>
@@ -8874,8 +9056,11 @@
     </w:p>
     <w:p>
       <w:pPr>
+        <w:tabs>
+          <w:tab w:val="center" w:pos="4393"/>
+          <w:tab w:val="right" w:pos="8787"/>
+        </w:tabs>
         <w:spacing w:before="40" w:after="120"/>
-        <w:jc w:val="center"/>
       </w:pPr>
       <w:r>
         <w:rPr>
@@ -8885,7 +9070,7 @@
           <w:color w:val="305496"/>
           <w:sz w:val="22"/>
         </w:rPr>
-        <w:t xml:space="preserve">d(t) = 0,30·H(t) + 0,30·H(t-2) + 0,20·H(t-5)      </w:t>
+        <w:tab/>
       </w:r>
       <w:r>
         <w:rPr>
@@ -8895,7 +9080,7 @@
           <w:color w:val="305496"/>
           <w:sz w:val="22"/>
         </w:rPr>
-        <w:t xml:space="preserve">V</w:t>
+        <w:t xml:space="preserve">d(t) = 0,30·H(t) + 0,30·H(t-2) + 0,20·H(t-5)      </w:t>
       </w:r>
       <w:r>
         <w:rPr>
@@ -8904,9 +9089,8 @@
           <w:i/>
           <w:color w:val="305496"/>
           <w:sz w:val="22"/>
-          <w:vertAlign w:val="subscript"/>
-        </w:rPr>
-        <w:t xml:space="preserve">avg</w:t>
+        </w:rPr>
+        <w:t xml:space="preserve">V</w:t>
       </w:r>
       <w:r>
         <w:rPr>
@@ -8915,8 +9099,9 @@
           <w:i/>
           <w:color w:val="305496"/>
           <w:sz w:val="22"/>
-        </w:rPr>
-        <w:t xml:space="preserve">(t) = 12·d(t) = 3,6·H(t) + 3,6·H(t-2) + 2,4·H(t-5)</w:t>
+          <w:vertAlign w:val="subscript"/>
+        </w:rPr>
+        <w:t xml:space="preserve">avg</w:t>
       </w:r>
       <w:r>
         <w:rPr>
@@ -8926,7 +9111,18 @@
           <w:color w:val="305496"/>
           <w:sz w:val="22"/>
         </w:rPr>
-        <w:t xml:space="preserve">   (14)</w:t>
+        <w:t xml:space="preserve">(t) = 12·d(t) = 3,6·H(t) + 3,6·H(t-2) + 2,4·H(t-5)</w:t>
+      </w:r>
+      <w:r>
+        <w:rPr>
+          <w:rFonts w:ascii="Arial" w:hAnsi="Arial" w:cs="Arial"/>
+          <w:b/>
+          <w:i/>
+          <w:color w:val="305496"/>
+          <w:sz w:val="22"/>
+        </w:rPr>
+        <w:tab/>
+        <w:t xml:space="preserve">(14)</w:t>
       </w:r>
     </w:p>
     <w:p>

--- a/Engineering-Mathematics/Modul-Word/Modul-12-Fungsi-Tangga-Satuan-Heaviside.docx
+++ b/Engineering-Mathematics/Modul-Word/Modul-12-Fungsi-Tangga-Satuan-Heaviside.docx
@@ -2617,45 +2617,65 @@
     <w:p>
       <w:pPr>
         <w:pBdr>
-          <w:top w:val="single" w:sz="8" w:space="6" w:color="2E9E6B"/>
-          <w:left w:val="single" w:sz="8" w:space="6" w:color="2E9E6B"/>
-          <w:bottom w:val="single" w:sz="8" w:space="6" w:color="2E9E6B"/>
-          <w:right w:val="single" w:sz="8" w:space="6" w:color="2E9E6B"/>
+          <w:top w:val="single" w:sz="6" w:space="10" w:color="BFE3D0"/>
+          <w:left w:val="single" w:sz="24" w:space="12" w:color="1F7A55"/>
+          <w:bottom w:val="single" w:sz="6" w:space="10" w:color="BFE3D0"/>
+          <w:right w:val="single" w:sz="6" w:space="10" w:color="BFE3D0"/>
         </w:pBdr>
-        <w:shd w:val="clear" w:fill="EAF7F0"/>
-        <w:spacing w:before="80" w:after="240"/>
-      </w:pPr>
-      <w:r>
-        <w:rPr>
-          <w:rFonts w:ascii="Arial" w:hAnsi="Arial" w:cs="Arial"/>
-          <w:b/>
-          <w:i w:val="0"/>
-          <w:color w:val="1F3864"/>
-          <w:sz w:val="21"/>
-        </w:rPr>
-        <w:t xml:space="preserve">🔗 Modul Interaktif: </w:t>
+        <w:shd w:val="clear" w:fill="F1FAF5"/>
+        <w:spacing w:before="140" w:after="60" w:line="264" w:lineRule="auto"/>
+        <w:ind w:left="170" w:right="170"/>
+        <w:jc w:val="left"/>
+      </w:pPr>
+      <w:r>
+        <w:rPr>
+          <w:rFonts w:ascii="Arial" w:hAnsi="Arial" w:cs="Arial"/>
+          <w:b/>
+          <w:i w:val="0"/>
+          <w:color w:val="1F7A55"/>
+          <w:sz w:val="17"/>
+          <w:spacing w:val="30"/>
+        </w:rPr>
+        <w:t xml:space="preserve">🔗 MODUL INTERAKTIF</w:t>
+      </w:r>
+      <w:r>
+        <w:br/>
       </w:r>
       <w:hyperlink r:id="rId19">
         <w:r>
           <w:rPr>
             <w:rFonts w:ascii="Arial" w:hAnsi="Arial" w:cs="Arial"/>
-            <w:sz w:val="22"/>
+            <w:b/>
             <w:color w:val="0563C1"/>
+            <w:sz w:val="20"/>
             <w:u w:val="single"/>
-            <w:b/>
           </w:rPr>
           <w:t xml:space="preserve">https://dedik-romahadi.github.io/Mechanical-Engineering-Courses/Engineering-Mathematics/Modul/Modul-12.html</w:t>
         </w:r>
       </w:hyperlink>
-      <w:r>
-        <w:rPr>
-          <w:rFonts w:ascii="Arial" w:hAnsi="Arial" w:cs="Arial"/>
-          <w:b w:val="0"/>
-          <w:i w:val="0"/>
-          <w:color w:val="333333"/>
-          <w:sz w:val="20"/>
-        </w:rPr>
-        <w:t>. Pada layar masuk, pilih tombol “👁️ Mode Preview (Tanpa Login)” untuk melihat modul lengkap (animasi, kalkulator interaktif, editor kode Python langsung di browser) tanpa perlu akun. Soal pada Mode Preview bersifat tampilan saja; jawaban benar/salah dan poin tidak aktif.</w:t>
+    </w:p>
+    <w:p>
+      <w:pPr>
+        <w:pBdr>
+          <w:top w:val="single" w:sz="6" w:space="10" w:color="BFE3D0"/>
+          <w:left w:val="single" w:sz="24" w:space="12" w:color="1F7A55"/>
+          <w:bottom w:val="single" w:sz="6" w:space="10" w:color="BFE3D0"/>
+          <w:right w:val="single" w:sz="6" w:space="10" w:color="BFE3D0"/>
+        </w:pBdr>
+        <w:shd w:val="clear" w:fill="F1FAF5"/>
+        <w:spacing w:before="0" w:after="140" w:line="264" w:lineRule="auto"/>
+        <w:ind w:left="170" w:right="170"/>
+        <w:jc w:val="left"/>
+      </w:pPr>
+      <w:r>
+        <w:rPr>
+          <w:rFonts w:ascii="Arial" w:hAnsi="Arial" w:cs="Arial"/>
+          <w:b w:val="0"/>
+          <w:i w:val="0"/>
+          <w:color w:val="44525F"/>
+          <w:sz w:val="19"/>
+        </w:rPr>
+        <w:t xml:space="preserve">Pada layar masuk, pilih tombol “👁️ Mode Preview (Tanpa Login)” untuk melihat modul lengkap (animasi, kalkulator interaktif, editor kode Python langsung di browser) tanpa perlu akun. Soal pada Mode Preview bersifat tampilan saja; jawaban benar/salah dan poin tidak aktif.</w:t>
       </w:r>
     </w:p>
     <w:p>
